--- a/06运维服务能力管理计划、指标体系及相关报告（报告中至少包括近三个月以上的指标达成情况及趋势信息）/CYYH-ITSS-06-03 运维服务总体要求和服务目标（2025年）.docx
+++ b/06运维服务能力管理计划、指标体系及相关报告（报告中至少包括近三个月以上的指标达成情况及趋势信息）/CYYH-ITSS-06-03 运维服务总体要求和服务目标（2025年）.docx
@@ -1,7 +1,6 @@
 
 <file path=word/document.xml><?xml version="1.0" encoding="utf-8"?>
-<w:document xmlns:wpc="http://schemas.microsoft.com/office/word/2010/wordprocessingCanvas" xmlns:mc="http://schemas.openxmlformats.org/markup-compatibility/2006" xmlns:o="urn:schemas-microsoft-com:office:office" xmlns:r="http://schemas.openxmlformats.org/officeDocument/2006/relationships" xmlns:m="http://schemas.openxmlformats.org/officeDocument/2006/math" xmlns:v="urn:schemas-microsoft-com:vml" xmlns:wp14="http://schemas.microsoft.com/office/word/2010/wordprocessingDrawing" xmlns:wp="http://schemas.openxmlformats.org/drawingml/2006/wordprocessingDrawing" xmlns:w10="urn:schemas-microsoft-com:office:word" xmlns:w="http://schemas.openxmlformats.org/wordprocessingml/2006/main" xmlns:w14="http://schemas.microsoft.com/office/word/2010/wordml" xmlns:w15="http://schemas.microsoft.com/office/word/2012/wordml" xmlns:wne="http://schemas.microsoft.com/office/word/2006/wordml" xmlns:wpg="http://schemas.microsoft.com/office/word/2010/wordprocessingGroup" xmlns:wpi="http://schemas.microsoft.com/office/word/2010/wordprocessingInk" xmlns:wps="http://schemas.microsoft.com/office/word/2010/wordprocessingShape" mc:Ignorable="w14 w15 wp14">
-  <!-- Generated by Aspose.Words for .NET 13.3.0.1 -->
+<w:document xmlns:wpc="http://schemas.microsoft.com/office/word/2010/wordprocessingCanvas" xmlns:mc="http://schemas.openxmlformats.org/markup-compatibility/2006" xmlns:o="urn:schemas-microsoft-com:office:office" xmlns:r="http://schemas.openxmlformats.org/officeDocument/2006/relationships" xmlns:m="http://schemas.openxmlformats.org/officeDocument/2006/math" xmlns:v="urn:schemas-microsoft-com:vml" xmlns:wp14="http://schemas.microsoft.com/office/word/2010/wordprocessingDrawing" xmlns:wp="http://schemas.openxmlformats.org/drawingml/2006/wordprocessingDrawing" xmlns:w="http://schemas.openxmlformats.org/wordprocessingml/2006/main" xmlns:w14="http://schemas.microsoft.com/office/word/2010/wordml" xmlns:w10="urn:schemas-microsoft-com:office:word" xmlns:w15="http://schemas.microsoft.com/office/word/2012/wordml" xmlns:wpg="http://schemas.microsoft.com/office/word/2010/wordprocessingGroup" xmlns:wpi="http://schemas.microsoft.com/office/word/2010/wordprocessingInk" xmlns:wne="http://schemas.microsoft.com/office/word/2006/wordml" xmlns:wps="http://schemas.microsoft.com/office/word/2010/wordprocessingShape" xmlns:wpsCustomData="http://www.wps.cn/officeDocument/2013/wpsCustomData" mc:Ignorable="w14 w15 wp14">
   <w:body>
     <w:p>
       <w:pPr>
@@ -26,7 +25,7 @@
                     <pic:cNvPicPr/>
                   </pic:nvPicPr>
                   <pic:blipFill>
-                    <a:blip xmlns:r="http://schemas.openxmlformats.org/officeDocument/2006/relationships" r:embed="rId4"/>
+                    <a:blip r:embed="rId6"/>
                     <a:stretch>
                       <a:fillRect/>
                     </a:stretch>
@@ -49,43 +48,43 @@
     </w:p>
     <w:p>
       <w:pPr>
-        <w:pStyle w:val="BodyText"/>
+        <w:pStyle w:val="2"/>
         <w:spacing w:line="272" w:lineRule="auto"/>
       </w:pPr>
     </w:p>
     <w:p>
       <w:pPr>
-        <w:pStyle w:val="BodyText"/>
+        <w:pStyle w:val="2"/>
         <w:spacing w:line="272" w:lineRule="auto"/>
       </w:pPr>
     </w:p>
     <w:p>
       <w:pPr>
-        <w:pStyle w:val="BodyText"/>
+        <w:pStyle w:val="2"/>
         <w:spacing w:line="272" w:lineRule="auto"/>
       </w:pPr>
     </w:p>
     <w:p>
       <w:pPr>
-        <w:pStyle w:val="BodyText"/>
+        <w:pStyle w:val="2"/>
         <w:spacing w:line="272" w:lineRule="auto"/>
       </w:pPr>
     </w:p>
     <w:p>
       <w:pPr>
-        <w:pStyle w:val="BodyText"/>
+        <w:pStyle w:val="2"/>
         <w:spacing w:line="272" w:lineRule="auto"/>
       </w:pPr>
     </w:p>
     <w:p>
       <w:pPr>
-        <w:pStyle w:val="BodyText"/>
+        <w:pStyle w:val="2"/>
         <w:spacing w:line="273" w:lineRule="auto"/>
       </w:pPr>
     </w:p>
     <w:p>
       <w:pPr>
-        <w:pStyle w:val="BodyText"/>
+        <w:pStyle w:val="2"/>
         <w:spacing w:line="273" w:lineRule="auto"/>
       </w:pPr>
     </w:p>
@@ -95,14 +94,14 @@
         <w:ind w:left="1092"/>
         <w:outlineLvl w:val="0"/>
         <w:rPr>
-          <w:rFonts w:ascii="黑体" w:eastAsia="黑体" w:hAnsi="黑体" w:cs="黑体"/>
+          <w:rFonts w:ascii="黑体" w:hAnsi="黑体" w:eastAsia="黑体" w:cs="黑体"/>
           <w:sz w:val="43"/>
           <w:szCs w:val="43"/>
         </w:rPr>
       </w:pPr>
       <w:r>
         <w:rPr>
-          <w:rFonts w:ascii="黑体" w:eastAsia="黑体" w:hAnsi="黑体" w:cs="黑体"/>
+          <w:rFonts w:ascii="黑体" w:hAnsi="黑体" w:eastAsia="黑体" w:cs="黑体"/>
           <w:b/>
           <w:bCs/>
           <w:spacing w:val="6"/>
@@ -114,19 +113,19 @@
     </w:p>
     <w:p>
       <w:pPr>
-        <w:pStyle w:val="BodyText"/>
+        <w:pStyle w:val="2"/>
         <w:spacing w:line="314" w:lineRule="auto"/>
       </w:pPr>
     </w:p>
     <w:p>
       <w:pPr>
-        <w:pStyle w:val="BodyText"/>
+        <w:pStyle w:val="2"/>
         <w:spacing w:line="314" w:lineRule="auto"/>
       </w:pPr>
     </w:p>
     <w:p>
       <w:pPr>
-        <w:pStyle w:val="BodyText"/>
+        <w:pStyle w:val="2"/>
         <w:spacing w:line="315" w:lineRule="auto"/>
       </w:pPr>
     </w:p>
@@ -136,14 +135,14 @@
         <w:ind w:left="1322"/>
         <w:outlineLvl w:val="0"/>
         <w:rPr>
-          <w:rFonts w:ascii="黑体" w:eastAsia="黑体" w:hAnsi="黑体" w:cs="黑体"/>
+          <w:rFonts w:ascii="黑体" w:hAnsi="黑体" w:eastAsia="黑体" w:cs="黑体"/>
           <w:sz w:val="43"/>
           <w:szCs w:val="43"/>
         </w:rPr>
       </w:pPr>
       <w:r>
         <w:rPr>
-          <w:rFonts w:ascii="黑体" w:eastAsia="黑体" w:hAnsi="黑体" w:cs="黑体"/>
+          <w:rFonts w:ascii="黑体" w:hAnsi="黑体" w:eastAsia="黑体" w:cs="黑体"/>
           <w:b/>
           <w:bCs/>
           <w:spacing w:val="5"/>
@@ -155,57 +154,55 @@
     </w:p>
     <w:p>
       <w:pPr>
-        <w:pStyle w:val="BodyText"/>
+        <w:pStyle w:val="2"/>
         <w:spacing w:line="248" w:lineRule="auto"/>
       </w:pPr>
     </w:p>
     <w:p>
       <w:pPr>
-        <w:pStyle w:val="BodyText"/>
+        <w:pStyle w:val="2"/>
         <w:spacing w:line="248" w:lineRule="auto"/>
       </w:pPr>
     </w:p>
     <w:p>
       <w:pPr>
-        <w:pStyle w:val="BodyText"/>
+        <w:pStyle w:val="2"/>
         <w:spacing w:line="248" w:lineRule="auto"/>
       </w:pPr>
     </w:p>
     <w:p>
       <w:pPr>
-        <w:pStyle w:val="BodyText"/>
+        <w:pStyle w:val="2"/>
         <w:spacing w:line="248" w:lineRule="auto"/>
       </w:pPr>
     </w:p>
     <w:p>
       <w:pPr>
-        <w:pStyle w:val="BodyText"/>
-        <w:spacing w:line="248" w:lineRule="auto"/>
-      </w:pPr>
-      <w:bookmarkStart w:id="0" w:name="_GoBack"/>
-      <w:bookmarkEnd w:id="0"/>
-    </w:p>
-    <w:p>
-      <w:pPr>
-        <w:pStyle w:val="BodyText"/>
+        <w:pStyle w:val="2"/>
         <w:spacing w:line="248" w:lineRule="auto"/>
       </w:pPr>
     </w:p>
     <w:p>
       <w:pPr>
-        <w:pStyle w:val="BodyText"/>
+        <w:pStyle w:val="2"/>
         <w:spacing w:line="248" w:lineRule="auto"/>
       </w:pPr>
     </w:p>
     <w:p>
       <w:pPr>
-        <w:pStyle w:val="BodyText"/>
+        <w:pStyle w:val="2"/>
+        <w:spacing w:line="248" w:lineRule="auto"/>
+      </w:pPr>
+    </w:p>
+    <w:p>
+      <w:pPr>
+        <w:pStyle w:val="2"/>
         <w:spacing w:line="249" w:lineRule="auto"/>
       </w:pPr>
     </w:p>
     <w:p>
       <w:pPr>
-        <w:pStyle w:val="BodyText"/>
+        <w:pStyle w:val="2"/>
         <w:spacing w:line="249" w:lineRule="auto"/>
       </w:pPr>
     </w:p>
@@ -214,14 +211,14 @@
         <w:spacing w:before="98" w:line="221" w:lineRule="auto"/>
         <w:ind w:left="2876"/>
         <w:rPr>
-          <w:rFonts w:ascii="黑体" w:eastAsia="黑体" w:hAnsi="黑体" w:cs="黑体"/>
+          <w:rFonts w:ascii="黑体" w:hAnsi="黑体" w:eastAsia="黑体" w:cs="黑体"/>
           <w:sz w:val="30"/>
           <w:szCs w:val="30"/>
         </w:rPr>
       </w:pPr>
       <w:r>
         <w:rPr>
-          <w:rFonts w:ascii="黑体" w:eastAsia="黑体" w:hAnsi="黑体" w:cs="黑体"/>
+          <w:rFonts w:ascii="黑体" w:hAnsi="黑体" w:eastAsia="黑体" w:cs="黑体"/>
           <w:b/>
           <w:bCs/>
           <w:spacing w:val="-3"/>
@@ -232,7 +229,7 @@
       </w:r>
       <w:r>
         <w:rPr>
-          <w:rFonts w:ascii="黑体" w:eastAsia="黑体" w:hAnsi="黑体" w:cs="黑体"/>
+          <w:rFonts w:ascii="黑体" w:hAnsi="黑体" w:eastAsia="黑体" w:cs="黑体"/>
           <w:spacing w:val="-3"/>
           <w:sz w:val="30"/>
           <w:szCs w:val="30"/>
@@ -241,7 +238,7 @@
       </w:r>
       <w:r>
         <w:rPr>
-          <w:rFonts w:ascii="黑体" w:eastAsia="黑体" w:hAnsi="黑体" w:cs="黑体"/>
+          <w:rFonts w:ascii="黑体" w:hAnsi="黑体" w:eastAsia="黑体" w:cs="黑体"/>
           <w:b/>
           <w:bCs/>
           <w:spacing w:val="-3"/>
@@ -256,14 +253,14 @@
         <w:spacing w:before="224" w:line="222" w:lineRule="auto"/>
         <w:ind w:left="2871"/>
         <w:rPr>
-          <w:rFonts w:ascii="黑体" w:eastAsia="黑体" w:hAnsi="黑体" w:cs="黑体"/>
+          <w:rFonts w:ascii="黑体" w:hAnsi="黑体" w:eastAsia="黑体" w:cs="黑体"/>
           <w:sz w:val="30"/>
           <w:szCs w:val="30"/>
         </w:rPr>
       </w:pPr>
       <w:r>
         <w:rPr>
-          <w:rFonts w:ascii="黑体" w:eastAsia="黑体" w:hAnsi="黑体" w:cs="黑体"/>
+          <w:rFonts w:ascii="黑体" w:hAnsi="黑体" w:eastAsia="黑体" w:cs="黑体"/>
           <w:b/>
           <w:bCs/>
           <w:spacing w:val="-6"/>
@@ -274,7 +271,7 @@
       </w:r>
       <w:r>
         <w:rPr>
-          <w:rFonts w:ascii="黑体" w:eastAsia="黑体" w:hAnsi="黑体" w:cs="黑体"/>
+          <w:rFonts w:ascii="黑体" w:hAnsi="黑体" w:eastAsia="黑体" w:cs="黑体"/>
           <w:spacing w:val="-6"/>
           <w:sz w:val="30"/>
           <w:szCs w:val="30"/>
@@ -283,7 +280,7 @@
       </w:r>
       <w:r>
         <w:rPr>
-          <w:rFonts w:ascii="Microsoft JhengHei" w:eastAsia="Microsoft JhengHei" w:hAnsi="Microsoft JhengHei" w:cs="Microsoft JhengHei"/>
+          <w:rFonts w:ascii="Microsoft JhengHei" w:hAnsi="Microsoft JhengHei" w:eastAsia="Microsoft JhengHei" w:cs="Microsoft JhengHei"/>
           <w:b/>
           <w:bCs/>
           <w:spacing w:val="-6"/>
@@ -298,14 +295,14 @@
         <w:spacing w:before="105" w:line="223" w:lineRule="auto"/>
         <w:ind w:left="2876"/>
         <w:rPr>
-          <w:rFonts w:ascii="Microsoft JhengHei" w:eastAsia="Microsoft JhengHei" w:hAnsi="Microsoft JhengHei" w:cs="Microsoft JhengHei"/>
+          <w:rFonts w:ascii="Microsoft JhengHei" w:hAnsi="Microsoft JhengHei" w:eastAsia="Microsoft JhengHei" w:cs="Microsoft JhengHei"/>
           <w:sz w:val="30"/>
           <w:szCs w:val="30"/>
         </w:rPr>
       </w:pPr>
       <w:r>
         <w:rPr>
-          <w:rFonts w:ascii="黑体" w:eastAsia="黑体" w:hAnsi="黑体" w:cs="黑体"/>
+          <w:rFonts w:ascii="黑体" w:hAnsi="黑体" w:eastAsia="黑体" w:cs="黑体"/>
           <w:b/>
           <w:bCs/>
           <w:spacing w:val="-2"/>
@@ -316,7 +313,7 @@
       </w:r>
       <w:r>
         <w:rPr>
-          <w:rFonts w:ascii="Microsoft JhengHei" w:eastAsia="Microsoft JhengHei" w:hAnsi="Microsoft JhengHei" w:cs="Microsoft JhengHei"/>
+          <w:rFonts w:ascii="Microsoft JhengHei" w:hAnsi="Microsoft JhengHei" w:eastAsia="Microsoft JhengHei" w:cs="Microsoft JhengHei"/>
           <w:b/>
           <w:bCs/>
           <w:spacing w:val="-2"/>
@@ -331,14 +328,14 @@
         <w:spacing w:before="152" w:line="222" w:lineRule="auto"/>
         <w:ind w:left="2877"/>
         <w:rPr>
-          <w:rFonts w:ascii="黑体" w:eastAsia="黑体" w:hAnsi="黑体" w:cs="黑体"/>
+          <w:rFonts w:ascii="黑体" w:hAnsi="黑体" w:eastAsia="黑体" w:cs="黑体"/>
           <w:sz w:val="30"/>
           <w:szCs w:val="30"/>
         </w:rPr>
       </w:pPr>
       <w:r>
         <w:rPr>
-          <w:rFonts w:ascii="黑体" w:eastAsia="黑体" w:hAnsi="黑体" w:cs="黑体"/>
+          <w:rFonts w:ascii="黑体" w:hAnsi="黑体" w:eastAsia="黑体" w:cs="黑体"/>
           <w:b/>
           <w:bCs/>
           <w:spacing w:val="-4"/>
@@ -353,14 +350,14 @@
         <w:spacing w:before="268" w:line="222" w:lineRule="auto"/>
         <w:ind w:left="2877"/>
         <w:rPr>
-          <w:rFonts w:ascii="黑体" w:eastAsia="黑体" w:hAnsi="黑体" w:cs="黑体"/>
+          <w:rFonts w:ascii="黑体" w:hAnsi="黑体" w:eastAsia="黑体" w:cs="黑体"/>
           <w:sz w:val="30"/>
           <w:szCs w:val="30"/>
         </w:rPr>
       </w:pPr>
       <w:r>
         <w:rPr>
-          <w:rFonts w:ascii="黑体" w:eastAsia="黑体" w:hAnsi="黑体" w:cs="黑体"/>
+          <w:rFonts w:ascii="黑体" w:hAnsi="黑体" w:eastAsia="黑体" w:cs="黑体"/>
           <w:b/>
           <w:bCs/>
           <w:spacing w:val="-6"/>
@@ -375,14 +372,14 @@
         <w:spacing w:before="268" w:line="221" w:lineRule="auto"/>
         <w:ind w:left="2877"/>
         <w:rPr>
-          <w:rFonts w:ascii="黑体" w:eastAsia="黑体" w:hAnsi="黑体" w:cs="黑体"/>
+          <w:rFonts w:ascii="黑体" w:hAnsi="黑体" w:eastAsia="黑体" w:cs="黑体"/>
           <w:sz w:val="30"/>
           <w:szCs w:val="30"/>
         </w:rPr>
       </w:pPr>
       <w:r>
         <w:rPr>
-          <w:rFonts w:ascii="黑体" w:eastAsia="黑体" w:hAnsi="黑体" w:cs="黑体"/>
+          <w:rFonts w:ascii="黑体" w:hAnsi="黑体" w:eastAsia="黑体" w:cs="黑体"/>
           <w:b/>
           <w:bCs/>
           <w:spacing w:val="-6"/>
@@ -397,14 +394,14 @@
         <w:spacing w:before="304" w:line="222" w:lineRule="auto"/>
         <w:ind w:left="2871"/>
         <w:rPr>
-          <w:rFonts w:ascii="黑体" w:eastAsia="黑体" w:hAnsi="黑体" w:cs="黑体"/>
+          <w:rFonts w:ascii="黑体" w:hAnsi="黑体" w:eastAsia="黑体" w:cs="黑体"/>
           <w:sz w:val="30"/>
           <w:szCs w:val="30"/>
         </w:rPr>
       </w:pPr>
       <w:r>
         <w:rPr>
-          <w:rFonts w:ascii="黑体" w:eastAsia="黑体" w:hAnsi="黑体" w:cs="黑体"/>
+          <w:rFonts w:ascii="黑体" w:hAnsi="黑体" w:eastAsia="黑体" w:cs="黑体"/>
           <w:b/>
           <w:bCs/>
           <w:spacing w:val="-7"/>
@@ -415,7 +412,7 @@
       </w:r>
       <w:r>
         <w:rPr>
-          <w:rFonts w:ascii="Microsoft JhengHei" w:eastAsia="Microsoft JhengHei" w:hAnsi="Microsoft JhengHei" w:cs="Microsoft JhengHei"/>
+          <w:rFonts w:ascii="Microsoft JhengHei" w:hAnsi="Microsoft JhengHei" w:eastAsia="Microsoft JhengHei" w:cs="Microsoft JhengHei"/>
           <w:b/>
           <w:bCs/>
           <w:spacing w:val="-7"/>
@@ -430,14 +427,14 @@
       <w:pPr>
         <w:spacing w:line="222" w:lineRule="auto"/>
         <w:rPr>
-          <w:rFonts w:ascii="黑体" w:eastAsia="黑体" w:hAnsi="黑体" w:cs="黑体"/>
+          <w:rFonts w:ascii="黑体" w:hAnsi="黑体" w:eastAsia="黑体" w:cs="黑体"/>
           <w:sz w:val="30"/>
           <w:szCs w:val="30"/>
         </w:rPr>
         <w:sectPr>
           <w:pgSz w:w="11910" w:h="16840"/>
           <w:pgMar w:top="881" w:right="1786" w:bottom="0" w:left="1786" w:header="0" w:footer="0" w:gutter="0"/>
-          <w:cols w:num="1" w:space="720"/>
+          <w:cols w:space="720" w:num="1"/>
         </w:sectPr>
       </w:pPr>
     </w:p>
@@ -464,7 +461,7 @@
                     <pic:cNvPicPr/>
                   </pic:nvPicPr>
                   <pic:blipFill>
-                    <a:blip xmlns:r="http://schemas.openxmlformats.org/officeDocument/2006/relationships" r:embed="rId4"/>
+                    <a:blip r:embed="rId6"/>
                     <a:stretch>
                       <a:fillRect/>
                     </a:stretch>
@@ -491,14 +488,14 @@
         <w:ind w:left="3639"/>
         <w:outlineLvl w:val="1"/>
         <w:rPr>
-          <w:rFonts w:ascii="黑体" w:eastAsia="黑体" w:hAnsi="黑体" w:cs="黑体"/>
+          <w:rFonts w:ascii="黑体" w:hAnsi="黑体" w:eastAsia="黑体" w:cs="黑体"/>
           <w:sz w:val="30"/>
           <w:szCs w:val="30"/>
         </w:rPr>
       </w:pPr>
       <w:r>
         <w:rPr>
-          <w:rFonts w:ascii="黑体" w:eastAsia="黑体" w:hAnsi="黑体" w:cs="黑体"/>
+          <w:rFonts w:ascii="黑体" w:hAnsi="黑体" w:eastAsia="黑体" w:cs="黑体"/>
           <w:b/>
           <w:bCs/>
           <w:spacing w:val="-5"/>
@@ -515,16 +512,16 @@
     </w:p>
     <w:tbl>
       <w:tblPr>
-        <w:tblStyle w:val="TableNormal0"/>
+        <w:tblStyle w:val="5"/>
         <w:tblW w:w="8508" w:type="dxa"/>
         <w:tblInd w:w="2" w:type="dxa"/>
         <w:tblBorders>
-          <w:top w:val="single" w:sz="2" w:space="0" w:color="000000"/>
-          <w:left w:val="single" w:sz="2" w:space="0" w:color="000000"/>
-          <w:bottom w:val="single" w:sz="2" w:space="0" w:color="000000"/>
-          <w:right w:val="single" w:sz="2" w:space="0" w:color="000000"/>
-          <w:insideH w:val="single" w:sz="2" w:space="0" w:color="000000"/>
-          <w:insideV w:val="single" w:sz="2" w:space="0" w:color="000000"/>
+          <w:top w:val="single" w:color="000000" w:sz="2" w:space="0"/>
+          <w:left w:val="single" w:color="000000" w:sz="2" w:space="0"/>
+          <w:bottom w:val="single" w:color="000000" w:sz="2" w:space="0"/>
+          <w:right w:val="single" w:color="000000" w:sz="2" w:space="0"/>
+          <w:insideH w:val="single" w:color="000000" w:sz="2" w:space="0"/>
+          <w:insideV w:val="single" w:color="000000" w:sz="2" w:space="0"/>
         </w:tblBorders>
         <w:tblLayout w:type="fixed"/>
         <w:tblCellMar>
@@ -543,17 +540,14 @@
       </w:tblGrid>
       <w:tr>
         <w:tblPrEx>
-          <w:tblW w:w="8508" w:type="dxa"/>
-          <w:tblInd w:w="2" w:type="dxa"/>
           <w:tblBorders>
-            <w:top w:val="single" w:sz="2" w:space="0" w:color="000000"/>
-            <w:left w:val="single" w:sz="2" w:space="0" w:color="000000"/>
-            <w:bottom w:val="single" w:sz="2" w:space="0" w:color="000000"/>
-            <w:right w:val="single" w:sz="2" w:space="0" w:color="000000"/>
-            <w:insideH w:val="single" w:sz="2" w:space="0" w:color="000000"/>
-            <w:insideV w:val="single" w:sz="2" w:space="0" w:color="000000"/>
+            <w:top w:val="single" w:color="000000" w:sz="2" w:space="0"/>
+            <w:left w:val="single" w:color="000000" w:sz="2" w:space="0"/>
+            <w:bottom w:val="single" w:color="000000" w:sz="2" w:space="0"/>
+            <w:right w:val="single" w:color="000000" w:sz="2" w:space="0"/>
+            <w:insideH w:val="single" w:color="000000" w:sz="2" w:space="0"/>
+            <w:insideV w:val="single" w:color="000000" w:sz="2" w:space="0"/>
           </w:tblBorders>
-          <w:tblLayout w:type="fixed"/>
           <w:tblCellMar>
             <w:top w:w="0" w:type="dxa"/>
             <w:left w:w="0" w:type="dxa"/>
@@ -562,7 +556,7 @@
           </w:tblCellMar>
         </w:tblPrEx>
         <w:trPr>
-          <w:trHeight w:val="632"/>
+          <w:trHeight w:val="632" w:hRule="atLeast"/>
         </w:trPr>
         <w:tc>
           <w:tcPr>
@@ -573,14 +567,14 @@
               <w:spacing w:before="178" w:line="222" w:lineRule="auto"/>
               <w:ind w:left="282"/>
               <w:rPr>
-                <w:rFonts w:ascii="黑体" w:eastAsia="黑体" w:hAnsi="黑体" w:cs="黑体"/>
+                <w:rFonts w:ascii="黑体" w:hAnsi="黑体" w:eastAsia="黑体" w:cs="黑体"/>
                 <w:sz w:val="28"/>
                 <w:szCs w:val="28"/>
               </w:rPr>
             </w:pPr>
             <w:r>
               <w:rPr>
-                <w:rFonts w:ascii="黑体" w:eastAsia="黑体" w:hAnsi="黑体" w:cs="黑体"/>
+                <w:rFonts w:ascii="黑体" w:hAnsi="黑体" w:eastAsia="黑体" w:cs="黑体"/>
                 <w:spacing w:val="-4"/>
                 <w:sz w:val="28"/>
                 <w:szCs w:val="28"/>
@@ -598,14 +592,14 @@
               <w:spacing w:before="178" w:line="222" w:lineRule="auto"/>
               <w:ind w:left="421"/>
               <w:rPr>
-                <w:rFonts w:ascii="黑体" w:eastAsia="黑体" w:hAnsi="黑体" w:cs="黑体"/>
+                <w:rFonts w:ascii="黑体" w:hAnsi="黑体" w:eastAsia="黑体" w:cs="黑体"/>
                 <w:sz w:val="28"/>
                 <w:szCs w:val="28"/>
               </w:rPr>
             </w:pPr>
             <w:r>
               <w:rPr>
-                <w:rFonts w:ascii="黑体" w:eastAsia="黑体" w:hAnsi="黑体" w:cs="黑体"/>
+                <w:rFonts w:ascii="黑体" w:hAnsi="黑体" w:eastAsia="黑体" w:cs="黑体"/>
                 <w:spacing w:val="-3"/>
                 <w:sz w:val="28"/>
                 <w:szCs w:val="28"/>
@@ -623,14 +617,14 @@
               <w:spacing w:before="178" w:line="222" w:lineRule="auto"/>
               <w:ind w:left="486"/>
               <w:rPr>
-                <w:rFonts w:ascii="黑体" w:eastAsia="黑体" w:hAnsi="黑体" w:cs="黑体"/>
+                <w:rFonts w:ascii="黑体" w:hAnsi="黑体" w:eastAsia="黑体" w:cs="黑体"/>
                 <w:sz w:val="28"/>
                 <w:szCs w:val="28"/>
               </w:rPr>
             </w:pPr>
             <w:r>
               <w:rPr>
-                <w:rFonts w:ascii="黑体" w:eastAsia="黑体" w:hAnsi="黑体" w:cs="黑体"/>
+                <w:rFonts w:ascii="黑体" w:hAnsi="黑体" w:eastAsia="黑体" w:cs="黑体"/>
                 <w:spacing w:val="-3"/>
                 <w:sz w:val="28"/>
                 <w:szCs w:val="28"/>
@@ -648,14 +642,14 @@
               <w:spacing w:before="178" w:line="223" w:lineRule="auto"/>
               <w:ind w:left="496"/>
               <w:rPr>
-                <w:rFonts w:ascii="黑体" w:eastAsia="黑体" w:hAnsi="黑体" w:cs="黑体"/>
+                <w:rFonts w:ascii="黑体" w:hAnsi="黑体" w:eastAsia="黑体" w:cs="黑体"/>
                 <w:sz w:val="28"/>
                 <w:szCs w:val="28"/>
               </w:rPr>
             </w:pPr>
             <w:r>
               <w:rPr>
-                <w:rFonts w:ascii="黑体" w:eastAsia="黑体" w:hAnsi="黑体" w:cs="黑体"/>
+                <w:rFonts w:ascii="黑体" w:hAnsi="黑体" w:eastAsia="黑体" w:cs="黑体"/>
                 <w:spacing w:val="-6"/>
                 <w:sz w:val="28"/>
                 <w:szCs w:val="28"/>
@@ -673,14 +667,14 @@
               <w:spacing w:before="177" w:line="222" w:lineRule="auto"/>
               <w:ind w:left="385"/>
               <w:rPr>
-                <w:rFonts w:ascii="黑体" w:eastAsia="黑体" w:hAnsi="黑体" w:cs="黑体"/>
+                <w:rFonts w:ascii="黑体" w:hAnsi="黑体" w:eastAsia="黑体" w:cs="黑体"/>
                 <w:sz w:val="28"/>
                 <w:szCs w:val="28"/>
               </w:rPr>
             </w:pPr>
             <w:r>
               <w:rPr>
-                <w:rFonts w:ascii="黑体" w:eastAsia="黑体" w:hAnsi="黑体" w:cs="黑体"/>
+                <w:rFonts w:ascii="黑体" w:hAnsi="黑体" w:eastAsia="黑体" w:cs="黑体"/>
                 <w:spacing w:val="-2"/>
                 <w:sz w:val="28"/>
                 <w:szCs w:val="28"/>
@@ -692,9 +686,14 @@
       </w:tr>
       <w:tr>
         <w:tblPrEx>
-          <w:tblW w:w="8508" w:type="dxa"/>
-          <w:tblInd w:w="2" w:type="dxa"/>
-          <w:tblLayout w:type="fixed"/>
+          <w:tblBorders>
+            <w:top w:val="single" w:color="000000" w:sz="2" w:space="0"/>
+            <w:left w:val="single" w:color="000000" w:sz="2" w:space="0"/>
+            <w:bottom w:val="single" w:color="000000" w:sz="2" w:space="0"/>
+            <w:right w:val="single" w:color="000000" w:sz="2" w:space="0"/>
+            <w:insideH w:val="single" w:color="000000" w:sz="2" w:space="0"/>
+            <w:insideV w:val="single" w:color="000000" w:sz="2" w:space="0"/>
+          </w:tblBorders>
           <w:tblCellMar>
             <w:top w:w="0" w:type="dxa"/>
             <w:left w:w="0" w:type="dxa"/>
@@ -703,7 +702,7 @@
           </w:tblCellMar>
         </w:tblPrEx>
         <w:trPr>
-          <w:trHeight w:val="865"/>
+          <w:trHeight w:val="865" w:hRule="atLeast"/>
         </w:trPr>
         <w:tc>
           <w:tcPr>
@@ -714,14 +713,14 @@
               <w:spacing w:before="177" w:line="241" w:lineRule="auto"/>
               <w:ind w:left="364"/>
               <w:rPr>
-                <w:rFonts w:ascii="黑体" w:eastAsia="黑体" w:hAnsi="黑体" w:cs="黑体"/>
+                <w:rFonts w:ascii="黑体" w:hAnsi="黑体" w:eastAsia="黑体" w:cs="黑体"/>
                 <w:sz w:val="28"/>
                 <w:szCs w:val="28"/>
               </w:rPr>
             </w:pPr>
             <w:r>
               <w:rPr>
-                <w:rFonts w:ascii="黑体" w:eastAsia="黑体" w:hAnsi="黑体" w:cs="黑体"/>
+                <w:rFonts w:ascii="黑体" w:hAnsi="黑体" w:eastAsia="黑体" w:cs="黑体"/>
                 <w:spacing w:val="-1"/>
                 <w:sz w:val="28"/>
                 <w:szCs w:val="28"/>
@@ -739,14 +738,14 @@
               <w:spacing w:before="178" w:line="223" w:lineRule="auto"/>
               <w:ind w:left="559" w:right="26" w:hanging="420"/>
               <w:rPr>
-                <w:rFonts w:ascii="黑体" w:eastAsia="黑体" w:hAnsi="黑体" w:cs="黑体"/>
+                <w:rFonts w:ascii="黑体" w:hAnsi="黑体" w:eastAsia="黑体" w:cs="黑体"/>
                 <w:sz w:val="28"/>
                 <w:szCs w:val="28"/>
               </w:rPr>
             </w:pPr>
             <w:r>
               <w:rPr>
-                <w:rFonts w:ascii="黑体" w:eastAsia="黑体" w:hAnsi="黑体" w:cs="黑体"/>
+                <w:rFonts w:ascii="黑体" w:hAnsi="黑体" w:eastAsia="黑体" w:cs="黑体"/>
                 <w:spacing w:val="-2"/>
                 <w:sz w:val="28"/>
                 <w:szCs w:val="28"/>
@@ -755,7 +754,7 @@
             </w:r>
             <w:r>
               <w:rPr>
-                <w:rFonts w:ascii="黑体" w:eastAsia="黑体" w:hAnsi="黑体" w:cs="黑体"/>
+                <w:rFonts w:ascii="黑体" w:hAnsi="黑体" w:eastAsia="黑体" w:cs="黑体"/>
                 <w:spacing w:val="-3"/>
                 <w:sz w:val="28"/>
                 <w:szCs w:val="28"/>
@@ -773,14 +772,14 @@
               <w:spacing w:before="177" w:line="223" w:lineRule="auto"/>
               <w:ind w:left="444"/>
               <w:rPr>
-                <w:rFonts w:ascii="黑体" w:eastAsia="黑体" w:hAnsi="黑体" w:cs="黑体"/>
+                <w:rFonts w:ascii="黑体" w:hAnsi="黑体" w:eastAsia="黑体" w:cs="黑体"/>
                 <w:sz w:val="28"/>
                 <w:szCs w:val="28"/>
               </w:rPr>
             </w:pPr>
             <w:r>
               <w:rPr>
-                <w:rFonts w:ascii="黑体" w:eastAsia="黑体" w:hAnsi="黑体" w:cs="黑体"/>
+                <w:rFonts w:ascii="黑体" w:hAnsi="黑体" w:eastAsia="黑体" w:cs="黑体"/>
                 <w:spacing w:val="-7"/>
                 <w:sz w:val="28"/>
                 <w:szCs w:val="28"/>
@@ -798,14 +797,14 @@
               <w:spacing w:before="177" w:line="222" w:lineRule="auto"/>
               <w:ind w:left="442"/>
               <w:rPr>
-                <w:rFonts w:ascii="黑体" w:eastAsia="黑体" w:hAnsi="黑体" w:cs="黑体"/>
+                <w:rFonts w:ascii="黑体" w:hAnsi="黑体" w:eastAsia="黑体" w:cs="黑体"/>
                 <w:sz w:val="28"/>
                 <w:szCs w:val="28"/>
               </w:rPr>
             </w:pPr>
             <w:r>
               <w:rPr>
-                <w:rFonts w:ascii="黑体" w:eastAsia="黑体" w:hAnsi="黑体" w:cs="黑体"/>
+                <w:rFonts w:ascii="黑体" w:hAnsi="黑体" w:eastAsia="黑体" w:cs="黑体"/>
                 <w:spacing w:val="-5"/>
                 <w:sz w:val="28"/>
                 <w:szCs w:val="28"/>
@@ -823,14 +822,14 @@
               <w:spacing w:before="177" w:line="241" w:lineRule="auto"/>
               <w:ind w:left="385"/>
               <w:rPr>
-                <w:rFonts w:ascii="黑体" w:eastAsia="黑体" w:hAnsi="黑体" w:cs="黑体"/>
+                <w:rFonts w:ascii="黑体" w:hAnsi="黑体" w:eastAsia="黑体" w:cs="黑体"/>
                 <w:sz w:val="28"/>
                 <w:szCs w:val="28"/>
               </w:rPr>
             </w:pPr>
             <w:r>
               <w:rPr>
-                <w:rFonts w:ascii="黑体" w:eastAsia="黑体" w:hAnsi="黑体" w:cs="黑体"/>
+                <w:rFonts w:ascii="黑体" w:hAnsi="黑体" w:eastAsia="黑体" w:cs="黑体"/>
                 <w:spacing w:val="-1"/>
                 <w:sz w:val="28"/>
                 <w:szCs w:val="28"/>
@@ -842,9 +841,14 @@
       </w:tr>
       <w:tr>
         <w:tblPrEx>
-          <w:tblW w:w="8508" w:type="dxa"/>
-          <w:tblInd w:w="2" w:type="dxa"/>
-          <w:tblLayout w:type="fixed"/>
+          <w:tblBorders>
+            <w:top w:val="single" w:color="000000" w:sz="2" w:space="0"/>
+            <w:left w:val="single" w:color="000000" w:sz="2" w:space="0"/>
+            <w:bottom w:val="single" w:color="000000" w:sz="2" w:space="0"/>
+            <w:right w:val="single" w:color="000000" w:sz="2" w:space="0"/>
+            <w:insideH w:val="single" w:color="000000" w:sz="2" w:space="0"/>
+            <w:insideV w:val="single" w:color="000000" w:sz="2" w:space="0"/>
+          </w:tblBorders>
           <w:tblCellMar>
             <w:top w:w="0" w:type="dxa"/>
             <w:left w:w="0" w:type="dxa"/>
@@ -853,7 +857,7 @@
           </w:tblCellMar>
         </w:tblPrEx>
         <w:trPr>
-          <w:trHeight w:val="628"/>
+          <w:trHeight w:val="628" w:hRule="atLeast"/>
         </w:trPr>
         <w:tc>
           <w:tcPr>
@@ -861,7 +865,7 @@
           </w:tcPr>
           <w:p>
             <w:pPr>
-              <w:pStyle w:val="TableText"/>
+              <w:pStyle w:val="6"/>
             </w:pPr>
           </w:p>
         </w:tc>
@@ -871,7 +875,7 @@
           </w:tcPr>
           <w:p>
             <w:pPr>
-              <w:pStyle w:val="TableText"/>
+              <w:pStyle w:val="6"/>
             </w:pPr>
           </w:p>
         </w:tc>
@@ -881,7 +885,7 @@
           </w:tcPr>
           <w:p>
             <w:pPr>
-              <w:pStyle w:val="TableText"/>
+              <w:pStyle w:val="6"/>
             </w:pPr>
           </w:p>
         </w:tc>
@@ -891,7 +895,7 @@
           </w:tcPr>
           <w:p>
             <w:pPr>
-              <w:pStyle w:val="TableText"/>
+              <w:pStyle w:val="6"/>
             </w:pPr>
           </w:p>
         </w:tc>
@@ -901,16 +905,21 @@
           </w:tcPr>
           <w:p>
             <w:pPr>
-              <w:pStyle w:val="TableText"/>
+              <w:pStyle w:val="6"/>
             </w:pPr>
           </w:p>
         </w:tc>
       </w:tr>
       <w:tr>
         <w:tblPrEx>
-          <w:tblW w:w="8508" w:type="dxa"/>
-          <w:tblInd w:w="2" w:type="dxa"/>
-          <w:tblLayout w:type="fixed"/>
+          <w:tblBorders>
+            <w:top w:val="single" w:color="000000" w:sz="2" w:space="0"/>
+            <w:left w:val="single" w:color="000000" w:sz="2" w:space="0"/>
+            <w:bottom w:val="single" w:color="000000" w:sz="2" w:space="0"/>
+            <w:right w:val="single" w:color="000000" w:sz="2" w:space="0"/>
+            <w:insideH w:val="single" w:color="000000" w:sz="2" w:space="0"/>
+            <w:insideV w:val="single" w:color="000000" w:sz="2" w:space="0"/>
+          </w:tblBorders>
           <w:tblCellMar>
             <w:top w:w="0" w:type="dxa"/>
             <w:left w:w="0" w:type="dxa"/>
@@ -919,7 +928,7 @@
           </w:tblCellMar>
         </w:tblPrEx>
         <w:trPr>
-          <w:trHeight w:val="628"/>
+          <w:trHeight w:val="628" w:hRule="atLeast"/>
         </w:trPr>
         <w:tc>
           <w:tcPr>
@@ -927,7 +936,7 @@
           </w:tcPr>
           <w:p>
             <w:pPr>
-              <w:pStyle w:val="TableText"/>
+              <w:pStyle w:val="6"/>
             </w:pPr>
           </w:p>
         </w:tc>
@@ -937,7 +946,7 @@
           </w:tcPr>
           <w:p>
             <w:pPr>
-              <w:pStyle w:val="TableText"/>
+              <w:pStyle w:val="6"/>
             </w:pPr>
           </w:p>
         </w:tc>
@@ -947,7 +956,7 @@
           </w:tcPr>
           <w:p>
             <w:pPr>
-              <w:pStyle w:val="TableText"/>
+              <w:pStyle w:val="6"/>
             </w:pPr>
           </w:p>
         </w:tc>
@@ -957,7 +966,7 @@
           </w:tcPr>
           <w:p>
             <w:pPr>
-              <w:pStyle w:val="TableText"/>
+              <w:pStyle w:val="6"/>
             </w:pPr>
           </w:p>
         </w:tc>
@@ -967,16 +976,21 @@
           </w:tcPr>
           <w:p>
             <w:pPr>
-              <w:pStyle w:val="TableText"/>
+              <w:pStyle w:val="6"/>
             </w:pPr>
           </w:p>
         </w:tc>
       </w:tr>
       <w:tr>
         <w:tblPrEx>
-          <w:tblW w:w="8508" w:type="dxa"/>
-          <w:tblInd w:w="2" w:type="dxa"/>
-          <w:tblLayout w:type="fixed"/>
+          <w:tblBorders>
+            <w:top w:val="single" w:color="000000" w:sz="2" w:space="0"/>
+            <w:left w:val="single" w:color="000000" w:sz="2" w:space="0"/>
+            <w:bottom w:val="single" w:color="000000" w:sz="2" w:space="0"/>
+            <w:right w:val="single" w:color="000000" w:sz="2" w:space="0"/>
+            <w:insideH w:val="single" w:color="000000" w:sz="2" w:space="0"/>
+            <w:insideV w:val="single" w:color="000000" w:sz="2" w:space="0"/>
+          </w:tblBorders>
           <w:tblCellMar>
             <w:top w:w="0" w:type="dxa"/>
             <w:left w:w="0" w:type="dxa"/>
@@ -985,7 +999,7 @@
           </w:tblCellMar>
         </w:tblPrEx>
         <w:trPr>
-          <w:trHeight w:val="628"/>
+          <w:trHeight w:val="628" w:hRule="atLeast"/>
         </w:trPr>
         <w:tc>
           <w:tcPr>
@@ -993,7 +1007,7 @@
           </w:tcPr>
           <w:p>
             <w:pPr>
-              <w:pStyle w:val="TableText"/>
+              <w:pStyle w:val="6"/>
             </w:pPr>
           </w:p>
         </w:tc>
@@ -1003,7 +1017,7 @@
           </w:tcPr>
           <w:p>
             <w:pPr>
-              <w:pStyle w:val="TableText"/>
+              <w:pStyle w:val="6"/>
             </w:pPr>
           </w:p>
         </w:tc>
@@ -1013,7 +1027,7 @@
           </w:tcPr>
           <w:p>
             <w:pPr>
-              <w:pStyle w:val="TableText"/>
+              <w:pStyle w:val="6"/>
             </w:pPr>
           </w:p>
         </w:tc>
@@ -1023,7 +1037,7 @@
           </w:tcPr>
           <w:p>
             <w:pPr>
-              <w:pStyle w:val="TableText"/>
+              <w:pStyle w:val="6"/>
             </w:pPr>
           </w:p>
         </w:tc>
@@ -1033,16 +1047,21 @@
           </w:tcPr>
           <w:p>
             <w:pPr>
-              <w:pStyle w:val="TableText"/>
+              <w:pStyle w:val="6"/>
             </w:pPr>
           </w:p>
         </w:tc>
       </w:tr>
       <w:tr>
         <w:tblPrEx>
-          <w:tblW w:w="8508" w:type="dxa"/>
-          <w:tblInd w:w="2" w:type="dxa"/>
-          <w:tblLayout w:type="fixed"/>
+          <w:tblBorders>
+            <w:top w:val="single" w:color="000000" w:sz="2" w:space="0"/>
+            <w:left w:val="single" w:color="000000" w:sz="2" w:space="0"/>
+            <w:bottom w:val="single" w:color="000000" w:sz="2" w:space="0"/>
+            <w:right w:val="single" w:color="000000" w:sz="2" w:space="0"/>
+            <w:insideH w:val="single" w:color="000000" w:sz="2" w:space="0"/>
+            <w:insideV w:val="single" w:color="000000" w:sz="2" w:space="0"/>
+          </w:tblBorders>
           <w:tblCellMar>
             <w:top w:w="0" w:type="dxa"/>
             <w:left w:w="0" w:type="dxa"/>
@@ -1051,7 +1070,7 @@
           </w:tblCellMar>
         </w:tblPrEx>
         <w:trPr>
-          <w:trHeight w:val="628"/>
+          <w:trHeight w:val="628" w:hRule="atLeast"/>
         </w:trPr>
         <w:tc>
           <w:tcPr>
@@ -1059,7 +1078,7 @@
           </w:tcPr>
           <w:p>
             <w:pPr>
-              <w:pStyle w:val="TableText"/>
+              <w:pStyle w:val="6"/>
             </w:pPr>
           </w:p>
         </w:tc>
@@ -1069,7 +1088,7 @@
           </w:tcPr>
           <w:p>
             <w:pPr>
-              <w:pStyle w:val="TableText"/>
+              <w:pStyle w:val="6"/>
             </w:pPr>
           </w:p>
         </w:tc>
@@ -1079,7 +1098,7 @@
           </w:tcPr>
           <w:p>
             <w:pPr>
-              <w:pStyle w:val="TableText"/>
+              <w:pStyle w:val="6"/>
             </w:pPr>
           </w:p>
         </w:tc>
@@ -1089,7 +1108,7 @@
           </w:tcPr>
           <w:p>
             <w:pPr>
-              <w:pStyle w:val="TableText"/>
+              <w:pStyle w:val="6"/>
             </w:pPr>
           </w:p>
         </w:tc>
@@ -1099,16 +1118,21 @@
           </w:tcPr>
           <w:p>
             <w:pPr>
-              <w:pStyle w:val="TableText"/>
+              <w:pStyle w:val="6"/>
             </w:pPr>
           </w:p>
         </w:tc>
       </w:tr>
       <w:tr>
         <w:tblPrEx>
-          <w:tblW w:w="8508" w:type="dxa"/>
-          <w:tblInd w:w="2" w:type="dxa"/>
-          <w:tblLayout w:type="fixed"/>
+          <w:tblBorders>
+            <w:top w:val="single" w:color="000000" w:sz="2" w:space="0"/>
+            <w:left w:val="single" w:color="000000" w:sz="2" w:space="0"/>
+            <w:bottom w:val="single" w:color="000000" w:sz="2" w:space="0"/>
+            <w:right w:val="single" w:color="000000" w:sz="2" w:space="0"/>
+            <w:insideH w:val="single" w:color="000000" w:sz="2" w:space="0"/>
+            <w:insideV w:val="single" w:color="000000" w:sz="2" w:space="0"/>
+          </w:tblBorders>
           <w:tblCellMar>
             <w:top w:w="0" w:type="dxa"/>
             <w:left w:w="0" w:type="dxa"/>
@@ -1117,7 +1141,7 @@
           </w:tblCellMar>
         </w:tblPrEx>
         <w:trPr>
-          <w:trHeight w:val="627"/>
+          <w:trHeight w:val="627" w:hRule="atLeast"/>
         </w:trPr>
         <w:tc>
           <w:tcPr>
@@ -1125,7 +1149,7 @@
           </w:tcPr>
           <w:p>
             <w:pPr>
-              <w:pStyle w:val="TableText"/>
+              <w:pStyle w:val="6"/>
             </w:pPr>
           </w:p>
         </w:tc>
@@ -1135,7 +1159,7 @@
           </w:tcPr>
           <w:p>
             <w:pPr>
-              <w:pStyle w:val="TableText"/>
+              <w:pStyle w:val="6"/>
             </w:pPr>
           </w:p>
         </w:tc>
@@ -1145,7 +1169,7 @@
           </w:tcPr>
           <w:p>
             <w:pPr>
-              <w:pStyle w:val="TableText"/>
+              <w:pStyle w:val="6"/>
             </w:pPr>
           </w:p>
         </w:tc>
@@ -1155,7 +1179,7 @@
           </w:tcPr>
           <w:p>
             <w:pPr>
-              <w:pStyle w:val="TableText"/>
+              <w:pStyle w:val="6"/>
             </w:pPr>
           </w:p>
         </w:tc>
@@ -1165,16 +1189,21 @@
           </w:tcPr>
           <w:p>
             <w:pPr>
-              <w:pStyle w:val="TableText"/>
+              <w:pStyle w:val="6"/>
             </w:pPr>
           </w:p>
         </w:tc>
       </w:tr>
       <w:tr>
         <w:tblPrEx>
-          <w:tblW w:w="8508" w:type="dxa"/>
-          <w:tblInd w:w="2" w:type="dxa"/>
-          <w:tblLayout w:type="fixed"/>
+          <w:tblBorders>
+            <w:top w:val="single" w:color="000000" w:sz="2" w:space="0"/>
+            <w:left w:val="single" w:color="000000" w:sz="2" w:space="0"/>
+            <w:bottom w:val="single" w:color="000000" w:sz="2" w:space="0"/>
+            <w:right w:val="single" w:color="000000" w:sz="2" w:space="0"/>
+            <w:insideH w:val="single" w:color="000000" w:sz="2" w:space="0"/>
+            <w:insideV w:val="single" w:color="000000" w:sz="2" w:space="0"/>
+          </w:tblBorders>
           <w:tblCellMar>
             <w:top w:w="0" w:type="dxa"/>
             <w:left w:w="0" w:type="dxa"/>
@@ -1183,7 +1212,7 @@
           </w:tblCellMar>
         </w:tblPrEx>
         <w:trPr>
-          <w:trHeight w:val="629"/>
+          <w:trHeight w:val="629" w:hRule="atLeast"/>
         </w:trPr>
         <w:tc>
           <w:tcPr>
@@ -1191,7 +1220,7 @@
           </w:tcPr>
           <w:p>
             <w:pPr>
-              <w:pStyle w:val="TableText"/>
+              <w:pStyle w:val="6"/>
             </w:pPr>
           </w:p>
         </w:tc>
@@ -1201,7 +1230,7 @@
           </w:tcPr>
           <w:p>
             <w:pPr>
-              <w:pStyle w:val="TableText"/>
+              <w:pStyle w:val="6"/>
             </w:pPr>
           </w:p>
         </w:tc>
@@ -1211,7 +1240,7 @@
           </w:tcPr>
           <w:p>
             <w:pPr>
-              <w:pStyle w:val="TableText"/>
+              <w:pStyle w:val="6"/>
             </w:pPr>
           </w:p>
         </w:tc>
@@ -1221,7 +1250,7 @@
           </w:tcPr>
           <w:p>
             <w:pPr>
-              <w:pStyle w:val="TableText"/>
+              <w:pStyle w:val="6"/>
             </w:pPr>
           </w:p>
         </w:tc>
@@ -1231,16 +1260,21 @@
           </w:tcPr>
           <w:p>
             <w:pPr>
-              <w:pStyle w:val="TableText"/>
+              <w:pStyle w:val="6"/>
             </w:pPr>
           </w:p>
         </w:tc>
       </w:tr>
       <w:tr>
         <w:tblPrEx>
-          <w:tblW w:w="8508" w:type="dxa"/>
-          <w:tblInd w:w="2" w:type="dxa"/>
-          <w:tblLayout w:type="fixed"/>
+          <w:tblBorders>
+            <w:top w:val="single" w:color="000000" w:sz="2" w:space="0"/>
+            <w:left w:val="single" w:color="000000" w:sz="2" w:space="0"/>
+            <w:bottom w:val="single" w:color="000000" w:sz="2" w:space="0"/>
+            <w:right w:val="single" w:color="000000" w:sz="2" w:space="0"/>
+            <w:insideH w:val="single" w:color="000000" w:sz="2" w:space="0"/>
+            <w:insideV w:val="single" w:color="000000" w:sz="2" w:space="0"/>
+          </w:tblBorders>
           <w:tblCellMar>
             <w:top w:w="0" w:type="dxa"/>
             <w:left w:w="0" w:type="dxa"/>
@@ -1249,7 +1283,7 @@
           </w:tblCellMar>
         </w:tblPrEx>
         <w:trPr>
-          <w:trHeight w:val="627"/>
+          <w:trHeight w:val="627" w:hRule="atLeast"/>
         </w:trPr>
         <w:tc>
           <w:tcPr>
@@ -1257,7 +1291,7 @@
           </w:tcPr>
           <w:p>
             <w:pPr>
-              <w:pStyle w:val="TableText"/>
+              <w:pStyle w:val="6"/>
             </w:pPr>
           </w:p>
         </w:tc>
@@ -1267,7 +1301,7 @@
           </w:tcPr>
           <w:p>
             <w:pPr>
-              <w:pStyle w:val="TableText"/>
+              <w:pStyle w:val="6"/>
             </w:pPr>
           </w:p>
         </w:tc>
@@ -1277,7 +1311,7 @@
           </w:tcPr>
           <w:p>
             <w:pPr>
-              <w:pStyle w:val="TableText"/>
+              <w:pStyle w:val="6"/>
             </w:pPr>
           </w:p>
         </w:tc>
@@ -1287,7 +1321,7 @@
           </w:tcPr>
           <w:p>
             <w:pPr>
-              <w:pStyle w:val="TableText"/>
+              <w:pStyle w:val="6"/>
             </w:pPr>
           </w:p>
         </w:tc>
@@ -1297,16 +1331,21 @@
           </w:tcPr>
           <w:p>
             <w:pPr>
-              <w:pStyle w:val="TableText"/>
+              <w:pStyle w:val="6"/>
             </w:pPr>
           </w:p>
         </w:tc>
       </w:tr>
       <w:tr>
         <w:tblPrEx>
-          <w:tblW w:w="8508" w:type="dxa"/>
-          <w:tblInd w:w="2" w:type="dxa"/>
-          <w:tblLayout w:type="fixed"/>
+          <w:tblBorders>
+            <w:top w:val="single" w:color="000000" w:sz="2" w:space="0"/>
+            <w:left w:val="single" w:color="000000" w:sz="2" w:space="0"/>
+            <w:bottom w:val="single" w:color="000000" w:sz="2" w:space="0"/>
+            <w:right w:val="single" w:color="000000" w:sz="2" w:space="0"/>
+            <w:insideH w:val="single" w:color="000000" w:sz="2" w:space="0"/>
+            <w:insideV w:val="single" w:color="000000" w:sz="2" w:space="0"/>
+          </w:tblBorders>
           <w:tblCellMar>
             <w:top w:w="0" w:type="dxa"/>
             <w:left w:w="0" w:type="dxa"/>
@@ -1315,7 +1354,7 @@
           </w:tblCellMar>
         </w:tblPrEx>
         <w:trPr>
-          <w:trHeight w:val="632"/>
+          <w:trHeight w:val="632" w:hRule="atLeast"/>
         </w:trPr>
         <w:tc>
           <w:tcPr>
@@ -1323,7 +1362,7 @@
           </w:tcPr>
           <w:p>
             <w:pPr>
-              <w:pStyle w:val="TableText"/>
+              <w:pStyle w:val="6"/>
             </w:pPr>
           </w:p>
         </w:tc>
@@ -1333,7 +1372,7 @@
           </w:tcPr>
           <w:p>
             <w:pPr>
-              <w:pStyle w:val="TableText"/>
+              <w:pStyle w:val="6"/>
             </w:pPr>
           </w:p>
         </w:tc>
@@ -1343,7 +1382,7 @@
           </w:tcPr>
           <w:p>
             <w:pPr>
-              <w:pStyle w:val="TableText"/>
+              <w:pStyle w:val="6"/>
             </w:pPr>
           </w:p>
         </w:tc>
@@ -1353,7 +1392,7 @@
           </w:tcPr>
           <w:p>
             <w:pPr>
-              <w:pStyle w:val="TableText"/>
+              <w:pStyle w:val="6"/>
             </w:pPr>
           </w:p>
         </w:tc>
@@ -1363,7 +1402,7 @@
           </w:tcPr>
           <w:p>
             <w:pPr>
-              <w:pStyle w:val="TableText"/>
+              <w:pStyle w:val="6"/>
             </w:pPr>
           </w:p>
         </w:tc>
@@ -1371,7 +1410,7 @@
     </w:tbl>
     <w:p>
       <w:pPr>
-        <w:pStyle w:val="BodyText"/>
+        <w:pStyle w:val="2"/>
       </w:pPr>
     </w:p>
     <w:p>
@@ -1379,7 +1418,7 @@
         <w:sectPr>
           <w:pgSz w:w="11910" w:h="16840"/>
           <w:pgMar w:top="881" w:right="1668" w:bottom="0" w:left="1728" w:header="0" w:footer="0" w:gutter="0"/>
-          <w:cols w:num="1" w:space="720"/>
+          <w:cols w:space="720" w:num="1"/>
         </w:sectPr>
       </w:pPr>
     </w:p>
@@ -1406,7 +1445,7 @@
                     <pic:cNvPicPr/>
                   </pic:nvPicPr>
                   <pic:blipFill>
-                    <a:blip xmlns:r="http://schemas.openxmlformats.org/officeDocument/2006/relationships" r:embed="rId5"/>
+                    <a:blip r:embed="rId7"/>
                     <a:stretch>
                       <a:fillRect/>
                     </a:stretch>
@@ -1439,16 +1478,16 @@
     </w:p>
     <w:tbl>
       <w:tblPr>
-        <w:tblStyle w:val="TableNormal0"/>
+        <w:tblStyle w:val="5"/>
         <w:tblW w:w="13952" w:type="dxa"/>
         <w:tblInd w:w="2" w:type="dxa"/>
         <w:tblBorders>
-          <w:top w:val="single" w:sz="2" w:space="0" w:color="000000"/>
-          <w:left w:val="single" w:sz="2" w:space="0" w:color="000000"/>
-          <w:bottom w:val="single" w:sz="2" w:space="0" w:color="000000"/>
-          <w:right w:val="single" w:sz="2" w:space="0" w:color="000000"/>
-          <w:insideH w:val="single" w:sz="2" w:space="0" w:color="000000"/>
-          <w:insideV w:val="single" w:sz="2" w:space="0" w:color="000000"/>
+          <w:top w:val="single" w:color="000000" w:sz="2" w:space="0"/>
+          <w:left w:val="single" w:color="000000" w:sz="2" w:space="0"/>
+          <w:bottom w:val="single" w:color="000000" w:sz="2" w:space="0"/>
+          <w:right w:val="single" w:color="000000" w:sz="2" w:space="0"/>
+          <w:insideH w:val="single" w:color="000000" w:sz="2" w:space="0"/>
+          <w:insideV w:val="single" w:color="000000" w:sz="2" w:space="0"/>
         </w:tblBorders>
         <w:tblLayout w:type="fixed"/>
         <w:tblCellMar>
@@ -1468,17 +1507,14 @@
       </w:tblGrid>
       <w:tr>
         <w:tblPrEx>
-          <w:tblW w:w="13952" w:type="dxa"/>
-          <w:tblInd w:w="2" w:type="dxa"/>
           <w:tblBorders>
-            <w:top w:val="single" w:sz="2" w:space="0" w:color="000000"/>
-            <w:left w:val="single" w:sz="2" w:space="0" w:color="000000"/>
-            <w:bottom w:val="single" w:sz="2" w:space="0" w:color="000000"/>
-            <w:right w:val="single" w:sz="2" w:space="0" w:color="000000"/>
-            <w:insideH w:val="single" w:sz="2" w:space="0" w:color="000000"/>
-            <w:insideV w:val="single" w:sz="2" w:space="0" w:color="000000"/>
+            <w:top w:val="single" w:color="000000" w:sz="2" w:space="0"/>
+            <w:left w:val="single" w:color="000000" w:sz="2" w:space="0"/>
+            <w:bottom w:val="single" w:color="000000" w:sz="2" w:space="0"/>
+            <w:right w:val="single" w:color="000000" w:sz="2" w:space="0"/>
+            <w:insideH w:val="single" w:color="000000" w:sz="2" w:space="0"/>
+            <w:insideV w:val="single" w:color="000000" w:sz="2" w:space="0"/>
           </w:tblBorders>
-          <w:tblLayout w:type="fixed"/>
           <w:tblCellMar>
             <w:top w:w="0" w:type="dxa"/>
             <w:left w:w="0" w:type="dxa"/>
@@ -1487,7 +1523,7 @@
           </w:tblCellMar>
         </w:tblPrEx>
         <w:trPr>
-          <w:trHeight w:val="435"/>
+          <w:trHeight w:val="435" w:hRule="atLeast"/>
         </w:trPr>
         <w:tc>
           <w:tcPr>
@@ -1499,14 +1535,14 @@
               <w:spacing w:before="144" w:line="220" w:lineRule="auto"/>
               <w:ind w:left="121"/>
               <w:rPr>
-                <w:rFonts w:ascii="宋体" w:eastAsia="宋体" w:hAnsi="宋体" w:cs="宋体"/>
-                <w:sz w:val="22"/>
-                <w:szCs w:val="22"/>
-              </w:rPr>
-            </w:pPr>
-            <w:r>
-              <w:rPr>
-                <w:rFonts w:ascii="宋体" w:eastAsia="宋体" w:hAnsi="宋体" w:cs="宋体"/>
+                <w:rFonts w:ascii="宋体" w:hAnsi="宋体" w:eastAsia="宋体" w:cs="宋体"/>
+                <w:sz w:val="22"/>
+                <w:szCs w:val="22"/>
+              </w:rPr>
+            </w:pPr>
+            <w:r>
+              <w:rPr>
+                <w:rFonts w:ascii="宋体" w:hAnsi="宋体" w:eastAsia="宋体" w:cs="宋体"/>
                 <w:b/>
                 <w:bCs/>
                 <w:spacing w:val="-6"/>
@@ -1527,14 +1563,14 @@
               <w:spacing w:before="144" w:line="221" w:lineRule="auto"/>
               <w:ind w:left="117"/>
               <w:rPr>
-                <w:rFonts w:ascii="宋体" w:eastAsia="宋体" w:hAnsi="宋体" w:cs="宋体"/>
-                <w:sz w:val="22"/>
-                <w:szCs w:val="22"/>
-              </w:rPr>
-            </w:pPr>
-            <w:r>
-              <w:rPr>
-                <w:rFonts w:ascii="宋体" w:eastAsia="宋体" w:hAnsi="宋体" w:cs="宋体"/>
+                <w:rFonts w:ascii="宋体" w:hAnsi="宋体" w:eastAsia="宋体" w:cs="宋体"/>
+                <w:sz w:val="22"/>
+                <w:szCs w:val="22"/>
+              </w:rPr>
+            </w:pPr>
+            <w:r>
+              <w:rPr>
+                <w:rFonts w:ascii="宋体" w:hAnsi="宋体" w:eastAsia="宋体" w:cs="宋体"/>
                 <w:b/>
                 <w:bCs/>
                 <w:spacing w:val="-8"/>
@@ -1555,14 +1591,14 @@
               <w:spacing w:before="144" w:line="220" w:lineRule="auto"/>
               <w:ind w:left="120"/>
               <w:rPr>
-                <w:rFonts w:ascii="宋体" w:eastAsia="宋体" w:hAnsi="宋体" w:cs="宋体"/>
-                <w:sz w:val="22"/>
-                <w:szCs w:val="22"/>
-              </w:rPr>
-            </w:pPr>
-            <w:r>
-              <w:rPr>
-                <w:rFonts w:ascii="宋体" w:eastAsia="宋体" w:hAnsi="宋体" w:cs="宋体"/>
+                <w:rFonts w:ascii="宋体" w:hAnsi="宋体" w:eastAsia="宋体" w:cs="宋体"/>
+                <w:sz w:val="22"/>
+                <w:szCs w:val="22"/>
+              </w:rPr>
+            </w:pPr>
+            <w:r>
+              <w:rPr>
+                <w:rFonts w:ascii="宋体" w:hAnsi="宋体" w:eastAsia="宋体" w:cs="宋体"/>
                 <w:b/>
                 <w:bCs/>
                 <w:spacing w:val="-6"/>
@@ -1583,14 +1619,14 @@
               <w:spacing w:before="144" w:line="220" w:lineRule="auto"/>
               <w:ind w:left="117"/>
               <w:rPr>
-                <w:rFonts w:ascii="宋体" w:eastAsia="宋体" w:hAnsi="宋体" w:cs="宋体"/>
-                <w:sz w:val="22"/>
-                <w:szCs w:val="22"/>
-              </w:rPr>
-            </w:pPr>
-            <w:r>
-              <w:rPr>
-                <w:rFonts w:ascii="宋体" w:eastAsia="宋体" w:hAnsi="宋体" w:cs="宋体"/>
+                <w:rFonts w:ascii="宋体" w:hAnsi="宋体" w:eastAsia="宋体" w:cs="宋体"/>
+                <w:sz w:val="22"/>
+                <w:szCs w:val="22"/>
+              </w:rPr>
+            </w:pPr>
+            <w:r>
+              <w:rPr>
+                <w:rFonts w:ascii="宋体" w:hAnsi="宋体" w:eastAsia="宋体" w:cs="宋体"/>
                 <w:b/>
                 <w:bCs/>
                 <w:spacing w:val="-4"/>
@@ -1611,14 +1647,14 @@
               <w:spacing w:before="144" w:line="220" w:lineRule="auto"/>
               <w:ind w:left="122"/>
               <w:rPr>
-                <w:rFonts w:ascii="宋体" w:eastAsia="宋体" w:hAnsi="宋体" w:cs="宋体"/>
-                <w:sz w:val="22"/>
-                <w:szCs w:val="22"/>
-              </w:rPr>
-            </w:pPr>
-            <w:r>
-              <w:rPr>
-                <w:rFonts w:ascii="宋体" w:eastAsia="宋体" w:hAnsi="宋体" w:cs="宋体"/>
+                <w:rFonts w:ascii="宋体" w:hAnsi="宋体" w:eastAsia="宋体" w:cs="宋体"/>
+                <w:sz w:val="22"/>
+                <w:szCs w:val="22"/>
+              </w:rPr>
+            </w:pPr>
+            <w:r>
+              <w:rPr>
+                <w:rFonts w:ascii="宋体" w:hAnsi="宋体" w:eastAsia="宋体" w:cs="宋体"/>
                 <w:b/>
                 <w:bCs/>
                 <w:spacing w:val="-5"/>
@@ -1639,14 +1675,14 @@
               <w:spacing w:before="144" w:line="220" w:lineRule="auto"/>
               <w:ind w:left="129"/>
               <w:rPr>
-                <w:rFonts w:ascii="宋体" w:eastAsia="宋体" w:hAnsi="宋体" w:cs="宋体"/>
-                <w:sz w:val="22"/>
-                <w:szCs w:val="22"/>
-              </w:rPr>
-            </w:pPr>
-            <w:r>
-              <w:rPr>
-                <w:rFonts w:ascii="宋体" w:eastAsia="宋体" w:hAnsi="宋体" w:cs="宋体"/>
+                <w:rFonts w:ascii="宋体" w:hAnsi="宋体" w:eastAsia="宋体" w:cs="宋体"/>
+                <w:sz w:val="22"/>
+                <w:szCs w:val="22"/>
+              </w:rPr>
+            </w:pPr>
+            <w:r>
+              <w:rPr>
+                <w:rFonts w:ascii="宋体" w:hAnsi="宋体" w:eastAsia="宋体" w:cs="宋体"/>
                 <w:b/>
                 <w:bCs/>
                 <w:spacing w:val="-6"/>
@@ -1660,9 +1696,14 @@
       </w:tr>
       <w:tr>
         <w:tblPrEx>
-          <w:tblW w:w="13952" w:type="dxa"/>
-          <w:tblInd w:w="2" w:type="dxa"/>
-          <w:tblLayout w:type="fixed"/>
+          <w:tblBorders>
+            <w:top w:val="single" w:color="000000" w:sz="2" w:space="0"/>
+            <w:left w:val="single" w:color="000000" w:sz="2" w:space="0"/>
+            <w:bottom w:val="single" w:color="000000" w:sz="2" w:space="0"/>
+            <w:right w:val="single" w:color="000000" w:sz="2" w:space="0"/>
+            <w:insideH w:val="single" w:color="000000" w:sz="2" w:space="0"/>
+            <w:insideV w:val="single" w:color="000000" w:sz="2" w:space="0"/>
+          </w:tblBorders>
           <w:tblCellMar>
             <w:top w:w="0" w:type="dxa"/>
             <w:left w:w="0" w:type="dxa"/>
@@ -1671,7 +1712,7 @@
           </w:tblCellMar>
         </w:tblPrEx>
         <w:trPr>
-          <w:trHeight w:val="542"/>
+          <w:trHeight w:val="542" w:hRule="atLeast"/>
         </w:trPr>
         <w:tc>
           <w:tcPr>
@@ -1686,41 +1727,23 @@
               <w:spacing w:before="138" w:line="369" w:lineRule="auto"/>
               <w:ind w:left="123" w:right="162" w:firstLine="3"/>
               <w:rPr>
-                <w:rFonts w:ascii="宋体" w:eastAsia="宋体" w:hAnsi="宋体" w:cs="宋体"/>
-                <w:sz w:val="22"/>
-                <w:szCs w:val="22"/>
-              </w:rPr>
-            </w:pPr>
-            <w:r>
-              <w:rPr>
-                <w:rFonts w:ascii="宋体" w:eastAsia="宋体" w:hAnsi="宋体" w:cs="宋体"/>
+                <w:rFonts w:ascii="宋体" w:hAnsi="宋体" w:eastAsia="宋体" w:cs="宋体"/>
+                <w:sz w:val="22"/>
+                <w:szCs w:val="22"/>
+              </w:rPr>
+            </w:pPr>
+            <w:r>
+              <w:rPr>
+                <w:rFonts w:ascii="宋体" w:hAnsi="宋体" w:eastAsia="宋体" w:cs="宋体"/>
                 <w:spacing w:val="-11"/>
                 <w:sz w:val="22"/>
                 <w:szCs w:val="22"/>
               </w:rPr>
-              <w:t>总</w:t>
-            </w:r>
-            <w:r>
-              <w:rPr>
-                <w:rFonts w:ascii="宋体" w:eastAsia="宋体" w:hAnsi="宋体" w:cs="宋体"/>
-                <w:spacing w:val="8"/>
-                <w:sz w:val="22"/>
-                <w:szCs w:val="22"/>
-              </w:rPr>
-              <w:t xml:space="preserve"> </w:t>
-            </w:r>
-            <w:r>
-              <w:rPr>
-                <w:rFonts w:ascii="宋体" w:eastAsia="宋体" w:hAnsi="宋体" w:cs="宋体"/>
-                <w:spacing w:val="-11"/>
-                <w:sz w:val="22"/>
-                <w:szCs w:val="22"/>
-              </w:rPr>
-              <w:t>体</w:t>
-            </w:r>
-            <w:r>
-              <w:rPr>
-                <w:rFonts w:ascii="宋体" w:eastAsia="宋体" w:hAnsi="宋体" w:cs="宋体"/>
+              <w:t>总体</w:t>
+            </w:r>
+            <w:r>
+              <w:rPr>
+                <w:rFonts w:ascii="宋体" w:hAnsi="宋体" w:eastAsia="宋体" w:cs="宋体"/>
                 <w:spacing w:val="-5"/>
                 <w:sz w:val="22"/>
                 <w:szCs w:val="22"/>
@@ -1738,14 +1761,14 @@
               <w:spacing w:before="139" w:line="220" w:lineRule="auto"/>
               <w:ind w:left="118"/>
               <w:rPr>
-                <w:rFonts w:ascii="宋体" w:eastAsia="宋体" w:hAnsi="宋体" w:cs="宋体"/>
-                <w:sz w:val="22"/>
-                <w:szCs w:val="22"/>
-              </w:rPr>
-            </w:pPr>
-            <w:r>
-              <w:rPr>
-                <w:rFonts w:ascii="宋体" w:eastAsia="宋体" w:hAnsi="宋体" w:cs="宋体"/>
+                <w:rFonts w:ascii="宋体" w:hAnsi="宋体" w:eastAsia="宋体" w:cs="宋体"/>
+                <w:sz w:val="22"/>
+                <w:szCs w:val="22"/>
+              </w:rPr>
+            </w:pPr>
+            <w:r>
+              <w:rPr>
+                <w:rFonts w:ascii="宋体" w:hAnsi="宋体" w:eastAsia="宋体" w:cs="宋体"/>
                 <w:spacing w:val="-2"/>
                 <w:sz w:val="22"/>
                 <w:szCs w:val="22"/>
@@ -1763,14 +1786,14 @@
               <w:spacing w:before="141" w:line="221" w:lineRule="auto"/>
               <w:ind w:left="145"/>
               <w:rPr>
-                <w:rFonts w:ascii="宋体" w:eastAsia="宋体" w:hAnsi="宋体" w:cs="宋体"/>
-                <w:sz w:val="22"/>
-                <w:szCs w:val="22"/>
-              </w:rPr>
-            </w:pPr>
-            <w:r>
-              <w:rPr>
-                <w:rFonts w:ascii="宋体" w:eastAsia="宋体" w:hAnsi="宋体" w:cs="宋体"/>
+                <w:rFonts w:ascii="宋体" w:hAnsi="宋体" w:eastAsia="宋体" w:cs="宋体"/>
+                <w:sz w:val="22"/>
+                <w:szCs w:val="22"/>
+              </w:rPr>
+            </w:pPr>
+            <w:r>
+              <w:rPr>
+                <w:rFonts w:ascii="宋体" w:hAnsi="宋体" w:eastAsia="宋体" w:cs="宋体"/>
                 <w:spacing w:val="30"/>
                 <w:sz w:val="22"/>
                 <w:szCs w:val="22"/>
@@ -1788,14 +1811,14 @@
               <w:spacing w:before="141" w:line="220" w:lineRule="auto"/>
               <w:ind w:left="124"/>
               <w:rPr>
-                <w:rFonts w:ascii="宋体" w:eastAsia="宋体" w:hAnsi="宋体" w:cs="宋体"/>
-                <w:sz w:val="22"/>
-                <w:szCs w:val="22"/>
-              </w:rPr>
-            </w:pPr>
-            <w:r>
-              <w:rPr>
-                <w:rFonts w:ascii="宋体" w:eastAsia="宋体" w:hAnsi="宋体" w:cs="宋体"/>
+                <w:rFonts w:ascii="宋体" w:hAnsi="宋体" w:eastAsia="宋体" w:cs="宋体"/>
+                <w:sz w:val="22"/>
+                <w:szCs w:val="22"/>
+              </w:rPr>
+            </w:pPr>
+            <w:r>
+              <w:rPr>
+                <w:rFonts w:ascii="宋体" w:hAnsi="宋体" w:eastAsia="宋体" w:cs="宋体"/>
                 <w:spacing w:val="-11"/>
                 <w:sz w:val="22"/>
                 <w:szCs w:val="22"/>
@@ -1813,14 +1836,14 @@
               <w:spacing w:before="141" w:line="220" w:lineRule="auto"/>
               <w:ind w:left="13"/>
               <w:rPr>
-                <w:rFonts w:ascii="宋体" w:eastAsia="宋体" w:hAnsi="宋体" w:cs="宋体"/>
-                <w:sz w:val="22"/>
-                <w:szCs w:val="22"/>
-              </w:rPr>
-            </w:pPr>
-            <w:r>
-              <w:rPr>
-                <w:rFonts w:ascii="宋体" w:eastAsia="宋体" w:hAnsi="宋体" w:cs="宋体"/>
+                <w:rFonts w:ascii="宋体" w:hAnsi="宋体" w:eastAsia="宋体" w:cs="宋体"/>
+                <w:sz w:val="22"/>
+                <w:szCs w:val="22"/>
+              </w:rPr>
+            </w:pPr>
+            <w:r>
+              <w:rPr>
+                <w:rFonts w:ascii="宋体" w:hAnsi="宋体" w:eastAsia="宋体" w:cs="宋体"/>
                 <w:spacing w:val="-1"/>
                 <w:sz w:val="22"/>
                 <w:szCs w:val="22"/>
@@ -1838,14 +1861,14 @@
               <w:spacing w:before="139" w:line="220" w:lineRule="auto"/>
               <w:ind w:left="123"/>
               <w:rPr>
-                <w:rFonts w:ascii="宋体" w:eastAsia="宋体" w:hAnsi="宋体" w:cs="宋体"/>
-                <w:sz w:val="22"/>
-                <w:szCs w:val="22"/>
-              </w:rPr>
-            </w:pPr>
-            <w:r>
-              <w:rPr>
-                <w:rFonts w:ascii="宋体" w:eastAsia="宋体" w:hAnsi="宋体" w:cs="宋体"/>
+                <w:rFonts w:ascii="宋体" w:hAnsi="宋体" w:eastAsia="宋体" w:cs="宋体"/>
+                <w:sz w:val="22"/>
+                <w:szCs w:val="22"/>
+              </w:rPr>
+            </w:pPr>
+            <w:r>
+              <w:rPr>
+                <w:rFonts w:ascii="宋体" w:hAnsi="宋体" w:eastAsia="宋体" w:cs="宋体"/>
                 <w:spacing w:val="-3"/>
                 <w:sz w:val="22"/>
                 <w:szCs w:val="22"/>
@@ -1857,9 +1880,14 @@
       </w:tr>
       <w:tr>
         <w:tblPrEx>
-          <w:tblW w:w="13952" w:type="dxa"/>
-          <w:tblInd w:w="2" w:type="dxa"/>
-          <w:tblLayout w:type="fixed"/>
+          <w:tblBorders>
+            <w:top w:val="single" w:color="000000" w:sz="2" w:space="0"/>
+            <w:left w:val="single" w:color="000000" w:sz="2" w:space="0"/>
+            <w:bottom w:val="single" w:color="000000" w:sz="2" w:space="0"/>
+            <w:right w:val="single" w:color="000000" w:sz="2" w:space="0"/>
+            <w:insideH w:val="single" w:color="000000" w:sz="2" w:space="0"/>
+            <w:insideV w:val="single" w:color="000000" w:sz="2" w:space="0"/>
+          </w:tblBorders>
           <w:tblCellMar>
             <w:top w:w="0" w:type="dxa"/>
             <w:left w:w="0" w:type="dxa"/>
@@ -1868,19 +1896,19 @@
           </w:tblCellMar>
         </w:tblPrEx>
         <w:trPr>
-          <w:trHeight w:val="550"/>
+          <w:trHeight w:val="550" w:hRule="atLeast"/>
         </w:trPr>
         <w:tc>
           <w:tcPr>
             <w:tcW w:w="832" w:type="dxa"/>
-            <w:vMerge/>
+            <w:vMerge w:val="continue"/>
             <w:tcBorders>
               <w:top w:val="nil"/>
             </w:tcBorders>
           </w:tcPr>
           <w:p>
             <w:pPr>
-              <w:pStyle w:val="TableText"/>
+              <w:pStyle w:val="6"/>
             </w:pPr>
           </w:p>
         </w:tc>
@@ -1893,14 +1921,14 @@
               <w:spacing w:before="137" w:line="220" w:lineRule="auto"/>
               <w:ind w:left="117"/>
               <w:rPr>
-                <w:rFonts w:ascii="宋体" w:eastAsia="宋体" w:hAnsi="宋体" w:cs="宋体"/>
-                <w:sz w:val="22"/>
-                <w:szCs w:val="22"/>
-              </w:rPr>
-            </w:pPr>
-            <w:r>
-              <w:rPr>
-                <w:rFonts w:ascii="宋体" w:eastAsia="宋体" w:hAnsi="宋体" w:cs="宋体"/>
+                <w:rFonts w:ascii="宋体" w:hAnsi="宋体" w:eastAsia="宋体" w:cs="宋体"/>
+                <w:sz w:val="22"/>
+                <w:szCs w:val="22"/>
+              </w:rPr>
+            </w:pPr>
+            <w:r>
+              <w:rPr>
+                <w:rFonts w:ascii="宋体" w:hAnsi="宋体" w:eastAsia="宋体" w:cs="宋体"/>
                 <w:spacing w:val="-2"/>
                 <w:sz w:val="22"/>
                 <w:szCs w:val="22"/>
@@ -1918,14 +1946,14 @@
               <w:spacing w:before="142" w:line="238" w:lineRule="auto"/>
               <w:ind w:left="145"/>
               <w:rPr>
-                <w:rFonts w:ascii="宋体" w:eastAsia="宋体" w:hAnsi="宋体" w:cs="宋体"/>
-                <w:sz w:val="22"/>
-                <w:szCs w:val="22"/>
-              </w:rPr>
-            </w:pPr>
-            <w:r>
-              <w:rPr>
-                <w:rFonts w:ascii="宋体" w:eastAsia="宋体" w:hAnsi="宋体" w:cs="宋体"/>
+                <w:rFonts w:ascii="宋体" w:hAnsi="宋体" w:eastAsia="宋体" w:cs="宋体"/>
+                <w:sz w:val="22"/>
+                <w:szCs w:val="22"/>
+              </w:rPr>
+            </w:pPr>
+            <w:r>
+              <w:rPr>
+                <w:rFonts w:ascii="宋体" w:hAnsi="宋体" w:eastAsia="宋体" w:cs="宋体"/>
                 <w:spacing w:val="24"/>
                 <w:sz w:val="22"/>
                 <w:szCs w:val="22"/>
@@ -1943,14 +1971,14 @@
               <w:spacing w:before="141" w:line="220" w:lineRule="auto"/>
               <w:ind w:left="124"/>
               <w:rPr>
-                <w:rFonts w:ascii="宋体" w:eastAsia="宋体" w:hAnsi="宋体" w:cs="宋体"/>
-                <w:sz w:val="22"/>
-                <w:szCs w:val="22"/>
-              </w:rPr>
-            </w:pPr>
-            <w:r>
-              <w:rPr>
-                <w:rFonts w:ascii="宋体" w:eastAsia="宋体" w:hAnsi="宋体" w:cs="宋体"/>
+                <w:rFonts w:ascii="宋体" w:hAnsi="宋体" w:eastAsia="宋体" w:cs="宋体"/>
+                <w:sz w:val="22"/>
+                <w:szCs w:val="22"/>
+              </w:rPr>
+            </w:pPr>
+            <w:r>
+              <w:rPr>
+                <w:rFonts w:ascii="宋体" w:hAnsi="宋体" w:eastAsia="宋体" w:cs="宋体"/>
                 <w:spacing w:val="-11"/>
                 <w:sz w:val="22"/>
                 <w:szCs w:val="22"/>
@@ -1968,14 +1996,14 @@
               <w:spacing w:before="141" w:line="220" w:lineRule="auto"/>
               <w:ind w:left="131"/>
               <w:rPr>
-                <w:rFonts w:ascii="宋体" w:eastAsia="宋体" w:hAnsi="宋体" w:cs="宋体"/>
-                <w:sz w:val="22"/>
-                <w:szCs w:val="22"/>
-              </w:rPr>
-            </w:pPr>
-            <w:r>
-              <w:rPr>
-                <w:rFonts w:ascii="宋体" w:eastAsia="宋体" w:hAnsi="宋体" w:cs="宋体"/>
+                <w:rFonts w:ascii="宋体" w:hAnsi="宋体" w:eastAsia="宋体" w:cs="宋体"/>
+                <w:sz w:val="22"/>
+                <w:szCs w:val="22"/>
+              </w:rPr>
+            </w:pPr>
+            <w:r>
+              <w:rPr>
+                <w:rFonts w:ascii="宋体" w:hAnsi="宋体" w:eastAsia="宋体" w:cs="宋体"/>
                 <w:spacing w:val="7"/>
                 <w:sz w:val="22"/>
                 <w:szCs w:val="22"/>
@@ -1993,14 +2021,14 @@
               <w:spacing w:before="137" w:line="220" w:lineRule="auto"/>
               <w:ind w:left="123"/>
               <w:rPr>
-                <w:rFonts w:ascii="宋体" w:eastAsia="宋体" w:hAnsi="宋体" w:cs="宋体"/>
-                <w:sz w:val="22"/>
-                <w:szCs w:val="22"/>
-              </w:rPr>
-            </w:pPr>
-            <w:r>
-              <w:rPr>
-                <w:rFonts w:ascii="宋体" w:eastAsia="宋体" w:hAnsi="宋体" w:cs="宋体"/>
+                <w:rFonts w:ascii="宋体" w:hAnsi="宋体" w:eastAsia="宋体" w:cs="宋体"/>
+                <w:sz w:val="22"/>
+                <w:szCs w:val="22"/>
+              </w:rPr>
+            </w:pPr>
+            <w:r>
+              <w:rPr>
+                <w:rFonts w:ascii="宋体" w:hAnsi="宋体" w:eastAsia="宋体" w:cs="宋体"/>
                 <w:spacing w:val="-3"/>
                 <w:sz w:val="22"/>
                 <w:szCs w:val="22"/>
@@ -2012,9 +2040,14 @@
       </w:tr>
       <w:tr>
         <w:tblPrEx>
-          <w:tblW w:w="13952" w:type="dxa"/>
-          <w:tblInd w:w="2" w:type="dxa"/>
-          <w:tblLayout w:type="fixed"/>
+          <w:tblBorders>
+            <w:top w:val="single" w:color="000000" w:sz="2" w:space="0"/>
+            <w:left w:val="single" w:color="000000" w:sz="2" w:space="0"/>
+            <w:bottom w:val="single" w:color="000000" w:sz="2" w:space="0"/>
+            <w:right w:val="single" w:color="000000" w:sz="2" w:space="0"/>
+            <w:insideH w:val="single" w:color="000000" w:sz="2" w:space="0"/>
+            <w:insideV w:val="single" w:color="000000" w:sz="2" w:space="0"/>
+          </w:tblBorders>
           <w:tblCellMar>
             <w:top w:w="0" w:type="dxa"/>
             <w:left w:w="0" w:type="dxa"/>
@@ -2023,7 +2056,7 @@
           </w:tblCellMar>
         </w:tblPrEx>
         <w:trPr>
-          <w:trHeight w:val="684"/>
+          <w:trHeight w:val="684" w:hRule="atLeast"/>
         </w:trPr>
         <w:tc>
           <w:tcPr>
@@ -2038,14 +2071,14 @@
               <w:spacing w:before="138" w:line="222" w:lineRule="auto"/>
               <w:ind w:left="122"/>
               <w:rPr>
-                <w:rFonts w:ascii="宋体" w:eastAsia="宋体" w:hAnsi="宋体" w:cs="宋体"/>
-                <w:sz w:val="22"/>
-                <w:szCs w:val="22"/>
-              </w:rPr>
-            </w:pPr>
-            <w:r>
-              <w:rPr>
-                <w:rFonts w:ascii="宋体" w:eastAsia="宋体" w:hAnsi="宋体" w:cs="宋体"/>
+                <w:rFonts w:ascii="宋体" w:hAnsi="宋体" w:eastAsia="宋体" w:cs="宋体"/>
+                <w:sz w:val="22"/>
+                <w:szCs w:val="22"/>
+              </w:rPr>
+            </w:pPr>
+            <w:r>
+              <w:rPr>
+                <w:rFonts w:ascii="宋体" w:hAnsi="宋体" w:eastAsia="宋体" w:cs="宋体"/>
                 <w:spacing w:val="-5"/>
                 <w:sz w:val="22"/>
                 <w:szCs w:val="22"/>
@@ -2063,14 +2096,14 @@
               <w:spacing w:before="138" w:line="220" w:lineRule="auto"/>
               <w:ind w:left="116"/>
               <w:rPr>
-                <w:rFonts w:ascii="宋体" w:eastAsia="宋体" w:hAnsi="宋体" w:cs="宋体"/>
-                <w:sz w:val="22"/>
-                <w:szCs w:val="22"/>
-              </w:rPr>
-            </w:pPr>
-            <w:r>
-              <w:rPr>
-                <w:rFonts w:ascii="宋体" w:eastAsia="宋体" w:hAnsi="宋体" w:cs="宋体"/>
+                <w:rFonts w:ascii="宋体" w:hAnsi="宋体" w:eastAsia="宋体" w:cs="宋体"/>
+                <w:sz w:val="22"/>
+                <w:szCs w:val="22"/>
+              </w:rPr>
+            </w:pPr>
+            <w:r>
+              <w:rPr>
+                <w:rFonts w:ascii="宋体" w:hAnsi="宋体" w:eastAsia="宋体" w:cs="宋体"/>
                 <w:spacing w:val="-2"/>
                 <w:sz w:val="22"/>
                 <w:szCs w:val="22"/>
@@ -2088,14 +2121,14 @@
               <w:spacing w:before="141" w:line="238" w:lineRule="auto"/>
               <w:ind w:left="145"/>
               <w:rPr>
-                <w:rFonts w:ascii="宋体" w:eastAsia="宋体" w:hAnsi="宋体" w:cs="宋体"/>
-                <w:sz w:val="22"/>
-                <w:szCs w:val="22"/>
-              </w:rPr>
-            </w:pPr>
-            <w:r>
-              <w:rPr>
-                <w:rFonts w:ascii="宋体" w:eastAsia="宋体" w:hAnsi="宋体" w:cs="宋体"/>
+                <w:rFonts w:ascii="宋体" w:hAnsi="宋体" w:eastAsia="宋体" w:cs="宋体"/>
+                <w:sz w:val="22"/>
+                <w:szCs w:val="22"/>
+              </w:rPr>
+            </w:pPr>
+            <w:r>
+              <w:rPr>
+                <w:rFonts w:ascii="宋体" w:hAnsi="宋体" w:eastAsia="宋体" w:cs="宋体"/>
                 <w:spacing w:val="24"/>
                 <w:sz w:val="22"/>
                 <w:szCs w:val="22"/>
@@ -2113,14 +2146,14 @@
               <w:spacing w:before="141" w:line="220" w:lineRule="auto"/>
               <w:ind w:left="124"/>
               <w:rPr>
-                <w:rFonts w:ascii="宋体" w:eastAsia="宋体" w:hAnsi="宋体" w:cs="宋体"/>
-                <w:sz w:val="22"/>
-                <w:szCs w:val="22"/>
-              </w:rPr>
-            </w:pPr>
-            <w:r>
-              <w:rPr>
-                <w:rFonts w:ascii="宋体" w:eastAsia="宋体" w:hAnsi="宋体" w:cs="宋体"/>
+                <w:rFonts w:ascii="宋体" w:hAnsi="宋体" w:eastAsia="宋体" w:cs="宋体"/>
+                <w:sz w:val="22"/>
+                <w:szCs w:val="22"/>
+              </w:rPr>
+            </w:pPr>
+            <w:r>
+              <w:rPr>
+                <w:rFonts w:ascii="宋体" w:hAnsi="宋体" w:eastAsia="宋体" w:cs="宋体"/>
                 <w:spacing w:val="-17"/>
                 <w:sz w:val="22"/>
                 <w:szCs w:val="22"/>
@@ -2138,14 +2171,14 @@
               <w:spacing w:before="140" w:line="224" w:lineRule="auto"/>
               <w:ind w:left="122" w:right="299" w:firstLine="9"/>
               <w:rPr>
-                <w:rFonts w:ascii="宋体" w:eastAsia="宋体" w:hAnsi="宋体" w:cs="宋体"/>
-                <w:sz w:val="22"/>
-                <w:szCs w:val="22"/>
-              </w:rPr>
-            </w:pPr>
-            <w:r>
-              <w:rPr>
-                <w:rFonts w:ascii="宋体" w:eastAsia="宋体" w:hAnsi="宋体" w:cs="宋体"/>
+                <w:rFonts w:ascii="宋体" w:hAnsi="宋体" w:eastAsia="宋体" w:cs="宋体"/>
+                <w:sz w:val="22"/>
+                <w:szCs w:val="22"/>
+              </w:rPr>
+            </w:pPr>
+            <w:r>
+              <w:rPr>
+                <w:rFonts w:ascii="宋体" w:hAnsi="宋体" w:eastAsia="宋体" w:cs="宋体"/>
                 <w:spacing w:val="5"/>
                 <w:sz w:val="22"/>
                 <w:szCs w:val="22"/>
@@ -2163,14 +2196,14 @@
               <w:spacing w:before="138" w:line="220" w:lineRule="auto"/>
               <w:ind w:left="123"/>
               <w:rPr>
-                <w:rFonts w:ascii="宋体" w:eastAsia="宋体" w:hAnsi="宋体" w:cs="宋体"/>
-                <w:sz w:val="22"/>
-                <w:szCs w:val="22"/>
-              </w:rPr>
-            </w:pPr>
-            <w:r>
-              <w:rPr>
-                <w:rFonts w:ascii="宋体" w:eastAsia="宋体" w:hAnsi="宋体" w:cs="宋体"/>
+                <w:rFonts w:ascii="宋体" w:hAnsi="宋体" w:eastAsia="宋体" w:cs="宋体"/>
+                <w:sz w:val="22"/>
+                <w:szCs w:val="22"/>
+              </w:rPr>
+            </w:pPr>
+            <w:r>
+              <w:rPr>
+                <w:rFonts w:ascii="宋体" w:hAnsi="宋体" w:eastAsia="宋体" w:cs="宋体"/>
                 <w:spacing w:val="-2"/>
                 <w:sz w:val="22"/>
                 <w:szCs w:val="22"/>
@@ -2182,9 +2215,14 @@
       </w:tr>
       <w:tr>
         <w:tblPrEx>
-          <w:tblW w:w="13952" w:type="dxa"/>
-          <w:tblInd w:w="2" w:type="dxa"/>
-          <w:tblLayout w:type="fixed"/>
+          <w:tblBorders>
+            <w:top w:val="single" w:color="000000" w:sz="2" w:space="0"/>
+            <w:left w:val="single" w:color="000000" w:sz="2" w:space="0"/>
+            <w:bottom w:val="single" w:color="000000" w:sz="2" w:space="0"/>
+            <w:right w:val="single" w:color="000000" w:sz="2" w:space="0"/>
+            <w:insideH w:val="single" w:color="000000" w:sz="2" w:space="0"/>
+            <w:insideV w:val="single" w:color="000000" w:sz="2" w:space="0"/>
+          </w:tblBorders>
           <w:tblCellMar>
             <w:top w:w="0" w:type="dxa"/>
             <w:left w:w="0" w:type="dxa"/>
@@ -2193,12 +2231,12 @@
           </w:tblCellMar>
         </w:tblPrEx>
         <w:trPr>
-          <w:trHeight w:val="863"/>
+          <w:trHeight w:val="863" w:hRule="atLeast"/>
         </w:trPr>
         <w:tc>
           <w:tcPr>
             <w:tcW w:w="832" w:type="dxa"/>
-            <w:vMerge/>
+            <w:vMerge w:val="continue"/>
             <w:tcBorders>
               <w:top w:val="nil"/>
               <w:bottom w:val="nil"/>
@@ -2206,7 +2244,7 @@
           </w:tcPr>
           <w:p>
             <w:pPr>
-              <w:pStyle w:val="TableText"/>
+              <w:pStyle w:val="6"/>
             </w:pPr>
           </w:p>
         </w:tc>
@@ -2219,14 +2257,14 @@
               <w:spacing w:before="138" w:line="220" w:lineRule="auto"/>
               <w:ind w:left="115"/>
               <w:rPr>
-                <w:rFonts w:ascii="宋体" w:eastAsia="宋体" w:hAnsi="宋体" w:cs="宋体"/>
-                <w:sz w:val="22"/>
-                <w:szCs w:val="22"/>
-              </w:rPr>
-            </w:pPr>
-            <w:r>
-              <w:rPr>
-                <w:rFonts w:ascii="宋体" w:eastAsia="宋体" w:hAnsi="宋体" w:cs="宋体"/>
+                <w:rFonts w:ascii="宋体" w:hAnsi="宋体" w:eastAsia="宋体" w:cs="宋体"/>
+                <w:sz w:val="22"/>
+                <w:szCs w:val="22"/>
+              </w:rPr>
+            </w:pPr>
+            <w:r>
+              <w:rPr>
+                <w:rFonts w:ascii="宋体" w:hAnsi="宋体" w:eastAsia="宋体" w:cs="宋体"/>
                 <w:spacing w:val="-2"/>
                 <w:sz w:val="22"/>
                 <w:szCs w:val="22"/>
@@ -2244,14 +2282,14 @@
               <w:spacing w:before="141" w:line="238" w:lineRule="auto"/>
               <w:ind w:left="145"/>
               <w:rPr>
-                <w:rFonts w:ascii="宋体" w:eastAsia="宋体" w:hAnsi="宋体" w:cs="宋体"/>
-                <w:sz w:val="22"/>
-                <w:szCs w:val="22"/>
-              </w:rPr>
-            </w:pPr>
-            <w:r>
-              <w:rPr>
-                <w:rFonts w:ascii="宋体" w:eastAsia="宋体" w:hAnsi="宋体" w:cs="宋体"/>
+                <w:rFonts w:ascii="宋体" w:hAnsi="宋体" w:eastAsia="宋体" w:cs="宋体"/>
+                <w:sz w:val="22"/>
+                <w:szCs w:val="22"/>
+              </w:rPr>
+            </w:pPr>
+            <w:r>
+              <w:rPr>
+                <w:rFonts w:ascii="宋体" w:hAnsi="宋体" w:eastAsia="宋体" w:cs="宋体"/>
                 <w:spacing w:val="24"/>
                 <w:sz w:val="22"/>
                 <w:szCs w:val="22"/>
@@ -2269,14 +2307,14 @@
               <w:spacing w:before="141" w:line="220" w:lineRule="auto"/>
               <w:ind w:left="124"/>
               <w:rPr>
-                <w:rFonts w:ascii="宋体" w:eastAsia="宋体" w:hAnsi="宋体" w:cs="宋体"/>
-                <w:sz w:val="22"/>
-                <w:szCs w:val="22"/>
-              </w:rPr>
-            </w:pPr>
-            <w:r>
-              <w:rPr>
-                <w:rFonts w:ascii="宋体" w:eastAsia="宋体" w:hAnsi="宋体" w:cs="宋体"/>
+                <w:rFonts w:ascii="宋体" w:hAnsi="宋体" w:eastAsia="宋体" w:cs="宋体"/>
+                <w:sz w:val="22"/>
+                <w:szCs w:val="22"/>
+              </w:rPr>
+            </w:pPr>
+            <w:r>
+              <w:rPr>
+                <w:rFonts w:ascii="宋体" w:hAnsi="宋体" w:eastAsia="宋体" w:cs="宋体"/>
                 <w:spacing w:val="-11"/>
                 <w:sz w:val="22"/>
                 <w:szCs w:val="22"/>
@@ -2294,14 +2332,14 @@
               <w:spacing w:before="141" w:line="220" w:lineRule="auto"/>
               <w:ind w:left="131"/>
               <w:rPr>
-                <w:rFonts w:ascii="宋体" w:eastAsia="宋体" w:hAnsi="宋体" w:cs="宋体"/>
-                <w:sz w:val="22"/>
-                <w:szCs w:val="22"/>
-              </w:rPr>
-            </w:pPr>
-            <w:r>
-              <w:rPr>
-                <w:rFonts w:ascii="宋体" w:eastAsia="宋体" w:hAnsi="宋体" w:cs="宋体"/>
+                <w:rFonts w:ascii="宋体" w:hAnsi="宋体" w:eastAsia="宋体" w:cs="宋体"/>
+                <w:sz w:val="22"/>
+                <w:szCs w:val="22"/>
+              </w:rPr>
+            </w:pPr>
+            <w:r>
+              <w:rPr>
+                <w:rFonts w:ascii="宋体" w:hAnsi="宋体" w:eastAsia="宋体" w:cs="宋体"/>
                 <w:spacing w:val="8"/>
                 <w:sz w:val="22"/>
                 <w:szCs w:val="22"/>
@@ -2314,14 +2352,14 @@
               <w:spacing w:before="131"/>
               <w:ind w:left="119"/>
               <w:rPr>
-                <w:rFonts w:ascii="宋体" w:eastAsia="宋体" w:hAnsi="宋体" w:cs="宋体"/>
-                <w:sz w:val="22"/>
-                <w:szCs w:val="22"/>
-              </w:rPr>
-            </w:pPr>
-            <w:r>
-              <w:rPr>
-                <w:rFonts w:ascii="宋体" w:eastAsia="宋体" w:hAnsi="宋体" w:cs="宋体"/>
+                <w:rFonts w:ascii="宋体" w:hAnsi="宋体" w:eastAsia="宋体" w:cs="宋体"/>
+                <w:sz w:val="22"/>
+                <w:szCs w:val="22"/>
+              </w:rPr>
+            </w:pPr>
+            <w:r>
+              <w:rPr>
+                <w:rFonts w:ascii="宋体" w:hAnsi="宋体" w:eastAsia="宋体" w:cs="宋体"/>
                 <w:spacing w:val="3"/>
                 <w:sz w:val="22"/>
                 <w:szCs w:val="22"/>
@@ -2339,14 +2377,14 @@
               <w:spacing w:before="138" w:line="220" w:lineRule="auto"/>
               <w:ind w:left="123"/>
               <w:rPr>
-                <w:rFonts w:ascii="宋体" w:eastAsia="宋体" w:hAnsi="宋体" w:cs="宋体"/>
-                <w:sz w:val="22"/>
-                <w:szCs w:val="22"/>
-              </w:rPr>
-            </w:pPr>
-            <w:r>
-              <w:rPr>
-                <w:rFonts w:ascii="宋体" w:eastAsia="宋体" w:hAnsi="宋体" w:cs="宋体"/>
+                <w:rFonts w:ascii="宋体" w:hAnsi="宋体" w:eastAsia="宋体" w:cs="宋体"/>
+                <w:sz w:val="22"/>
+                <w:szCs w:val="22"/>
+              </w:rPr>
+            </w:pPr>
+            <w:r>
+              <w:rPr>
+                <w:rFonts w:ascii="宋体" w:hAnsi="宋体" w:eastAsia="宋体" w:cs="宋体"/>
                 <w:spacing w:val="-2"/>
                 <w:sz w:val="22"/>
                 <w:szCs w:val="22"/>
@@ -2358,9 +2396,14 @@
       </w:tr>
       <w:tr>
         <w:tblPrEx>
-          <w:tblW w:w="13952" w:type="dxa"/>
-          <w:tblInd w:w="2" w:type="dxa"/>
-          <w:tblLayout w:type="fixed"/>
+          <w:tblBorders>
+            <w:top w:val="single" w:color="000000" w:sz="2" w:space="0"/>
+            <w:left w:val="single" w:color="000000" w:sz="2" w:space="0"/>
+            <w:bottom w:val="single" w:color="000000" w:sz="2" w:space="0"/>
+            <w:right w:val="single" w:color="000000" w:sz="2" w:space="0"/>
+            <w:insideH w:val="single" w:color="000000" w:sz="2" w:space="0"/>
+            <w:insideV w:val="single" w:color="000000" w:sz="2" w:space="0"/>
+          </w:tblBorders>
           <w:tblCellMar>
             <w:top w:w="0" w:type="dxa"/>
             <w:left w:w="0" w:type="dxa"/>
@@ -2369,12 +2412,12 @@
           </w:tblCellMar>
         </w:tblPrEx>
         <w:trPr>
-          <w:trHeight w:val="775"/>
+          <w:trHeight w:val="775" w:hRule="atLeast"/>
         </w:trPr>
         <w:tc>
           <w:tcPr>
             <w:tcW w:w="832" w:type="dxa"/>
-            <w:vMerge/>
+            <w:vMerge w:val="continue"/>
             <w:tcBorders>
               <w:top w:val="nil"/>
               <w:bottom w:val="nil"/>
@@ -2382,7 +2425,7 @@
           </w:tcPr>
           <w:p>
             <w:pPr>
-              <w:pStyle w:val="TableText"/>
+              <w:pStyle w:val="6"/>
             </w:pPr>
           </w:p>
         </w:tc>
@@ -2395,14 +2438,14 @@
               <w:spacing w:before="139" w:line="220" w:lineRule="auto"/>
               <w:ind w:left="115"/>
               <w:rPr>
-                <w:rFonts w:ascii="宋体" w:eastAsia="宋体" w:hAnsi="宋体" w:cs="宋体"/>
-                <w:sz w:val="22"/>
-                <w:szCs w:val="22"/>
-              </w:rPr>
-            </w:pPr>
-            <w:r>
-              <w:rPr>
-                <w:rFonts w:ascii="宋体" w:eastAsia="宋体" w:hAnsi="宋体" w:cs="宋体"/>
+                <w:rFonts w:ascii="宋体" w:hAnsi="宋体" w:eastAsia="宋体" w:cs="宋体"/>
+                <w:sz w:val="22"/>
+                <w:szCs w:val="22"/>
+              </w:rPr>
+            </w:pPr>
+            <w:r>
+              <w:rPr>
+                <w:rFonts w:ascii="宋体" w:hAnsi="宋体" w:eastAsia="宋体" w:cs="宋体"/>
                 <w:spacing w:val="-2"/>
                 <w:sz w:val="22"/>
                 <w:szCs w:val="22"/>
@@ -2420,14 +2463,14 @@
               <w:spacing w:before="142" w:line="238" w:lineRule="auto"/>
               <w:ind w:left="145"/>
               <w:rPr>
-                <w:rFonts w:ascii="宋体" w:eastAsia="宋体" w:hAnsi="宋体" w:cs="宋体"/>
-                <w:sz w:val="22"/>
-                <w:szCs w:val="22"/>
-              </w:rPr>
-            </w:pPr>
-            <w:r>
-              <w:rPr>
-                <w:rFonts w:ascii="宋体" w:eastAsia="宋体" w:hAnsi="宋体" w:cs="宋体"/>
+                <w:rFonts w:ascii="宋体" w:hAnsi="宋体" w:eastAsia="宋体" w:cs="宋体"/>
+                <w:sz w:val="22"/>
+                <w:szCs w:val="22"/>
+              </w:rPr>
+            </w:pPr>
+            <w:r>
+              <w:rPr>
+                <w:rFonts w:ascii="宋体" w:hAnsi="宋体" w:eastAsia="宋体" w:cs="宋体"/>
                 <w:spacing w:val="24"/>
                 <w:sz w:val="22"/>
                 <w:szCs w:val="22"/>
@@ -2445,14 +2488,14 @@
               <w:spacing w:before="141" w:line="220" w:lineRule="auto"/>
               <w:ind w:left="124"/>
               <w:rPr>
-                <w:rFonts w:ascii="宋体" w:eastAsia="宋体" w:hAnsi="宋体" w:cs="宋体"/>
-                <w:sz w:val="22"/>
-                <w:szCs w:val="22"/>
-              </w:rPr>
-            </w:pPr>
-            <w:r>
-              <w:rPr>
-                <w:rFonts w:ascii="宋体" w:eastAsia="宋体" w:hAnsi="宋体" w:cs="宋体"/>
+                <w:rFonts w:ascii="宋体" w:hAnsi="宋体" w:eastAsia="宋体" w:cs="宋体"/>
+                <w:sz w:val="22"/>
+                <w:szCs w:val="22"/>
+              </w:rPr>
+            </w:pPr>
+            <w:r>
+              <w:rPr>
+                <w:rFonts w:ascii="宋体" w:hAnsi="宋体" w:eastAsia="宋体" w:cs="宋体"/>
                 <w:spacing w:val="-11"/>
                 <w:sz w:val="22"/>
                 <w:szCs w:val="22"/>
@@ -2470,14 +2513,14 @@
               <w:spacing w:before="140" w:line="242" w:lineRule="auto"/>
               <w:ind w:left="122" w:right="242" w:firstLine="9"/>
               <w:rPr>
-                <w:rFonts w:ascii="宋体" w:eastAsia="宋体" w:hAnsi="宋体" w:cs="宋体"/>
-                <w:sz w:val="22"/>
-                <w:szCs w:val="22"/>
-              </w:rPr>
-            </w:pPr>
-            <w:r>
-              <w:rPr>
-                <w:rFonts w:ascii="宋体" w:eastAsia="宋体" w:hAnsi="宋体" w:cs="宋体"/>
+                <w:rFonts w:ascii="宋体" w:hAnsi="宋体" w:eastAsia="宋体" w:cs="宋体"/>
+                <w:sz w:val="22"/>
+                <w:szCs w:val="22"/>
+              </w:rPr>
+            </w:pPr>
+            <w:r>
+              <w:rPr>
+                <w:rFonts w:ascii="宋体" w:hAnsi="宋体" w:eastAsia="宋体" w:cs="宋体"/>
                 <w:spacing w:val="8"/>
                 <w:sz w:val="22"/>
                 <w:szCs w:val="22"/>
@@ -2486,7 +2529,7 @@
             </w:r>
             <w:r>
               <w:rPr>
-                <w:rFonts w:ascii="宋体" w:eastAsia="宋体" w:hAnsi="宋体" w:cs="宋体"/>
+                <w:rFonts w:ascii="宋体" w:hAnsi="宋体" w:eastAsia="宋体" w:cs="宋体"/>
                 <w:spacing w:val="5"/>
                 <w:sz w:val="22"/>
                 <w:szCs w:val="22"/>
@@ -2504,14 +2547,14 @@
               <w:spacing w:before="139" w:line="220" w:lineRule="auto"/>
               <w:ind w:left="123"/>
               <w:rPr>
-                <w:rFonts w:ascii="宋体" w:eastAsia="宋体" w:hAnsi="宋体" w:cs="宋体"/>
-                <w:sz w:val="22"/>
-                <w:szCs w:val="22"/>
-              </w:rPr>
-            </w:pPr>
-            <w:r>
-              <w:rPr>
-                <w:rFonts w:ascii="宋体" w:eastAsia="宋体" w:hAnsi="宋体" w:cs="宋体"/>
+                <w:rFonts w:ascii="宋体" w:hAnsi="宋体" w:eastAsia="宋体" w:cs="宋体"/>
+                <w:sz w:val="22"/>
+                <w:szCs w:val="22"/>
+              </w:rPr>
+            </w:pPr>
+            <w:r>
+              <w:rPr>
+                <w:rFonts w:ascii="宋体" w:hAnsi="宋体" w:eastAsia="宋体" w:cs="宋体"/>
                 <w:spacing w:val="-2"/>
                 <w:sz w:val="22"/>
                 <w:szCs w:val="22"/>
@@ -2523,9 +2566,14 @@
       </w:tr>
       <w:tr>
         <w:tblPrEx>
-          <w:tblW w:w="13952" w:type="dxa"/>
-          <w:tblInd w:w="2" w:type="dxa"/>
-          <w:tblLayout w:type="fixed"/>
+          <w:tblBorders>
+            <w:top w:val="single" w:color="000000" w:sz="2" w:space="0"/>
+            <w:left w:val="single" w:color="000000" w:sz="2" w:space="0"/>
+            <w:bottom w:val="single" w:color="000000" w:sz="2" w:space="0"/>
+            <w:right w:val="single" w:color="000000" w:sz="2" w:space="0"/>
+            <w:insideH w:val="single" w:color="000000" w:sz="2" w:space="0"/>
+            <w:insideV w:val="single" w:color="000000" w:sz="2" w:space="0"/>
+          </w:tblBorders>
           <w:tblCellMar>
             <w:top w:w="0" w:type="dxa"/>
             <w:left w:w="0" w:type="dxa"/>
@@ -2534,19 +2582,19 @@
           </w:tblCellMar>
         </w:tblPrEx>
         <w:trPr>
-          <w:trHeight w:val="785"/>
+          <w:trHeight w:val="785" w:hRule="atLeast"/>
         </w:trPr>
         <w:tc>
           <w:tcPr>
             <w:tcW w:w="832" w:type="dxa"/>
-            <w:vMerge/>
+            <w:vMerge w:val="continue"/>
             <w:tcBorders>
               <w:top w:val="nil"/>
             </w:tcBorders>
           </w:tcPr>
           <w:p>
             <w:pPr>
-              <w:pStyle w:val="TableText"/>
+              <w:pStyle w:val="6"/>
             </w:pPr>
           </w:p>
         </w:tc>
@@ -2559,14 +2607,14 @@
               <w:spacing w:before="139" w:line="220" w:lineRule="auto"/>
               <w:ind w:left="118"/>
               <w:rPr>
-                <w:rFonts w:ascii="宋体" w:eastAsia="宋体" w:hAnsi="宋体" w:cs="宋体"/>
-                <w:sz w:val="22"/>
-                <w:szCs w:val="22"/>
-              </w:rPr>
-            </w:pPr>
-            <w:r>
-              <w:rPr>
-                <w:rFonts w:ascii="宋体" w:eastAsia="宋体" w:hAnsi="宋体" w:cs="宋体"/>
+                <w:rFonts w:ascii="宋体" w:hAnsi="宋体" w:eastAsia="宋体" w:cs="宋体"/>
+                <w:sz w:val="22"/>
+                <w:szCs w:val="22"/>
+              </w:rPr>
+            </w:pPr>
+            <w:r>
+              <w:rPr>
+                <w:rFonts w:ascii="宋体" w:hAnsi="宋体" w:eastAsia="宋体" w:cs="宋体"/>
                 <w:spacing w:val="-2"/>
                 <w:sz w:val="22"/>
                 <w:szCs w:val="22"/>
@@ -2584,14 +2632,14 @@
               <w:spacing w:before="142" w:line="238" w:lineRule="auto"/>
               <w:ind w:left="145"/>
               <w:rPr>
-                <w:rFonts w:ascii="宋体" w:eastAsia="宋体" w:hAnsi="宋体" w:cs="宋体"/>
-                <w:sz w:val="22"/>
-                <w:szCs w:val="22"/>
-              </w:rPr>
-            </w:pPr>
-            <w:r>
-              <w:rPr>
-                <w:rFonts w:ascii="宋体" w:eastAsia="宋体" w:hAnsi="宋体" w:cs="宋体"/>
+                <w:rFonts w:ascii="宋体" w:hAnsi="宋体" w:eastAsia="宋体" w:cs="宋体"/>
+                <w:sz w:val="22"/>
+                <w:szCs w:val="22"/>
+              </w:rPr>
+            </w:pPr>
+            <w:r>
+              <w:rPr>
+                <w:rFonts w:ascii="宋体" w:hAnsi="宋体" w:eastAsia="宋体" w:cs="宋体"/>
                 <w:spacing w:val="24"/>
                 <w:sz w:val="22"/>
                 <w:szCs w:val="22"/>
@@ -2609,14 +2657,14 @@
               <w:spacing w:before="141" w:line="220" w:lineRule="auto"/>
               <w:ind w:left="124"/>
               <w:rPr>
-                <w:rFonts w:ascii="宋体" w:eastAsia="宋体" w:hAnsi="宋体" w:cs="宋体"/>
-                <w:sz w:val="22"/>
-                <w:szCs w:val="22"/>
-              </w:rPr>
-            </w:pPr>
-            <w:r>
-              <w:rPr>
-                <w:rFonts w:ascii="宋体" w:eastAsia="宋体" w:hAnsi="宋体" w:cs="宋体"/>
+                <w:rFonts w:ascii="宋体" w:hAnsi="宋体" w:eastAsia="宋体" w:cs="宋体"/>
+                <w:sz w:val="22"/>
+                <w:szCs w:val="22"/>
+              </w:rPr>
+            </w:pPr>
+            <w:r>
+              <w:rPr>
+                <w:rFonts w:ascii="宋体" w:hAnsi="宋体" w:eastAsia="宋体" w:cs="宋体"/>
                 <w:spacing w:val="-5"/>
                 <w:sz w:val="22"/>
                 <w:szCs w:val="22"/>
@@ -2634,14 +2682,14 @@
               <w:spacing w:before="141" w:line="220" w:lineRule="auto"/>
               <w:ind w:left="131"/>
               <w:rPr>
-                <w:rFonts w:ascii="宋体" w:eastAsia="宋体" w:hAnsi="宋体" w:cs="宋体"/>
-                <w:sz w:val="22"/>
-                <w:szCs w:val="22"/>
-              </w:rPr>
-            </w:pPr>
-            <w:r>
-              <w:rPr>
-                <w:rFonts w:ascii="宋体" w:eastAsia="宋体" w:hAnsi="宋体" w:cs="宋体"/>
+                <w:rFonts w:ascii="宋体" w:hAnsi="宋体" w:eastAsia="宋体" w:cs="宋体"/>
+                <w:sz w:val="22"/>
+                <w:szCs w:val="22"/>
+              </w:rPr>
+            </w:pPr>
+            <w:r>
+              <w:rPr>
+                <w:rFonts w:ascii="宋体" w:hAnsi="宋体" w:eastAsia="宋体" w:cs="宋体"/>
                 <w:spacing w:val="8"/>
                 <w:sz w:val="22"/>
                 <w:szCs w:val="22"/>
@@ -2654,14 +2702,14 @@
               <w:spacing w:before="23"/>
               <w:ind w:left="119"/>
               <w:rPr>
-                <w:rFonts w:ascii="宋体" w:eastAsia="宋体" w:hAnsi="宋体" w:cs="宋体"/>
-                <w:sz w:val="22"/>
-                <w:szCs w:val="22"/>
-              </w:rPr>
-            </w:pPr>
-            <w:r>
-              <w:rPr>
-                <w:rFonts w:ascii="宋体" w:eastAsia="宋体" w:hAnsi="宋体" w:cs="宋体"/>
+                <w:rFonts w:ascii="宋体" w:hAnsi="宋体" w:eastAsia="宋体" w:cs="宋体"/>
+                <w:sz w:val="22"/>
+                <w:szCs w:val="22"/>
+              </w:rPr>
+            </w:pPr>
+            <w:r>
+              <w:rPr>
+                <w:rFonts w:ascii="宋体" w:hAnsi="宋体" w:eastAsia="宋体" w:cs="宋体"/>
                 <w:spacing w:val="3"/>
                 <w:sz w:val="22"/>
                 <w:szCs w:val="22"/>
@@ -2679,14 +2727,14 @@
               <w:spacing w:before="139" w:line="220" w:lineRule="auto"/>
               <w:ind w:left="123"/>
               <w:rPr>
-                <w:rFonts w:ascii="宋体" w:eastAsia="宋体" w:hAnsi="宋体" w:cs="宋体"/>
-                <w:sz w:val="22"/>
-                <w:szCs w:val="22"/>
-              </w:rPr>
-            </w:pPr>
-            <w:r>
-              <w:rPr>
-                <w:rFonts w:ascii="宋体" w:eastAsia="宋体" w:hAnsi="宋体" w:cs="宋体"/>
+                <w:rFonts w:ascii="宋体" w:hAnsi="宋体" w:eastAsia="宋体" w:cs="宋体"/>
+                <w:sz w:val="22"/>
+                <w:szCs w:val="22"/>
+              </w:rPr>
+            </w:pPr>
+            <w:r>
+              <w:rPr>
+                <w:rFonts w:ascii="宋体" w:hAnsi="宋体" w:eastAsia="宋体" w:cs="宋体"/>
                 <w:spacing w:val="-2"/>
                 <w:sz w:val="22"/>
                 <w:szCs w:val="22"/>
@@ -2698,9 +2746,14 @@
       </w:tr>
       <w:tr>
         <w:tblPrEx>
-          <w:tblW w:w="13952" w:type="dxa"/>
-          <w:tblInd w:w="2" w:type="dxa"/>
-          <w:tblLayout w:type="fixed"/>
+          <w:tblBorders>
+            <w:top w:val="single" w:color="000000" w:sz="2" w:space="0"/>
+            <w:left w:val="single" w:color="000000" w:sz="2" w:space="0"/>
+            <w:bottom w:val="single" w:color="000000" w:sz="2" w:space="0"/>
+            <w:right w:val="single" w:color="000000" w:sz="2" w:space="0"/>
+            <w:insideH w:val="single" w:color="000000" w:sz="2" w:space="0"/>
+            <w:insideV w:val="single" w:color="000000" w:sz="2" w:space="0"/>
+          </w:tblBorders>
           <w:tblCellMar>
             <w:top w:w="0" w:type="dxa"/>
             <w:left w:w="0" w:type="dxa"/>
@@ -2709,7 +2762,7 @@
           </w:tblCellMar>
         </w:tblPrEx>
         <w:trPr>
-          <w:trHeight w:val="631"/>
+          <w:trHeight w:val="631" w:hRule="atLeast"/>
         </w:trPr>
         <w:tc>
           <w:tcPr>
@@ -2722,7 +2775,7 @@
           </w:tcPr>
           <w:p>
             <w:pPr>
-              <w:pStyle w:val="TableText"/>
+              <w:pStyle w:val="6"/>
               <w:spacing w:line="407" w:lineRule="auto"/>
             </w:pPr>
           </w:p>
@@ -2731,14 +2784,14 @@
               <w:spacing w:before="73" w:line="211" w:lineRule="auto"/>
               <w:ind w:left="138"/>
               <w:rPr>
-                <w:rFonts w:ascii="宋体" w:eastAsia="宋体" w:hAnsi="宋体" w:cs="宋体"/>
-                <w:sz w:val="22"/>
-                <w:szCs w:val="22"/>
-              </w:rPr>
-            </w:pPr>
-            <w:r>
-              <w:rPr>
-                <w:rFonts w:ascii="宋体" w:eastAsia="宋体" w:hAnsi="宋体" w:cs="宋体"/>
+                <w:rFonts w:ascii="宋体" w:hAnsi="宋体" w:eastAsia="宋体" w:cs="宋体"/>
+                <w:sz w:val="22"/>
+                <w:szCs w:val="22"/>
+              </w:rPr>
+            </w:pPr>
+            <w:r>
+              <w:rPr>
+                <w:rFonts w:ascii="宋体" w:hAnsi="宋体" w:eastAsia="宋体" w:cs="宋体"/>
                 <w:sz w:val="22"/>
                 <w:szCs w:val="22"/>
               </w:rPr>
@@ -2746,7 +2799,7 @@
             </w:r>
             <w:r>
               <w:rPr>
-                <w:rFonts w:ascii="宋体" w:eastAsia="宋体" w:hAnsi="宋体" w:cs="宋体"/>
+                <w:rFonts w:ascii="宋体" w:hAnsi="宋体" w:eastAsia="宋体" w:cs="宋体"/>
                 <w:spacing w:val="60"/>
                 <w:sz w:val="22"/>
                 <w:szCs w:val="22"/>
@@ -2755,7 +2808,7 @@
             </w:r>
             <w:r>
               <w:rPr>
-                <w:rFonts w:ascii="宋体" w:eastAsia="宋体" w:hAnsi="宋体" w:cs="宋体"/>
+                <w:rFonts w:ascii="宋体" w:hAnsi="宋体" w:eastAsia="宋体" w:cs="宋体"/>
                 <w:sz w:val="22"/>
                 <w:szCs w:val="22"/>
               </w:rPr>
@@ -2772,14 +2825,14 @@
               <w:spacing w:before="139" w:line="220" w:lineRule="auto"/>
               <w:ind w:left="121"/>
               <w:rPr>
-                <w:rFonts w:ascii="宋体" w:eastAsia="宋体" w:hAnsi="宋体" w:cs="宋体"/>
-                <w:sz w:val="22"/>
-                <w:szCs w:val="22"/>
-              </w:rPr>
-            </w:pPr>
-            <w:r>
-              <w:rPr>
-                <w:rFonts w:ascii="宋体" w:eastAsia="宋体" w:hAnsi="宋体" w:cs="宋体"/>
+                <w:rFonts w:ascii="宋体" w:hAnsi="宋体" w:eastAsia="宋体" w:cs="宋体"/>
+                <w:sz w:val="22"/>
+                <w:szCs w:val="22"/>
+              </w:rPr>
+            </w:pPr>
+            <w:r>
+              <w:rPr>
+                <w:rFonts w:ascii="宋体" w:hAnsi="宋体" w:eastAsia="宋体" w:cs="宋体"/>
                 <w:spacing w:val="-2"/>
                 <w:sz w:val="22"/>
                 <w:szCs w:val="22"/>
@@ -2797,14 +2850,14 @@
               <w:spacing w:before="143" w:line="220" w:lineRule="auto"/>
               <w:ind w:left="145"/>
               <w:rPr>
-                <w:rFonts w:ascii="宋体" w:eastAsia="宋体" w:hAnsi="宋体" w:cs="宋体"/>
-                <w:sz w:val="22"/>
-                <w:szCs w:val="22"/>
-              </w:rPr>
-            </w:pPr>
-            <w:r>
-              <w:rPr>
-                <w:rFonts w:ascii="宋体" w:eastAsia="宋体" w:hAnsi="宋体" w:cs="宋体"/>
+                <w:rFonts w:ascii="宋体" w:hAnsi="宋体" w:eastAsia="宋体" w:cs="宋体"/>
+                <w:sz w:val="22"/>
+                <w:szCs w:val="22"/>
+              </w:rPr>
+            </w:pPr>
+            <w:r>
+              <w:rPr>
+                <w:rFonts w:ascii="宋体" w:hAnsi="宋体" w:eastAsia="宋体" w:cs="宋体"/>
                 <w:spacing w:val="17"/>
                 <w:sz w:val="22"/>
                 <w:szCs w:val="22"/>
@@ -2813,7 +2866,7 @@
             </w:r>
             <w:r>
               <w:rPr>
-                <w:rFonts w:ascii="宋体" w:eastAsia="宋体" w:hAnsi="宋体" w:cs="宋体"/>
+                <w:rFonts w:ascii="宋体" w:hAnsi="宋体" w:eastAsia="宋体" w:cs="宋体"/>
                 <w:spacing w:val="-72"/>
                 <w:sz w:val="22"/>
                 <w:szCs w:val="22"/>
@@ -2822,7 +2875,7 @@
             </w:r>
             <w:r>
               <w:rPr>
-                <w:rFonts w:ascii="宋体" w:eastAsia="宋体" w:hAnsi="宋体" w:cs="宋体"/>
+                <w:rFonts w:ascii="宋体" w:hAnsi="宋体" w:eastAsia="宋体" w:cs="宋体"/>
                 <w:spacing w:val="17"/>
                 <w:sz w:val="22"/>
                 <w:szCs w:val="22"/>
@@ -2831,7 +2884,7 @@
             </w:r>
             <w:r>
               <w:rPr>
-                <w:rFonts w:ascii="宋体" w:eastAsia="宋体" w:hAnsi="宋体" w:cs="宋体"/>
+                <w:rFonts w:ascii="宋体" w:hAnsi="宋体" w:eastAsia="宋体" w:cs="宋体"/>
                 <w:spacing w:val="42"/>
                 <w:sz w:val="22"/>
                 <w:szCs w:val="22"/>
@@ -2840,7 +2893,7 @@
             </w:r>
             <w:r>
               <w:rPr>
-                <w:rFonts w:ascii="宋体" w:eastAsia="宋体" w:hAnsi="宋体" w:cs="宋体"/>
+                <w:rFonts w:ascii="宋体" w:hAnsi="宋体" w:eastAsia="宋体" w:cs="宋体"/>
                 <w:spacing w:val="17"/>
                 <w:sz w:val="22"/>
                 <w:szCs w:val="22"/>
@@ -2858,14 +2911,14 @@
               <w:spacing w:before="143" w:line="220" w:lineRule="auto"/>
               <w:ind w:left="124"/>
               <w:rPr>
-                <w:rFonts w:ascii="宋体" w:eastAsia="宋体" w:hAnsi="宋体" w:cs="宋体"/>
-                <w:sz w:val="22"/>
-                <w:szCs w:val="22"/>
-              </w:rPr>
-            </w:pPr>
-            <w:r>
-              <w:rPr>
-                <w:rFonts w:ascii="宋体" w:eastAsia="宋体" w:hAnsi="宋体" w:cs="宋体"/>
+                <w:rFonts w:ascii="宋体" w:hAnsi="宋体" w:eastAsia="宋体" w:cs="宋体"/>
+                <w:sz w:val="22"/>
+                <w:szCs w:val="22"/>
+              </w:rPr>
+            </w:pPr>
+            <w:r>
+              <w:rPr>
+                <w:rFonts w:ascii="宋体" w:hAnsi="宋体" w:eastAsia="宋体" w:cs="宋体"/>
                 <w:spacing w:val="-11"/>
                 <w:sz w:val="22"/>
                 <w:szCs w:val="22"/>
@@ -2883,14 +2936,14 @@
               <w:spacing w:before="143" w:line="220" w:lineRule="auto"/>
               <w:ind w:left="125"/>
               <w:rPr>
-                <w:rFonts w:ascii="宋体" w:eastAsia="宋体" w:hAnsi="宋体" w:cs="宋体"/>
-                <w:sz w:val="22"/>
-                <w:szCs w:val="22"/>
-              </w:rPr>
-            </w:pPr>
-            <w:r>
-              <w:rPr>
-                <w:rFonts w:ascii="宋体" w:eastAsia="宋体" w:hAnsi="宋体" w:cs="宋体"/>
+                <w:rFonts w:ascii="宋体" w:hAnsi="宋体" w:eastAsia="宋体" w:cs="宋体"/>
+                <w:sz w:val="22"/>
+                <w:szCs w:val="22"/>
+              </w:rPr>
+            </w:pPr>
+            <w:r>
+              <w:rPr>
+                <w:rFonts w:ascii="宋体" w:hAnsi="宋体" w:eastAsia="宋体" w:cs="宋体"/>
                 <w:spacing w:val="9"/>
                 <w:sz w:val="22"/>
                 <w:szCs w:val="22"/>
@@ -2908,14 +2961,14 @@
               <w:spacing w:before="139" w:line="220" w:lineRule="auto"/>
               <w:ind w:left="122"/>
               <w:rPr>
-                <w:rFonts w:ascii="宋体" w:eastAsia="宋体" w:hAnsi="宋体" w:cs="宋体"/>
-                <w:sz w:val="22"/>
-                <w:szCs w:val="22"/>
-              </w:rPr>
-            </w:pPr>
-            <w:r>
-              <w:rPr>
-                <w:rFonts w:ascii="宋体" w:eastAsia="宋体" w:hAnsi="宋体" w:cs="宋体"/>
+                <w:rFonts w:ascii="宋体" w:hAnsi="宋体" w:eastAsia="宋体" w:cs="宋体"/>
+                <w:sz w:val="22"/>
+                <w:szCs w:val="22"/>
+              </w:rPr>
+            </w:pPr>
+            <w:r>
+              <w:rPr>
+                <w:rFonts w:ascii="宋体" w:hAnsi="宋体" w:eastAsia="宋体" w:cs="宋体"/>
                 <w:spacing w:val="-3"/>
                 <w:sz w:val="22"/>
                 <w:szCs w:val="22"/>
@@ -2927,9 +2980,14 @@
       </w:tr>
       <w:tr>
         <w:tblPrEx>
-          <w:tblW w:w="13952" w:type="dxa"/>
-          <w:tblInd w:w="2" w:type="dxa"/>
-          <w:tblLayout w:type="fixed"/>
+          <w:tblBorders>
+            <w:top w:val="single" w:color="000000" w:sz="2" w:space="0"/>
+            <w:left w:val="single" w:color="000000" w:sz="2" w:space="0"/>
+            <w:bottom w:val="single" w:color="000000" w:sz="2" w:space="0"/>
+            <w:right w:val="single" w:color="000000" w:sz="2" w:space="0"/>
+            <w:insideH w:val="single" w:color="000000" w:sz="2" w:space="0"/>
+            <w:insideV w:val="single" w:color="000000" w:sz="2" w:space="0"/>
+          </w:tblBorders>
           <w:tblCellMar>
             <w:top w:w="0" w:type="dxa"/>
             <w:left w:w="0" w:type="dxa"/>
@@ -2938,12 +2996,12 @@
           </w:tblCellMar>
         </w:tblPrEx>
         <w:trPr>
-          <w:trHeight w:val="775"/>
+          <w:trHeight w:val="775" w:hRule="atLeast"/>
         </w:trPr>
         <w:tc>
           <w:tcPr>
             <w:tcW w:w="832" w:type="dxa"/>
-            <w:vMerge/>
+            <w:vMerge w:val="continue"/>
             <w:tcBorders>
               <w:top w:val="nil"/>
               <w:bottom w:val="nil"/>
@@ -2952,7 +3010,7 @@
           </w:tcPr>
           <w:p>
             <w:pPr>
-              <w:pStyle w:val="TableText"/>
+              <w:pStyle w:val="6"/>
             </w:pPr>
           </w:p>
         </w:tc>
@@ -2965,14 +3023,14 @@
               <w:spacing w:before="139" w:line="220" w:lineRule="auto"/>
               <w:ind w:left="117"/>
               <w:rPr>
-                <w:rFonts w:ascii="宋体" w:eastAsia="宋体" w:hAnsi="宋体" w:cs="宋体"/>
-                <w:sz w:val="22"/>
-                <w:szCs w:val="22"/>
-              </w:rPr>
-            </w:pPr>
-            <w:r>
-              <w:rPr>
-                <w:rFonts w:ascii="宋体" w:eastAsia="宋体" w:hAnsi="宋体" w:cs="宋体"/>
+                <w:rFonts w:ascii="宋体" w:hAnsi="宋体" w:eastAsia="宋体" w:cs="宋体"/>
+                <w:sz w:val="22"/>
+                <w:szCs w:val="22"/>
+              </w:rPr>
+            </w:pPr>
+            <w:r>
+              <w:rPr>
+                <w:rFonts w:ascii="宋体" w:hAnsi="宋体" w:eastAsia="宋体" w:cs="宋体"/>
                 <w:spacing w:val="-1"/>
                 <w:sz w:val="22"/>
                 <w:szCs w:val="22"/>
@@ -2990,14 +3048,14 @@
               <w:spacing w:before="144" w:line="238" w:lineRule="auto"/>
               <w:ind w:left="145"/>
               <w:rPr>
-                <w:rFonts w:ascii="宋体" w:eastAsia="宋体" w:hAnsi="宋体" w:cs="宋体"/>
-                <w:sz w:val="22"/>
-                <w:szCs w:val="22"/>
-              </w:rPr>
-            </w:pPr>
-            <w:r>
-              <w:rPr>
-                <w:rFonts w:ascii="宋体" w:eastAsia="宋体" w:hAnsi="宋体" w:cs="宋体"/>
+                <w:rFonts w:ascii="宋体" w:hAnsi="宋体" w:eastAsia="宋体" w:cs="宋体"/>
+                <w:sz w:val="22"/>
+                <w:szCs w:val="22"/>
+              </w:rPr>
+            </w:pPr>
+            <w:r>
+              <w:rPr>
+                <w:rFonts w:ascii="宋体" w:hAnsi="宋体" w:eastAsia="宋体" w:cs="宋体"/>
                 <w:spacing w:val="24"/>
                 <w:sz w:val="22"/>
                 <w:szCs w:val="22"/>
@@ -3015,14 +3073,14 @@
               <w:spacing w:before="143" w:line="220" w:lineRule="auto"/>
               <w:ind w:left="124"/>
               <w:rPr>
-                <w:rFonts w:ascii="宋体" w:eastAsia="宋体" w:hAnsi="宋体" w:cs="宋体"/>
-                <w:sz w:val="22"/>
-                <w:szCs w:val="22"/>
-              </w:rPr>
-            </w:pPr>
-            <w:r>
-              <w:rPr>
-                <w:rFonts w:ascii="宋体" w:eastAsia="宋体" w:hAnsi="宋体" w:cs="宋体"/>
+                <w:rFonts w:ascii="宋体" w:hAnsi="宋体" w:eastAsia="宋体" w:cs="宋体"/>
+                <w:sz w:val="22"/>
+                <w:szCs w:val="22"/>
+              </w:rPr>
+            </w:pPr>
+            <w:r>
+              <w:rPr>
+                <w:rFonts w:ascii="宋体" w:hAnsi="宋体" w:eastAsia="宋体" w:cs="宋体"/>
                 <w:spacing w:val="-11"/>
                 <w:sz w:val="22"/>
                 <w:szCs w:val="22"/>
@@ -3040,14 +3098,14 @@
               <w:spacing w:before="156" w:line="222" w:lineRule="auto"/>
               <w:ind w:left="145"/>
               <w:rPr>
-                <w:rFonts w:ascii="微软雅黑" w:eastAsia="微软雅黑" w:hAnsi="微软雅黑" w:cs="微软雅黑"/>
-                <w:sz w:val="22"/>
-                <w:szCs w:val="22"/>
-              </w:rPr>
-            </w:pPr>
-            <w:r>
-              <w:rPr>
-                <w:rFonts w:ascii="微软雅黑" w:eastAsia="微软雅黑" w:hAnsi="微软雅黑" w:cs="微软雅黑"/>
+                <w:rFonts w:ascii="微软雅黑" w:hAnsi="微软雅黑" w:eastAsia="微软雅黑" w:cs="微软雅黑"/>
+                <w:sz w:val="22"/>
+                <w:szCs w:val="22"/>
+              </w:rPr>
+            </w:pPr>
+            <w:r>
+              <w:rPr>
+                <w:rFonts w:ascii="微软雅黑" w:hAnsi="微软雅黑" w:eastAsia="微软雅黑" w:cs="微软雅黑"/>
                 <w:spacing w:val="-2"/>
                 <w:sz w:val="22"/>
                 <w:szCs w:val="22"/>
@@ -3056,7 +3114,7 @@
             </w:r>
             <w:r>
               <w:rPr>
-                <w:rFonts w:ascii="宋体" w:eastAsia="宋体" w:hAnsi="宋体" w:cs="宋体"/>
+                <w:rFonts w:ascii="宋体" w:hAnsi="宋体" w:eastAsia="宋体" w:cs="宋体"/>
                 <w:spacing w:val="-2"/>
                 <w:sz w:val="22"/>
                 <w:szCs w:val="22"/>
@@ -3065,7 +3123,7 @@
             </w:r>
             <w:r>
               <w:rPr>
-                <w:rFonts w:ascii="微软雅黑" w:eastAsia="微软雅黑" w:hAnsi="微软雅黑" w:cs="微软雅黑"/>
+                <w:rFonts w:ascii="微软雅黑" w:hAnsi="微软雅黑" w:eastAsia="微软雅黑" w:cs="微软雅黑"/>
                 <w:spacing w:val="-2"/>
                 <w:sz w:val="22"/>
                 <w:szCs w:val="22"/>
@@ -3078,14 +3136,14 @@
               <w:spacing w:before="14" w:line="205" w:lineRule="auto"/>
               <w:ind w:left="119"/>
               <w:rPr>
-                <w:rFonts w:ascii="宋体" w:eastAsia="宋体" w:hAnsi="宋体" w:cs="宋体"/>
-                <w:sz w:val="22"/>
-                <w:szCs w:val="22"/>
-              </w:rPr>
-            </w:pPr>
-            <w:r>
-              <w:rPr>
-                <w:rFonts w:ascii="宋体" w:eastAsia="宋体" w:hAnsi="宋体" w:cs="宋体"/>
+                <w:rFonts w:ascii="宋体" w:hAnsi="宋体" w:eastAsia="宋体" w:cs="宋体"/>
+                <w:sz w:val="22"/>
+                <w:szCs w:val="22"/>
+              </w:rPr>
+            </w:pPr>
+            <w:r>
+              <w:rPr>
+                <w:rFonts w:ascii="宋体" w:hAnsi="宋体" w:eastAsia="宋体" w:cs="宋体"/>
                 <w:spacing w:val="-2"/>
                 <w:sz w:val="22"/>
                 <w:szCs w:val="22"/>
@@ -3103,14 +3161,14 @@
               <w:spacing w:before="139" w:line="220" w:lineRule="auto"/>
               <w:ind w:left="122"/>
               <w:rPr>
-                <w:rFonts w:ascii="宋体" w:eastAsia="宋体" w:hAnsi="宋体" w:cs="宋体"/>
-                <w:sz w:val="22"/>
-                <w:szCs w:val="22"/>
-              </w:rPr>
-            </w:pPr>
-            <w:r>
-              <w:rPr>
-                <w:rFonts w:ascii="宋体" w:eastAsia="宋体" w:hAnsi="宋体" w:cs="宋体"/>
+                <w:rFonts w:ascii="宋体" w:hAnsi="宋体" w:eastAsia="宋体" w:cs="宋体"/>
+                <w:sz w:val="22"/>
+                <w:szCs w:val="22"/>
+              </w:rPr>
+            </w:pPr>
+            <w:r>
+              <w:rPr>
+                <w:rFonts w:ascii="宋体" w:hAnsi="宋体" w:eastAsia="宋体" w:cs="宋体"/>
                 <w:spacing w:val="-3"/>
                 <w:sz w:val="22"/>
                 <w:szCs w:val="22"/>
@@ -3122,9 +3180,14 @@
       </w:tr>
       <w:tr>
         <w:tblPrEx>
-          <w:tblW w:w="13952" w:type="dxa"/>
-          <w:tblInd w:w="2" w:type="dxa"/>
-          <w:tblLayout w:type="fixed"/>
+          <w:tblBorders>
+            <w:top w:val="single" w:color="000000" w:sz="2" w:space="0"/>
+            <w:left w:val="single" w:color="000000" w:sz="2" w:space="0"/>
+            <w:bottom w:val="single" w:color="000000" w:sz="2" w:space="0"/>
+            <w:right w:val="single" w:color="000000" w:sz="2" w:space="0"/>
+            <w:insideH w:val="single" w:color="000000" w:sz="2" w:space="0"/>
+            <w:insideV w:val="single" w:color="000000" w:sz="2" w:space="0"/>
+          </w:tblBorders>
           <w:tblCellMar>
             <w:top w:w="0" w:type="dxa"/>
             <w:left w:w="0" w:type="dxa"/>
@@ -3133,12 +3196,12 @@
           </w:tblCellMar>
         </w:tblPrEx>
         <w:trPr>
-          <w:trHeight w:val="683"/>
+          <w:trHeight w:val="683" w:hRule="atLeast"/>
         </w:trPr>
         <w:tc>
           <w:tcPr>
             <w:tcW w:w="832" w:type="dxa"/>
-            <w:vMerge/>
+            <w:vMerge w:val="continue"/>
             <w:tcBorders>
               <w:top w:val="nil"/>
               <w:bottom w:val="nil"/>
@@ -3147,7 +3210,7 @@
           </w:tcPr>
           <w:p>
             <w:pPr>
-              <w:pStyle w:val="TableText"/>
+              <w:pStyle w:val="6"/>
             </w:pPr>
           </w:p>
         </w:tc>
@@ -3160,14 +3223,14 @@
               <w:spacing w:before="139" w:line="220" w:lineRule="auto"/>
               <w:ind w:left="114"/>
               <w:rPr>
-                <w:rFonts w:ascii="宋体" w:eastAsia="宋体" w:hAnsi="宋体" w:cs="宋体"/>
-                <w:sz w:val="22"/>
-                <w:szCs w:val="22"/>
-              </w:rPr>
-            </w:pPr>
-            <w:r>
-              <w:rPr>
-                <w:rFonts w:ascii="宋体" w:eastAsia="宋体" w:hAnsi="宋体" w:cs="宋体"/>
+                <w:rFonts w:ascii="宋体" w:hAnsi="宋体" w:eastAsia="宋体" w:cs="宋体"/>
+                <w:sz w:val="22"/>
+                <w:szCs w:val="22"/>
+              </w:rPr>
+            </w:pPr>
+            <w:r>
+              <w:rPr>
+                <w:rFonts w:ascii="宋体" w:hAnsi="宋体" w:eastAsia="宋体" w:cs="宋体"/>
                 <w:spacing w:val="-1"/>
                 <w:sz w:val="22"/>
                 <w:szCs w:val="22"/>
@@ -3185,14 +3248,14 @@
               <w:spacing w:before="144" w:line="238" w:lineRule="auto"/>
               <w:ind w:left="145"/>
               <w:rPr>
-                <w:rFonts w:ascii="宋体" w:eastAsia="宋体" w:hAnsi="宋体" w:cs="宋体"/>
-                <w:sz w:val="22"/>
-                <w:szCs w:val="22"/>
-              </w:rPr>
-            </w:pPr>
-            <w:r>
-              <w:rPr>
-                <w:rFonts w:ascii="宋体" w:eastAsia="宋体" w:hAnsi="宋体" w:cs="宋体"/>
+                <w:rFonts w:ascii="宋体" w:hAnsi="宋体" w:eastAsia="宋体" w:cs="宋体"/>
+                <w:sz w:val="22"/>
+                <w:szCs w:val="22"/>
+              </w:rPr>
+            </w:pPr>
+            <w:r>
+              <w:rPr>
+                <w:rFonts w:ascii="宋体" w:hAnsi="宋体" w:eastAsia="宋体" w:cs="宋体"/>
                 <w:spacing w:val="24"/>
                 <w:sz w:val="22"/>
                 <w:szCs w:val="22"/>
@@ -3210,14 +3273,14 @@
               <w:spacing w:before="143" w:line="220" w:lineRule="auto"/>
               <w:ind w:left="124"/>
               <w:rPr>
-                <w:rFonts w:ascii="宋体" w:eastAsia="宋体" w:hAnsi="宋体" w:cs="宋体"/>
-                <w:sz w:val="22"/>
-                <w:szCs w:val="22"/>
-              </w:rPr>
-            </w:pPr>
-            <w:r>
-              <w:rPr>
-                <w:rFonts w:ascii="宋体" w:eastAsia="宋体" w:hAnsi="宋体" w:cs="宋体"/>
+                <w:rFonts w:ascii="宋体" w:hAnsi="宋体" w:eastAsia="宋体" w:cs="宋体"/>
+                <w:sz w:val="22"/>
+                <w:szCs w:val="22"/>
+              </w:rPr>
+            </w:pPr>
+            <w:r>
+              <w:rPr>
+                <w:rFonts w:ascii="宋体" w:hAnsi="宋体" w:eastAsia="宋体" w:cs="宋体"/>
                 <w:spacing w:val="-11"/>
                 <w:sz w:val="22"/>
                 <w:szCs w:val="22"/>
@@ -3235,14 +3298,14 @@
               <w:spacing w:before="143" w:line="220" w:lineRule="auto"/>
               <w:ind w:left="131"/>
               <w:rPr>
-                <w:rFonts w:ascii="宋体" w:eastAsia="宋体" w:hAnsi="宋体" w:cs="宋体"/>
-                <w:sz w:val="22"/>
-                <w:szCs w:val="22"/>
-              </w:rPr>
-            </w:pPr>
-            <w:r>
-              <w:rPr>
-                <w:rFonts w:ascii="宋体" w:eastAsia="宋体" w:hAnsi="宋体" w:cs="宋体"/>
+                <w:rFonts w:ascii="宋体" w:hAnsi="宋体" w:eastAsia="宋体" w:cs="宋体"/>
+                <w:sz w:val="22"/>
+                <w:szCs w:val="22"/>
+              </w:rPr>
+            </w:pPr>
+            <w:r>
+              <w:rPr>
+                <w:rFonts w:ascii="宋体" w:hAnsi="宋体" w:eastAsia="宋体" w:cs="宋体"/>
                 <w:spacing w:val="8"/>
                 <w:sz w:val="22"/>
                 <w:szCs w:val="22"/>
@@ -3255,14 +3318,14 @@
               <w:spacing w:before="21" w:line="206" w:lineRule="auto"/>
               <w:ind w:left="119"/>
               <w:rPr>
-                <w:rFonts w:ascii="宋体" w:eastAsia="宋体" w:hAnsi="宋体" w:cs="宋体"/>
-                <w:sz w:val="22"/>
-                <w:szCs w:val="22"/>
-              </w:rPr>
-            </w:pPr>
-            <w:r>
-              <w:rPr>
-                <w:rFonts w:ascii="宋体" w:eastAsia="宋体" w:hAnsi="宋体" w:cs="宋体"/>
+                <w:rFonts w:ascii="宋体" w:hAnsi="宋体" w:eastAsia="宋体" w:cs="宋体"/>
+                <w:sz w:val="22"/>
+                <w:szCs w:val="22"/>
+              </w:rPr>
+            </w:pPr>
+            <w:r>
+              <w:rPr>
+                <w:rFonts w:ascii="宋体" w:hAnsi="宋体" w:eastAsia="宋体" w:cs="宋体"/>
                 <w:spacing w:val="3"/>
                 <w:sz w:val="22"/>
                 <w:szCs w:val="22"/>
@@ -3280,14 +3343,14 @@
               <w:spacing w:before="139" w:line="220" w:lineRule="auto"/>
               <w:ind w:left="122"/>
               <w:rPr>
-                <w:rFonts w:ascii="宋体" w:eastAsia="宋体" w:hAnsi="宋体" w:cs="宋体"/>
-                <w:sz w:val="22"/>
-                <w:szCs w:val="22"/>
-              </w:rPr>
-            </w:pPr>
-            <w:r>
-              <w:rPr>
-                <w:rFonts w:ascii="宋体" w:eastAsia="宋体" w:hAnsi="宋体" w:cs="宋体"/>
+                <w:rFonts w:ascii="宋体" w:hAnsi="宋体" w:eastAsia="宋体" w:cs="宋体"/>
+                <w:sz w:val="22"/>
+                <w:szCs w:val="22"/>
+              </w:rPr>
+            </w:pPr>
+            <w:r>
+              <w:rPr>
+                <w:rFonts w:ascii="宋体" w:hAnsi="宋体" w:eastAsia="宋体" w:cs="宋体"/>
                 <w:spacing w:val="-3"/>
                 <w:sz w:val="22"/>
                 <w:szCs w:val="22"/>
@@ -3299,9 +3362,14 @@
       </w:tr>
       <w:tr>
         <w:tblPrEx>
-          <w:tblW w:w="13952" w:type="dxa"/>
-          <w:tblInd w:w="2" w:type="dxa"/>
-          <w:tblLayout w:type="fixed"/>
+          <w:tblBorders>
+            <w:top w:val="single" w:color="000000" w:sz="2" w:space="0"/>
+            <w:left w:val="single" w:color="000000" w:sz="2" w:space="0"/>
+            <w:bottom w:val="single" w:color="000000" w:sz="2" w:space="0"/>
+            <w:right w:val="single" w:color="000000" w:sz="2" w:space="0"/>
+            <w:insideH w:val="single" w:color="000000" w:sz="2" w:space="0"/>
+            <w:insideV w:val="single" w:color="000000" w:sz="2" w:space="0"/>
+          </w:tblBorders>
           <w:tblCellMar>
             <w:top w:w="0" w:type="dxa"/>
             <w:left w:w="0" w:type="dxa"/>
@@ -3310,12 +3378,12 @@
           </w:tblCellMar>
         </w:tblPrEx>
         <w:trPr>
-          <w:trHeight w:val="797"/>
+          <w:trHeight w:val="797" w:hRule="atLeast"/>
         </w:trPr>
         <w:tc>
           <w:tcPr>
             <w:tcW w:w="832" w:type="dxa"/>
-            <w:vMerge/>
+            <w:vMerge w:val="continue"/>
             <w:tcBorders>
               <w:top w:val="nil"/>
             </w:tcBorders>
@@ -3323,7 +3391,7 @@
           </w:tcPr>
           <w:p>
             <w:pPr>
-              <w:pStyle w:val="TableText"/>
+              <w:pStyle w:val="6"/>
             </w:pPr>
           </w:p>
         </w:tc>
@@ -3336,14 +3404,14 @@
               <w:spacing w:before="144" w:line="220" w:lineRule="auto"/>
               <w:ind w:left="117"/>
               <w:rPr>
-                <w:rFonts w:ascii="宋体" w:eastAsia="宋体" w:hAnsi="宋体" w:cs="宋体"/>
-                <w:sz w:val="22"/>
-                <w:szCs w:val="22"/>
-              </w:rPr>
-            </w:pPr>
-            <w:r>
-              <w:rPr>
-                <w:rFonts w:ascii="宋体" w:eastAsia="宋体" w:hAnsi="宋体" w:cs="宋体"/>
+                <w:rFonts w:ascii="宋体" w:hAnsi="宋体" w:eastAsia="宋体" w:cs="宋体"/>
+                <w:sz w:val="22"/>
+                <w:szCs w:val="22"/>
+              </w:rPr>
+            </w:pPr>
+            <w:r>
+              <w:rPr>
+                <w:rFonts w:ascii="宋体" w:hAnsi="宋体" w:eastAsia="宋体" w:cs="宋体"/>
                 <w:spacing w:val="-2"/>
                 <w:sz w:val="22"/>
                 <w:szCs w:val="22"/>
@@ -3361,14 +3429,14 @@
               <w:spacing w:before="144" w:line="238" w:lineRule="auto"/>
               <w:ind w:left="145"/>
               <w:rPr>
-                <w:rFonts w:ascii="宋体" w:eastAsia="宋体" w:hAnsi="宋体" w:cs="宋体"/>
-                <w:sz w:val="22"/>
-                <w:szCs w:val="22"/>
-              </w:rPr>
-            </w:pPr>
-            <w:r>
-              <w:rPr>
-                <w:rFonts w:ascii="宋体" w:eastAsia="宋体" w:hAnsi="宋体" w:cs="宋体"/>
+                <w:rFonts w:ascii="宋体" w:hAnsi="宋体" w:eastAsia="宋体" w:cs="宋体"/>
+                <w:sz w:val="22"/>
+                <w:szCs w:val="22"/>
+              </w:rPr>
+            </w:pPr>
+            <w:r>
+              <w:rPr>
+                <w:rFonts w:ascii="宋体" w:hAnsi="宋体" w:eastAsia="宋体" w:cs="宋体"/>
                 <w:spacing w:val="24"/>
                 <w:sz w:val="22"/>
                 <w:szCs w:val="22"/>
@@ -3386,14 +3454,14 @@
               <w:spacing w:before="144" w:line="220" w:lineRule="auto"/>
               <w:ind w:left="124"/>
               <w:rPr>
-                <w:rFonts w:ascii="宋体" w:eastAsia="宋体" w:hAnsi="宋体" w:cs="宋体"/>
-                <w:sz w:val="22"/>
-                <w:szCs w:val="22"/>
-              </w:rPr>
-            </w:pPr>
-            <w:r>
-              <w:rPr>
-                <w:rFonts w:ascii="宋体" w:eastAsia="宋体" w:hAnsi="宋体" w:cs="宋体"/>
+                <w:rFonts w:ascii="宋体" w:hAnsi="宋体" w:eastAsia="宋体" w:cs="宋体"/>
+                <w:sz w:val="22"/>
+                <w:szCs w:val="22"/>
+              </w:rPr>
+            </w:pPr>
+            <w:r>
+              <w:rPr>
+                <w:rFonts w:ascii="宋体" w:hAnsi="宋体" w:eastAsia="宋体" w:cs="宋体"/>
                 <w:spacing w:val="-12"/>
                 <w:sz w:val="22"/>
                 <w:szCs w:val="22"/>
@@ -3411,14 +3479,14 @@
               <w:spacing w:before="144" w:line="220" w:lineRule="auto"/>
               <w:ind w:left="131"/>
               <w:rPr>
-                <w:rFonts w:ascii="宋体" w:eastAsia="宋体" w:hAnsi="宋体" w:cs="宋体"/>
-                <w:sz w:val="22"/>
-                <w:szCs w:val="22"/>
-              </w:rPr>
-            </w:pPr>
-            <w:r>
-              <w:rPr>
-                <w:rFonts w:ascii="宋体" w:eastAsia="宋体" w:hAnsi="宋体" w:cs="宋体"/>
+                <w:rFonts w:ascii="宋体" w:hAnsi="宋体" w:eastAsia="宋体" w:cs="宋体"/>
+                <w:sz w:val="22"/>
+                <w:szCs w:val="22"/>
+              </w:rPr>
+            </w:pPr>
+            <w:r>
+              <w:rPr>
+                <w:rFonts w:ascii="宋体" w:hAnsi="宋体" w:eastAsia="宋体" w:cs="宋体"/>
                 <w:spacing w:val="8"/>
                 <w:sz w:val="22"/>
                 <w:szCs w:val="22"/>
@@ -3431,14 +3499,14 @@
               <w:spacing w:before="23"/>
               <w:ind w:left="119"/>
               <w:rPr>
-                <w:rFonts w:ascii="宋体" w:eastAsia="宋体" w:hAnsi="宋体" w:cs="宋体"/>
-                <w:sz w:val="22"/>
-                <w:szCs w:val="22"/>
-              </w:rPr>
-            </w:pPr>
-            <w:r>
-              <w:rPr>
-                <w:rFonts w:ascii="宋体" w:eastAsia="宋体" w:hAnsi="宋体" w:cs="宋体"/>
+                <w:rFonts w:ascii="宋体" w:hAnsi="宋体" w:eastAsia="宋体" w:cs="宋体"/>
+                <w:sz w:val="22"/>
+                <w:szCs w:val="22"/>
+              </w:rPr>
+            </w:pPr>
+            <w:r>
+              <w:rPr>
+                <w:rFonts w:ascii="宋体" w:hAnsi="宋体" w:eastAsia="宋体" w:cs="宋体"/>
                 <w:spacing w:val="3"/>
                 <w:sz w:val="22"/>
                 <w:szCs w:val="22"/>
@@ -3456,14 +3524,14 @@
               <w:spacing w:before="142" w:line="220" w:lineRule="auto"/>
               <w:ind w:left="122"/>
               <w:rPr>
-                <w:rFonts w:ascii="宋体" w:eastAsia="宋体" w:hAnsi="宋体" w:cs="宋体"/>
-                <w:sz w:val="22"/>
-                <w:szCs w:val="22"/>
-              </w:rPr>
-            </w:pPr>
-            <w:r>
-              <w:rPr>
-                <w:rFonts w:ascii="宋体" w:eastAsia="宋体" w:hAnsi="宋体" w:cs="宋体"/>
+                <w:rFonts w:ascii="宋体" w:hAnsi="宋体" w:eastAsia="宋体" w:cs="宋体"/>
+                <w:sz w:val="22"/>
+                <w:szCs w:val="22"/>
+              </w:rPr>
+            </w:pPr>
+            <w:r>
+              <w:rPr>
+                <w:rFonts w:ascii="宋体" w:hAnsi="宋体" w:eastAsia="宋体" w:cs="宋体"/>
                 <w:spacing w:val="-3"/>
                 <w:sz w:val="22"/>
                 <w:szCs w:val="22"/>
@@ -3475,9 +3543,14 @@
       </w:tr>
       <w:tr>
         <w:tblPrEx>
-          <w:tblW w:w="13952" w:type="dxa"/>
-          <w:tblInd w:w="2" w:type="dxa"/>
-          <w:tblLayout w:type="fixed"/>
+          <w:tblBorders>
+            <w:top w:val="single" w:color="000000" w:sz="2" w:space="0"/>
+            <w:left w:val="single" w:color="000000" w:sz="2" w:space="0"/>
+            <w:bottom w:val="single" w:color="000000" w:sz="2" w:space="0"/>
+            <w:right w:val="single" w:color="000000" w:sz="2" w:space="0"/>
+            <w:insideH w:val="single" w:color="000000" w:sz="2" w:space="0"/>
+            <w:insideV w:val="single" w:color="000000" w:sz="2" w:space="0"/>
+          </w:tblBorders>
           <w:tblCellMar>
             <w:top w:w="0" w:type="dxa"/>
             <w:left w:w="0" w:type="dxa"/>
@@ -3486,7 +3559,7 @@
           </w:tblCellMar>
         </w:tblPrEx>
         <w:trPr>
-          <w:trHeight w:val="401"/>
+          <w:trHeight w:val="401" w:hRule="atLeast"/>
         </w:trPr>
         <w:tc>
           <w:tcPr>
@@ -3499,7 +3572,7 @@
           </w:tcPr>
           <w:p>
             <w:pPr>
-              <w:pStyle w:val="TableText"/>
+              <w:pStyle w:val="6"/>
               <w:spacing w:line="407" w:lineRule="auto"/>
             </w:pPr>
           </w:p>
@@ -3508,14 +3581,14 @@
               <w:spacing w:before="73" w:line="208" w:lineRule="auto"/>
               <w:ind w:left="144"/>
               <w:rPr>
-                <w:rFonts w:ascii="宋体" w:eastAsia="宋体" w:hAnsi="宋体" w:cs="宋体"/>
-                <w:sz w:val="22"/>
-                <w:szCs w:val="22"/>
-              </w:rPr>
-            </w:pPr>
-            <w:r>
-              <w:rPr>
-                <w:rFonts w:ascii="宋体" w:eastAsia="宋体" w:hAnsi="宋体" w:cs="宋体"/>
+                <w:rFonts w:ascii="宋体" w:hAnsi="宋体" w:eastAsia="宋体" w:cs="宋体"/>
+                <w:sz w:val="22"/>
+                <w:szCs w:val="22"/>
+              </w:rPr>
+            </w:pPr>
+            <w:r>
+              <w:rPr>
+                <w:rFonts w:ascii="宋体" w:hAnsi="宋体" w:eastAsia="宋体" w:cs="宋体"/>
                 <w:sz w:val="22"/>
                 <w:szCs w:val="22"/>
               </w:rPr>
@@ -3523,7 +3596,7 @@
             </w:r>
             <w:r>
               <w:rPr>
-                <w:rFonts w:ascii="宋体" w:eastAsia="宋体" w:hAnsi="宋体" w:cs="宋体"/>
+                <w:rFonts w:ascii="宋体" w:hAnsi="宋体" w:eastAsia="宋体" w:cs="宋体"/>
                 <w:spacing w:val="31"/>
                 <w:sz w:val="22"/>
                 <w:szCs w:val="22"/>
@@ -3532,7 +3605,7 @@
             </w:r>
             <w:r>
               <w:rPr>
-                <w:rFonts w:ascii="宋体" w:eastAsia="宋体" w:hAnsi="宋体" w:cs="宋体"/>
+                <w:rFonts w:ascii="宋体" w:hAnsi="宋体" w:eastAsia="宋体" w:cs="宋体"/>
                 <w:sz w:val="22"/>
                 <w:szCs w:val="22"/>
               </w:rPr>
@@ -3549,14 +3622,14 @@
               <w:spacing w:before="144" w:line="207" w:lineRule="auto"/>
               <w:ind w:left="9"/>
               <w:rPr>
-                <w:rFonts w:ascii="宋体" w:eastAsia="宋体" w:hAnsi="宋体" w:cs="宋体"/>
-                <w:sz w:val="22"/>
-                <w:szCs w:val="22"/>
-              </w:rPr>
-            </w:pPr>
-            <w:r>
-              <w:rPr>
-                <w:rFonts w:ascii="宋体" w:eastAsia="宋体" w:hAnsi="宋体" w:cs="宋体"/>
+                <w:rFonts w:ascii="宋体" w:hAnsi="宋体" w:eastAsia="宋体" w:cs="宋体"/>
+                <w:sz w:val="22"/>
+                <w:szCs w:val="22"/>
+              </w:rPr>
+            </w:pPr>
+            <w:r>
+              <w:rPr>
+                <w:rFonts w:ascii="宋体" w:hAnsi="宋体" w:eastAsia="宋体" w:cs="宋体"/>
                 <w:spacing w:val="-2"/>
                 <w:sz w:val="22"/>
                 <w:szCs w:val="22"/>
@@ -3574,14 +3647,14 @@
               <w:spacing w:before="144" w:line="207" w:lineRule="auto"/>
               <w:ind w:left="145"/>
               <w:rPr>
-                <w:rFonts w:ascii="宋体" w:eastAsia="宋体" w:hAnsi="宋体" w:cs="宋体"/>
-                <w:sz w:val="22"/>
-                <w:szCs w:val="22"/>
-              </w:rPr>
-            </w:pPr>
-            <w:r>
-              <w:rPr>
-                <w:rFonts w:ascii="宋体" w:eastAsia="宋体" w:hAnsi="宋体" w:cs="宋体"/>
+                <w:rFonts w:ascii="宋体" w:hAnsi="宋体" w:eastAsia="宋体" w:cs="宋体"/>
+                <w:sz w:val="22"/>
+                <w:szCs w:val="22"/>
+              </w:rPr>
+            </w:pPr>
+            <w:r>
+              <w:rPr>
+                <w:rFonts w:ascii="宋体" w:hAnsi="宋体" w:eastAsia="宋体" w:cs="宋体"/>
                 <w:spacing w:val="24"/>
                 <w:sz w:val="22"/>
                 <w:szCs w:val="22"/>
@@ -3599,14 +3672,14 @@
               <w:spacing w:before="146" w:line="205" w:lineRule="auto"/>
               <w:ind w:left="124"/>
               <w:rPr>
-                <w:rFonts w:ascii="宋体" w:eastAsia="宋体" w:hAnsi="宋体" w:cs="宋体"/>
-                <w:sz w:val="22"/>
-                <w:szCs w:val="22"/>
-              </w:rPr>
-            </w:pPr>
-            <w:r>
-              <w:rPr>
-                <w:rFonts w:ascii="宋体" w:eastAsia="宋体" w:hAnsi="宋体" w:cs="宋体"/>
+                <w:rFonts w:ascii="宋体" w:hAnsi="宋体" w:eastAsia="宋体" w:cs="宋体"/>
+                <w:sz w:val="22"/>
+                <w:szCs w:val="22"/>
+              </w:rPr>
+            </w:pPr>
+            <w:r>
+              <w:rPr>
+                <w:rFonts w:ascii="宋体" w:hAnsi="宋体" w:eastAsia="宋体" w:cs="宋体"/>
                 <w:spacing w:val="-11"/>
                 <w:sz w:val="22"/>
                 <w:szCs w:val="22"/>
@@ -3624,14 +3697,14 @@
               <w:spacing w:before="144" w:line="207" w:lineRule="auto"/>
               <w:ind w:left="131"/>
               <w:rPr>
-                <w:rFonts w:ascii="宋体" w:eastAsia="宋体" w:hAnsi="宋体" w:cs="宋体"/>
-                <w:sz w:val="22"/>
-                <w:szCs w:val="22"/>
-              </w:rPr>
-            </w:pPr>
-            <w:r>
-              <w:rPr>
-                <w:rFonts w:ascii="宋体" w:eastAsia="宋体" w:hAnsi="宋体" w:cs="宋体"/>
+                <w:rFonts w:ascii="宋体" w:hAnsi="宋体" w:eastAsia="宋体" w:cs="宋体"/>
+                <w:sz w:val="22"/>
+                <w:szCs w:val="22"/>
+              </w:rPr>
+            </w:pPr>
+            <w:r>
+              <w:rPr>
+                <w:rFonts w:ascii="宋体" w:hAnsi="宋体" w:eastAsia="宋体" w:cs="宋体"/>
                 <w:spacing w:val="7"/>
                 <w:sz w:val="22"/>
                 <w:szCs w:val="22"/>
@@ -3649,14 +3722,14 @@
               <w:spacing w:before="144" w:line="207" w:lineRule="auto"/>
               <w:ind w:left="123"/>
               <w:rPr>
-                <w:rFonts w:ascii="宋体" w:eastAsia="宋体" w:hAnsi="宋体" w:cs="宋体"/>
-                <w:sz w:val="22"/>
-                <w:szCs w:val="22"/>
-              </w:rPr>
-            </w:pPr>
-            <w:r>
-              <w:rPr>
-                <w:rFonts w:ascii="宋体" w:eastAsia="宋体" w:hAnsi="宋体" w:cs="宋体"/>
+                <w:rFonts w:ascii="宋体" w:hAnsi="宋体" w:eastAsia="宋体" w:cs="宋体"/>
+                <w:sz w:val="22"/>
+                <w:szCs w:val="22"/>
+              </w:rPr>
+            </w:pPr>
+            <w:r>
+              <w:rPr>
+                <w:rFonts w:ascii="宋体" w:hAnsi="宋体" w:eastAsia="宋体" w:cs="宋体"/>
                 <w:spacing w:val="-3"/>
                 <w:sz w:val="22"/>
                 <w:szCs w:val="22"/>
@@ -3668,9 +3741,14 @@
       </w:tr>
       <w:tr>
         <w:tblPrEx>
-          <w:tblW w:w="13952" w:type="dxa"/>
-          <w:tblInd w:w="2" w:type="dxa"/>
-          <w:tblLayout w:type="fixed"/>
+          <w:tblBorders>
+            <w:top w:val="single" w:color="000000" w:sz="2" w:space="0"/>
+            <w:left w:val="single" w:color="000000" w:sz="2" w:space="0"/>
+            <w:bottom w:val="single" w:color="000000" w:sz="2" w:space="0"/>
+            <w:right w:val="single" w:color="000000" w:sz="2" w:space="0"/>
+            <w:insideH w:val="single" w:color="000000" w:sz="2" w:space="0"/>
+            <w:insideV w:val="single" w:color="000000" w:sz="2" w:space="0"/>
+          </w:tblBorders>
           <w:tblCellMar>
             <w:top w:w="0" w:type="dxa"/>
             <w:left w:w="0" w:type="dxa"/>
@@ -3679,12 +3757,12 @@
           </w:tblCellMar>
         </w:tblPrEx>
         <w:trPr>
-          <w:trHeight w:val="683"/>
+          <w:trHeight w:val="683" w:hRule="atLeast"/>
         </w:trPr>
         <w:tc>
           <w:tcPr>
             <w:tcW w:w="832" w:type="dxa"/>
-            <w:vMerge/>
+            <w:vMerge w:val="continue"/>
             <w:tcBorders>
               <w:top w:val="nil"/>
             </w:tcBorders>
@@ -3692,7 +3770,7 @@
           </w:tcPr>
           <w:p>
             <w:pPr>
-              <w:pStyle w:val="TableText"/>
+              <w:pStyle w:val="6"/>
             </w:pPr>
           </w:p>
         </w:tc>
@@ -3705,14 +3783,14 @@
               <w:spacing w:before="141" w:line="220" w:lineRule="auto"/>
               <w:ind w:left="115"/>
               <w:rPr>
-                <w:rFonts w:ascii="宋体" w:eastAsia="宋体" w:hAnsi="宋体" w:cs="宋体"/>
-                <w:sz w:val="22"/>
-                <w:szCs w:val="22"/>
-              </w:rPr>
-            </w:pPr>
-            <w:r>
-              <w:rPr>
-                <w:rFonts w:ascii="宋体" w:eastAsia="宋体" w:hAnsi="宋体" w:cs="宋体"/>
+                <w:rFonts w:ascii="宋体" w:hAnsi="宋体" w:eastAsia="宋体" w:cs="宋体"/>
+                <w:sz w:val="22"/>
+                <w:szCs w:val="22"/>
+              </w:rPr>
+            </w:pPr>
+            <w:r>
+              <w:rPr>
+                <w:rFonts w:ascii="宋体" w:hAnsi="宋体" w:eastAsia="宋体" w:cs="宋体"/>
                 <w:spacing w:val="-1"/>
                 <w:sz w:val="22"/>
                 <w:szCs w:val="22"/>
@@ -3730,14 +3808,14 @@
               <w:spacing w:before="144" w:line="238" w:lineRule="auto"/>
               <w:ind w:left="145"/>
               <w:rPr>
-                <w:rFonts w:ascii="宋体" w:eastAsia="宋体" w:hAnsi="宋体" w:cs="宋体"/>
-                <w:sz w:val="22"/>
-                <w:szCs w:val="22"/>
-              </w:rPr>
-            </w:pPr>
-            <w:r>
-              <w:rPr>
-                <w:rFonts w:ascii="宋体" w:eastAsia="宋体" w:hAnsi="宋体" w:cs="宋体"/>
+                <w:rFonts w:ascii="宋体" w:hAnsi="宋体" w:eastAsia="宋体" w:cs="宋体"/>
+                <w:sz w:val="22"/>
+                <w:szCs w:val="22"/>
+              </w:rPr>
+            </w:pPr>
+            <w:r>
+              <w:rPr>
+                <w:rFonts w:ascii="宋体" w:hAnsi="宋体" w:eastAsia="宋体" w:cs="宋体"/>
                 <w:spacing w:val="24"/>
                 <w:sz w:val="22"/>
                 <w:szCs w:val="22"/>
@@ -3755,14 +3833,14 @@
               <w:spacing w:before="143" w:line="220" w:lineRule="auto"/>
               <w:ind w:left="124"/>
               <w:rPr>
-                <w:rFonts w:ascii="宋体" w:eastAsia="宋体" w:hAnsi="宋体" w:cs="宋体"/>
-                <w:sz w:val="22"/>
-                <w:szCs w:val="22"/>
-              </w:rPr>
-            </w:pPr>
-            <w:r>
-              <w:rPr>
-                <w:rFonts w:ascii="宋体" w:eastAsia="宋体" w:hAnsi="宋体" w:cs="宋体"/>
+                <w:rFonts w:ascii="宋体" w:hAnsi="宋体" w:eastAsia="宋体" w:cs="宋体"/>
+                <w:sz w:val="22"/>
+                <w:szCs w:val="22"/>
+              </w:rPr>
+            </w:pPr>
+            <w:r>
+              <w:rPr>
+                <w:rFonts w:ascii="宋体" w:hAnsi="宋体" w:eastAsia="宋体" w:cs="宋体"/>
                 <w:spacing w:val="-11"/>
                 <w:sz w:val="22"/>
                 <w:szCs w:val="22"/>
@@ -3780,14 +3858,14 @@
               <w:spacing w:before="143" w:line="220" w:lineRule="auto"/>
               <w:ind w:left="131"/>
               <w:rPr>
-                <w:rFonts w:ascii="宋体" w:eastAsia="宋体" w:hAnsi="宋体" w:cs="宋体"/>
-                <w:sz w:val="22"/>
-                <w:szCs w:val="22"/>
-              </w:rPr>
-            </w:pPr>
-            <w:r>
-              <w:rPr>
-                <w:rFonts w:ascii="宋体" w:eastAsia="宋体" w:hAnsi="宋体" w:cs="宋体"/>
+                <w:rFonts w:ascii="宋体" w:hAnsi="宋体" w:eastAsia="宋体" w:cs="宋体"/>
+                <w:sz w:val="22"/>
+                <w:szCs w:val="22"/>
+              </w:rPr>
+            </w:pPr>
+            <w:r>
+              <w:rPr>
+                <w:rFonts w:ascii="宋体" w:hAnsi="宋体" w:eastAsia="宋体" w:cs="宋体"/>
                 <w:spacing w:val="8"/>
                 <w:sz w:val="22"/>
                 <w:szCs w:val="22"/>
@@ -3800,14 +3878,14 @@
               <w:spacing w:before="23" w:line="204" w:lineRule="auto"/>
               <w:ind w:left="119"/>
               <w:rPr>
-                <w:rFonts w:ascii="宋体" w:eastAsia="宋体" w:hAnsi="宋体" w:cs="宋体"/>
-                <w:sz w:val="22"/>
-                <w:szCs w:val="22"/>
-              </w:rPr>
-            </w:pPr>
-            <w:r>
-              <w:rPr>
-                <w:rFonts w:ascii="宋体" w:eastAsia="宋体" w:hAnsi="宋体" w:cs="宋体"/>
+                <w:rFonts w:ascii="宋体" w:hAnsi="宋体" w:eastAsia="宋体" w:cs="宋体"/>
+                <w:sz w:val="22"/>
+                <w:szCs w:val="22"/>
+              </w:rPr>
+            </w:pPr>
+            <w:r>
+              <w:rPr>
+                <w:rFonts w:ascii="宋体" w:hAnsi="宋体" w:eastAsia="宋体" w:cs="宋体"/>
                 <w:spacing w:val="3"/>
                 <w:sz w:val="22"/>
                 <w:szCs w:val="22"/>
@@ -3825,14 +3903,14 @@
               <w:spacing w:before="141" w:line="220" w:lineRule="auto"/>
               <w:ind w:left="123"/>
               <w:rPr>
-                <w:rFonts w:ascii="宋体" w:eastAsia="宋体" w:hAnsi="宋体" w:cs="宋体"/>
-                <w:sz w:val="22"/>
-                <w:szCs w:val="22"/>
-              </w:rPr>
-            </w:pPr>
-            <w:r>
-              <w:rPr>
-                <w:rFonts w:ascii="宋体" w:eastAsia="宋体" w:hAnsi="宋体" w:cs="宋体"/>
+                <w:rFonts w:ascii="宋体" w:hAnsi="宋体" w:eastAsia="宋体" w:cs="宋体"/>
+                <w:sz w:val="22"/>
+                <w:szCs w:val="22"/>
+              </w:rPr>
+            </w:pPr>
+            <w:r>
+              <w:rPr>
+                <w:rFonts w:ascii="宋体" w:hAnsi="宋体" w:eastAsia="宋体" w:cs="宋体"/>
                 <w:spacing w:val="-3"/>
                 <w:sz w:val="22"/>
                 <w:szCs w:val="22"/>
@@ -3844,9 +3922,14 @@
       </w:tr>
       <w:tr>
         <w:tblPrEx>
-          <w:tblW w:w="13952" w:type="dxa"/>
-          <w:tblInd w:w="2" w:type="dxa"/>
-          <w:tblLayout w:type="fixed"/>
+          <w:tblBorders>
+            <w:top w:val="single" w:color="000000" w:sz="2" w:space="0"/>
+            <w:left w:val="single" w:color="000000" w:sz="2" w:space="0"/>
+            <w:bottom w:val="single" w:color="000000" w:sz="2" w:space="0"/>
+            <w:right w:val="single" w:color="000000" w:sz="2" w:space="0"/>
+            <w:insideH w:val="single" w:color="000000" w:sz="2" w:space="0"/>
+            <w:insideV w:val="single" w:color="000000" w:sz="2" w:space="0"/>
+          </w:tblBorders>
           <w:tblCellMar>
             <w:top w:w="0" w:type="dxa"/>
             <w:left w:w="0" w:type="dxa"/>
@@ -3855,25 +3938,26 @@
           </w:tblCellMar>
         </w:tblPrEx>
         <w:trPr>
-          <w:trHeight w:val="879"/>
+          <w:trHeight w:val="879" w:hRule="atLeast"/>
         </w:trPr>
         <w:tc>
           <w:tcPr>
             <w:tcW w:w="832" w:type="dxa"/>
+            <w:vMerge w:val="restart"/>
           </w:tcPr>
           <w:p>
             <w:pPr>
               <w:spacing w:before="142" w:line="221" w:lineRule="auto"/>
               <w:ind w:left="121"/>
               <w:rPr>
-                <w:rFonts w:ascii="宋体" w:eastAsia="宋体" w:hAnsi="宋体" w:cs="宋体"/>
-                <w:sz w:val="22"/>
-                <w:szCs w:val="22"/>
-              </w:rPr>
-            </w:pPr>
-            <w:r>
-              <w:rPr>
-                <w:rFonts w:ascii="宋体" w:eastAsia="宋体" w:hAnsi="宋体" w:cs="宋体"/>
+                <w:rFonts w:ascii="宋体" w:hAnsi="宋体" w:eastAsia="宋体" w:cs="宋体"/>
+                <w:sz w:val="22"/>
+                <w:szCs w:val="22"/>
+              </w:rPr>
+            </w:pPr>
+            <w:r>
+              <w:rPr>
+                <w:rFonts w:ascii="宋体" w:hAnsi="宋体" w:eastAsia="宋体" w:cs="宋体"/>
                 <w:spacing w:val="-4"/>
                 <w:sz w:val="22"/>
                 <w:szCs w:val="22"/>
@@ -3891,14 +3975,14 @@
               <w:spacing w:before="144" w:line="220" w:lineRule="auto"/>
               <w:ind w:left="118"/>
               <w:rPr>
-                <w:rFonts w:ascii="宋体" w:eastAsia="宋体" w:hAnsi="宋体" w:cs="宋体"/>
-                <w:sz w:val="22"/>
-                <w:szCs w:val="22"/>
-              </w:rPr>
-            </w:pPr>
-            <w:r>
-              <w:rPr>
-                <w:rFonts w:ascii="宋体" w:eastAsia="宋体" w:hAnsi="宋体" w:cs="宋体"/>
+                <w:rFonts w:ascii="宋体" w:hAnsi="宋体" w:eastAsia="宋体" w:cs="宋体"/>
+                <w:sz w:val="22"/>
+                <w:szCs w:val="22"/>
+              </w:rPr>
+            </w:pPr>
+            <w:r>
+              <w:rPr>
+                <w:rFonts w:ascii="宋体" w:hAnsi="宋体" w:eastAsia="宋体" w:cs="宋体"/>
                 <w:sz w:val="22"/>
                 <w:szCs w:val="22"/>
               </w:rPr>
@@ -3906,7 +3990,7 @@
             </w:r>
             <w:r>
               <w:rPr>
-                <w:rFonts w:ascii="宋体" w:eastAsia="宋体" w:hAnsi="宋体" w:cs="宋体"/>
+                <w:rFonts w:ascii="宋体" w:hAnsi="宋体" w:eastAsia="宋体" w:cs="宋体"/>
                 <w:spacing w:val="-45"/>
                 <w:sz w:val="22"/>
                 <w:szCs w:val="22"/>
@@ -3915,7 +3999,7 @@
             </w:r>
             <w:r>
               <w:rPr>
-                <w:rFonts w:ascii="宋体" w:eastAsia="宋体" w:hAnsi="宋体" w:cs="宋体"/>
+                <w:rFonts w:ascii="宋体" w:hAnsi="宋体" w:eastAsia="宋体" w:cs="宋体"/>
                 <w:spacing w:val="23"/>
                 <w:sz w:val="22"/>
                 <w:szCs w:val="22"/>
@@ -3933,14 +4017,14 @@
               <w:spacing w:before="144" w:line="238" w:lineRule="auto"/>
               <w:ind w:left="145"/>
               <w:rPr>
-                <w:rFonts w:ascii="宋体" w:eastAsia="宋体" w:hAnsi="宋体" w:cs="宋体"/>
-                <w:sz w:val="22"/>
-                <w:szCs w:val="22"/>
-              </w:rPr>
-            </w:pPr>
-            <w:r>
-              <w:rPr>
-                <w:rFonts w:ascii="宋体" w:eastAsia="宋体" w:hAnsi="宋体" w:cs="宋体"/>
+                <w:rFonts w:ascii="宋体" w:hAnsi="宋体" w:eastAsia="宋体" w:cs="宋体"/>
+                <w:sz w:val="22"/>
+                <w:szCs w:val="22"/>
+              </w:rPr>
+            </w:pPr>
+            <w:r>
+              <w:rPr>
+                <w:rFonts w:ascii="宋体" w:hAnsi="宋体" w:eastAsia="宋体" w:cs="宋体"/>
                 <w:spacing w:val="24"/>
                 <w:sz w:val="22"/>
                 <w:szCs w:val="22"/>
@@ -3958,14 +4042,14 @@
               <w:spacing w:before="144" w:line="220" w:lineRule="auto"/>
               <w:ind w:left="124"/>
               <w:rPr>
-                <w:rFonts w:ascii="宋体" w:eastAsia="宋体" w:hAnsi="宋体" w:cs="宋体"/>
-                <w:sz w:val="22"/>
-                <w:szCs w:val="22"/>
-              </w:rPr>
-            </w:pPr>
-            <w:r>
-              <w:rPr>
-                <w:rFonts w:ascii="宋体" w:eastAsia="宋体" w:hAnsi="宋体" w:cs="宋体"/>
+                <w:rFonts w:ascii="宋体" w:hAnsi="宋体" w:eastAsia="宋体" w:cs="宋体"/>
+                <w:sz w:val="22"/>
+                <w:szCs w:val="22"/>
+              </w:rPr>
+            </w:pPr>
+            <w:r>
+              <w:rPr>
+                <w:rFonts w:ascii="宋体" w:hAnsi="宋体" w:eastAsia="宋体" w:cs="宋体"/>
                 <w:spacing w:val="-11"/>
                 <w:sz w:val="22"/>
                 <w:szCs w:val="22"/>
@@ -3983,14 +4067,14 @@
               <w:spacing w:before="144" w:line="304" w:lineRule="auto"/>
               <w:ind w:left="122" w:right="14" w:firstLine="9"/>
               <w:rPr>
-                <w:rFonts w:ascii="宋体" w:eastAsia="宋体" w:hAnsi="宋体" w:cs="宋体"/>
-                <w:sz w:val="22"/>
-                <w:szCs w:val="22"/>
-              </w:rPr>
-            </w:pPr>
-            <w:r>
-              <w:rPr>
-                <w:rFonts w:ascii="宋体" w:eastAsia="宋体" w:hAnsi="宋体" w:cs="宋体"/>
+                <w:rFonts w:ascii="宋体" w:hAnsi="宋体" w:eastAsia="宋体" w:cs="宋体"/>
+                <w:sz w:val="22"/>
+                <w:szCs w:val="22"/>
+              </w:rPr>
+            </w:pPr>
+            <w:r>
+              <w:rPr>
+                <w:rFonts w:ascii="宋体" w:hAnsi="宋体" w:eastAsia="宋体" w:cs="宋体"/>
                 <w:spacing w:val="8"/>
                 <w:sz w:val="22"/>
                 <w:szCs w:val="22"/>
@@ -3999,7 +4083,7 @@
             </w:r>
             <w:r>
               <w:rPr>
-                <w:rFonts w:ascii="宋体" w:eastAsia="宋体" w:hAnsi="宋体" w:cs="宋体"/>
+                <w:rFonts w:ascii="宋体" w:hAnsi="宋体" w:eastAsia="宋体" w:cs="宋体"/>
                 <w:spacing w:val="5"/>
                 <w:sz w:val="22"/>
                 <w:szCs w:val="22"/>
@@ -4017,14 +4101,14 @@
               <w:spacing w:before="142" w:line="220" w:lineRule="auto"/>
               <w:ind w:left="122"/>
               <w:rPr>
-                <w:rFonts w:ascii="宋体" w:eastAsia="宋体" w:hAnsi="宋体" w:cs="宋体"/>
-                <w:sz w:val="22"/>
-                <w:szCs w:val="22"/>
-              </w:rPr>
-            </w:pPr>
-            <w:r>
-              <w:rPr>
-                <w:rFonts w:ascii="宋体" w:eastAsia="宋体" w:hAnsi="宋体" w:cs="宋体"/>
+                <w:rFonts w:ascii="宋体" w:hAnsi="宋体" w:eastAsia="宋体" w:cs="宋体"/>
+                <w:sz w:val="22"/>
+                <w:szCs w:val="22"/>
+              </w:rPr>
+            </w:pPr>
+            <w:r>
+              <w:rPr>
+                <w:rFonts w:ascii="宋体" w:hAnsi="宋体" w:eastAsia="宋体" w:cs="宋体"/>
                 <w:spacing w:val="-3"/>
                 <w:sz w:val="22"/>
                 <w:szCs w:val="22"/>
@@ -4034,112 +4118,16 @@
           </w:p>
         </w:tc>
       </w:tr>
-    </w:tbl>
-    <w:p>
-      <w:pPr>
-        <w:pStyle w:val="BodyText"/>
-      </w:pPr>
-    </w:p>
-    <w:p>
-      <w:pPr>
-        <w:sectPr>
-          <w:pgSz w:w="16840" w:h="11910"/>
-          <w:pgMar w:top="881" w:right="1550" w:bottom="0" w:left="1332" w:header="0" w:footer="0" w:gutter="0"/>
-          <w:cols w:num="1" w:space="720"/>
-        </w:sectPr>
-      </w:pPr>
-    </w:p>
-    <w:p>
-      <w:pPr>
-        <w:spacing w:line="442" w:lineRule="exact"/>
-        <w:ind w:firstLine="4"/>
-      </w:pPr>
-      <w:r>
-        <w:rPr>
-          <w:position w:val="-8"/>
-        </w:rPr>
-        <w:drawing>
-          <wp:inline distT="0" distB="0" distL="0" distR="0">
-            <wp:extent cx="768350" cy="280670"/>
-            <wp:effectExtent l="0" t="0" r="0" b="0"/>
-            <wp:docPr id="8" name="IM 8"/>
-            <wp:cNvGraphicFramePr/>
-            <a:graphic xmlns:a="http://schemas.openxmlformats.org/drawingml/2006/main">
-              <a:graphicData uri="http://schemas.openxmlformats.org/drawingml/2006/picture">
-                <pic:pic xmlns:pic="http://schemas.openxmlformats.org/drawingml/2006/picture">
-                  <pic:nvPicPr>
-                    <pic:cNvPr id="8" name="IM 8"/>
-                    <pic:cNvPicPr/>
-                  </pic:nvPicPr>
-                  <pic:blipFill>
-                    <a:blip xmlns:r="http://schemas.openxmlformats.org/officeDocument/2006/relationships" r:embed="rId5"/>
-                    <a:stretch>
-                      <a:fillRect/>
-                    </a:stretch>
-                  </pic:blipFill>
-                  <pic:spPr>
-                    <a:xfrm>
-                      <a:off x="0" y="0"/>
-                      <a:ext cx="768847" cy="281020"/>
-                    </a:xfrm>
-                    <a:prstGeom prst="rect">
-                      <a:avLst/>
-                    </a:prstGeom>
-                  </pic:spPr>
-                </pic:pic>
-              </a:graphicData>
-            </a:graphic>
-          </wp:inline>
-        </w:drawing>
-      </w:r>
-    </w:p>
-    <w:p>
-      <w:pPr>
-        <w:spacing w:line="96" w:lineRule="exact"/>
-      </w:pPr>
-    </w:p>
-    <w:tbl>
-      <w:tblPr>
-        <w:tblStyle w:val="TableNormal0"/>
-        <w:tblW w:w="13952" w:type="dxa"/>
-        <w:tblInd w:w="2" w:type="dxa"/>
-        <w:tblBorders>
-          <w:top w:val="single" w:sz="2" w:space="0" w:color="000000"/>
-          <w:left w:val="single" w:sz="2" w:space="0" w:color="000000"/>
-          <w:bottom w:val="single" w:sz="2" w:space="0" w:color="000000"/>
-          <w:right w:val="single" w:sz="2" w:space="0" w:color="000000"/>
-          <w:insideH w:val="single" w:sz="2" w:space="0" w:color="000000"/>
-          <w:insideV w:val="single" w:sz="2" w:space="0" w:color="000000"/>
-        </w:tblBorders>
-        <w:tblLayout w:type="fixed"/>
-        <w:tblCellMar>
-          <w:top w:w="0" w:type="dxa"/>
-          <w:left w:w="0" w:type="dxa"/>
-          <w:bottom w:w="0" w:type="dxa"/>
-          <w:right w:w="0" w:type="dxa"/>
-        </w:tblCellMar>
-      </w:tblPr>
-      <w:tblGrid>
-        <w:gridCol w:w="832"/>
-        <w:gridCol w:w="3278"/>
-        <w:gridCol w:w="2125"/>
-        <w:gridCol w:w="1417"/>
-        <w:gridCol w:w="4390"/>
-        <w:gridCol w:w="1910"/>
-      </w:tblGrid>
       <w:tr>
         <w:tblPrEx>
-          <w:tblW w:w="13952" w:type="dxa"/>
-          <w:tblInd w:w="2" w:type="dxa"/>
           <w:tblBorders>
-            <w:top w:val="single" w:sz="2" w:space="0" w:color="000000"/>
-            <w:left w:val="single" w:sz="2" w:space="0" w:color="000000"/>
-            <w:bottom w:val="single" w:sz="2" w:space="0" w:color="000000"/>
-            <w:right w:val="single" w:sz="2" w:space="0" w:color="000000"/>
-            <w:insideH w:val="single" w:sz="2" w:space="0" w:color="000000"/>
-            <w:insideV w:val="single" w:sz="2" w:space="0" w:color="000000"/>
+            <w:top w:val="single" w:color="000000" w:sz="2" w:space="0"/>
+            <w:left w:val="single" w:color="000000" w:sz="2" w:space="0"/>
+            <w:bottom w:val="single" w:color="000000" w:sz="2" w:space="0"/>
+            <w:right w:val="single" w:color="000000" w:sz="2" w:space="0"/>
+            <w:insideH w:val="single" w:color="000000" w:sz="2" w:space="0"/>
+            <w:insideV w:val="single" w:color="000000" w:sz="2" w:space="0"/>
           </w:tblBorders>
-          <w:tblLayout w:type="fixed"/>
           <w:tblCellMar>
             <w:top w:w="0" w:type="dxa"/>
             <w:left w:w="0" w:type="dxa"/>
@@ -4148,19 +4136,16 @@
           </w:tblCellMar>
         </w:tblPrEx>
         <w:trPr>
-          <w:trHeight w:val="890"/>
+          <w:trHeight w:val="890" w:hRule="atLeast"/>
         </w:trPr>
         <w:tc>
           <w:tcPr>
             <w:tcW w:w="832" w:type="dxa"/>
-            <w:vMerge w:val="restart"/>
-            <w:tcBorders>
-              <w:bottom w:val="nil"/>
-            </w:tcBorders>
-          </w:tcPr>
-          <w:p>
-            <w:pPr>
-              <w:pStyle w:val="TableText"/>
+            <w:vMerge w:val="continue"/>
+          </w:tcPr>
+          <w:p>
+            <w:pPr>
+              <w:pStyle w:val="6"/>
             </w:pPr>
           </w:p>
         </w:tc>
@@ -4173,14 +4158,14 @@
               <w:spacing w:before="142" w:line="219" w:lineRule="auto"/>
               <w:ind w:left="114"/>
               <w:rPr>
-                <w:rFonts w:ascii="宋体" w:eastAsia="宋体" w:hAnsi="宋体" w:cs="宋体"/>
-                <w:sz w:val="22"/>
-                <w:szCs w:val="22"/>
-              </w:rPr>
-            </w:pPr>
-            <w:r>
-              <w:rPr>
-                <w:rFonts w:ascii="宋体" w:eastAsia="宋体" w:hAnsi="宋体" w:cs="宋体"/>
+                <w:rFonts w:ascii="宋体" w:hAnsi="宋体" w:eastAsia="宋体" w:cs="宋体"/>
+                <w:sz w:val="22"/>
+                <w:szCs w:val="22"/>
+              </w:rPr>
+            </w:pPr>
+            <w:r>
+              <w:rPr>
+                <w:rFonts w:ascii="宋体" w:hAnsi="宋体" w:eastAsia="宋体" w:cs="宋体"/>
                 <w:spacing w:val="-1"/>
                 <w:sz w:val="22"/>
                 <w:szCs w:val="22"/>
@@ -4198,14 +4183,14 @@
               <w:spacing w:before="145" w:line="238" w:lineRule="auto"/>
               <w:ind w:left="145"/>
               <w:rPr>
-                <w:rFonts w:ascii="宋体" w:eastAsia="宋体" w:hAnsi="宋体" w:cs="宋体"/>
-                <w:sz w:val="22"/>
-                <w:szCs w:val="22"/>
-              </w:rPr>
-            </w:pPr>
-            <w:r>
-              <w:rPr>
-                <w:rFonts w:ascii="宋体" w:eastAsia="宋体" w:hAnsi="宋体" w:cs="宋体"/>
+                <w:rFonts w:ascii="宋体" w:hAnsi="宋体" w:eastAsia="宋体" w:cs="宋体"/>
+                <w:sz w:val="22"/>
+                <w:szCs w:val="22"/>
+              </w:rPr>
+            </w:pPr>
+            <w:r>
+              <w:rPr>
+                <w:rFonts w:ascii="宋体" w:hAnsi="宋体" w:eastAsia="宋体" w:cs="宋体"/>
                 <w:spacing w:val="24"/>
                 <w:sz w:val="22"/>
                 <w:szCs w:val="22"/>
@@ -4223,14 +4208,14 @@
               <w:spacing w:before="145" w:line="220" w:lineRule="auto"/>
               <w:ind w:left="124"/>
               <w:rPr>
-                <w:rFonts w:ascii="宋体" w:eastAsia="宋体" w:hAnsi="宋体" w:cs="宋体"/>
-                <w:sz w:val="22"/>
-                <w:szCs w:val="22"/>
-              </w:rPr>
-            </w:pPr>
-            <w:r>
-              <w:rPr>
-                <w:rFonts w:ascii="宋体" w:eastAsia="宋体" w:hAnsi="宋体" w:cs="宋体"/>
+                <w:rFonts w:ascii="宋体" w:hAnsi="宋体" w:eastAsia="宋体" w:cs="宋体"/>
+                <w:sz w:val="22"/>
+                <w:szCs w:val="22"/>
+              </w:rPr>
+            </w:pPr>
+            <w:r>
+              <w:rPr>
+                <w:rFonts w:ascii="宋体" w:hAnsi="宋体" w:eastAsia="宋体" w:cs="宋体"/>
                 <w:spacing w:val="-11"/>
                 <w:sz w:val="22"/>
                 <w:szCs w:val="22"/>
@@ -4248,14 +4233,14 @@
               <w:spacing w:before="145" w:line="308" w:lineRule="auto"/>
               <w:ind w:left="138" w:right="13" w:hanging="7"/>
               <w:rPr>
-                <w:rFonts w:ascii="宋体" w:eastAsia="宋体" w:hAnsi="宋体" w:cs="宋体"/>
-                <w:sz w:val="22"/>
-                <w:szCs w:val="22"/>
-              </w:rPr>
-            </w:pPr>
-            <w:r>
-              <w:rPr>
-                <w:rFonts w:ascii="宋体" w:eastAsia="宋体" w:hAnsi="宋体" w:cs="宋体"/>
+                <w:rFonts w:ascii="宋体" w:hAnsi="宋体" w:eastAsia="宋体" w:cs="宋体"/>
+                <w:sz w:val="22"/>
+                <w:szCs w:val="22"/>
+              </w:rPr>
+            </w:pPr>
+            <w:r>
+              <w:rPr>
+                <w:rFonts w:ascii="宋体" w:hAnsi="宋体" w:eastAsia="宋体" w:cs="宋体"/>
                 <w:spacing w:val="8"/>
                 <w:sz w:val="22"/>
                 <w:szCs w:val="22"/>
@@ -4264,7 +4249,7 @@
             </w:r>
             <w:r>
               <w:rPr>
-                <w:rFonts w:ascii="宋体" w:eastAsia="宋体" w:hAnsi="宋体" w:cs="宋体"/>
+                <w:rFonts w:ascii="宋体" w:hAnsi="宋体" w:eastAsia="宋体" w:cs="宋体"/>
                 <w:spacing w:val="4"/>
                 <w:sz w:val="22"/>
                 <w:szCs w:val="22"/>
@@ -4282,14 +4267,14 @@
               <w:spacing w:before="143" w:line="220" w:lineRule="auto"/>
               <w:ind w:left="122"/>
               <w:rPr>
-                <w:rFonts w:ascii="宋体" w:eastAsia="宋体" w:hAnsi="宋体" w:cs="宋体"/>
-                <w:sz w:val="22"/>
-                <w:szCs w:val="22"/>
-              </w:rPr>
-            </w:pPr>
-            <w:r>
-              <w:rPr>
-                <w:rFonts w:ascii="宋体" w:eastAsia="宋体" w:hAnsi="宋体" w:cs="宋体"/>
+                <w:rFonts w:ascii="宋体" w:hAnsi="宋体" w:eastAsia="宋体" w:cs="宋体"/>
+                <w:sz w:val="22"/>
+                <w:szCs w:val="22"/>
+              </w:rPr>
+            </w:pPr>
+            <w:r>
+              <w:rPr>
+                <w:rFonts w:ascii="宋体" w:hAnsi="宋体" w:eastAsia="宋体" w:cs="宋体"/>
                 <w:spacing w:val="-3"/>
                 <w:sz w:val="22"/>
                 <w:szCs w:val="22"/>
@@ -4301,9 +4286,14 @@
       </w:tr>
       <w:tr>
         <w:tblPrEx>
-          <w:tblW w:w="13952" w:type="dxa"/>
-          <w:tblInd w:w="2" w:type="dxa"/>
-          <w:tblLayout w:type="fixed"/>
+          <w:tblBorders>
+            <w:top w:val="single" w:color="000000" w:sz="2" w:space="0"/>
+            <w:left w:val="single" w:color="000000" w:sz="2" w:space="0"/>
+            <w:bottom w:val="single" w:color="000000" w:sz="2" w:space="0"/>
+            <w:right w:val="single" w:color="000000" w:sz="2" w:space="0"/>
+            <w:insideH w:val="single" w:color="000000" w:sz="2" w:space="0"/>
+            <w:insideV w:val="single" w:color="000000" w:sz="2" w:space="0"/>
+          </w:tblBorders>
           <w:tblCellMar>
             <w:top w:w="0" w:type="dxa"/>
             <w:left w:w="0" w:type="dxa"/>
@@ -4312,20 +4302,16 @@
           </w:tblCellMar>
         </w:tblPrEx>
         <w:trPr>
-          <w:trHeight w:val="863"/>
+          <w:trHeight w:val="863" w:hRule="atLeast"/>
         </w:trPr>
         <w:tc>
           <w:tcPr>
             <w:tcW w:w="832" w:type="dxa"/>
-            <w:vMerge/>
-            <w:tcBorders>
-              <w:top w:val="nil"/>
-              <w:bottom w:val="nil"/>
-            </w:tcBorders>
-          </w:tcPr>
-          <w:p>
-            <w:pPr>
-              <w:pStyle w:val="TableText"/>
+            <w:vMerge w:val="continue"/>
+          </w:tcPr>
+          <w:p>
+            <w:pPr>
+              <w:pStyle w:val="6"/>
             </w:pPr>
           </w:p>
         </w:tc>
@@ -4338,14 +4324,14 @@
               <w:spacing w:before="138" w:line="220" w:lineRule="auto"/>
               <w:ind w:left="114"/>
               <w:rPr>
-                <w:rFonts w:ascii="宋体" w:eastAsia="宋体" w:hAnsi="宋体" w:cs="宋体"/>
-                <w:sz w:val="22"/>
-                <w:szCs w:val="22"/>
-              </w:rPr>
-            </w:pPr>
-            <w:r>
-              <w:rPr>
-                <w:rFonts w:ascii="宋体" w:eastAsia="宋体" w:hAnsi="宋体" w:cs="宋体"/>
+                <w:rFonts w:ascii="宋体" w:hAnsi="宋体" w:eastAsia="宋体" w:cs="宋体"/>
+                <w:sz w:val="22"/>
+                <w:szCs w:val="22"/>
+              </w:rPr>
+            </w:pPr>
+            <w:r>
+              <w:rPr>
+                <w:rFonts w:ascii="宋体" w:hAnsi="宋体" w:eastAsia="宋体" w:cs="宋体"/>
                 <w:spacing w:val="-1"/>
                 <w:sz w:val="22"/>
                 <w:szCs w:val="22"/>
@@ -4363,14 +4349,14 @@
               <w:spacing w:before="141" w:line="238" w:lineRule="auto"/>
               <w:ind w:left="145"/>
               <w:rPr>
-                <w:rFonts w:ascii="宋体" w:eastAsia="宋体" w:hAnsi="宋体" w:cs="宋体"/>
-                <w:sz w:val="22"/>
-                <w:szCs w:val="22"/>
-              </w:rPr>
-            </w:pPr>
-            <w:r>
-              <w:rPr>
-                <w:rFonts w:ascii="宋体" w:eastAsia="宋体" w:hAnsi="宋体" w:cs="宋体"/>
+                <w:rFonts w:ascii="宋体" w:hAnsi="宋体" w:eastAsia="宋体" w:cs="宋体"/>
+                <w:sz w:val="22"/>
+                <w:szCs w:val="22"/>
+              </w:rPr>
+            </w:pPr>
+            <w:r>
+              <w:rPr>
+                <w:rFonts w:ascii="宋体" w:hAnsi="宋体" w:eastAsia="宋体" w:cs="宋体"/>
                 <w:spacing w:val="24"/>
                 <w:sz w:val="22"/>
                 <w:szCs w:val="22"/>
@@ -4388,14 +4374,14 @@
               <w:spacing w:before="140" w:line="220" w:lineRule="auto"/>
               <w:ind w:left="124"/>
               <w:rPr>
-                <w:rFonts w:ascii="宋体" w:eastAsia="宋体" w:hAnsi="宋体" w:cs="宋体"/>
-                <w:sz w:val="22"/>
-                <w:szCs w:val="22"/>
-              </w:rPr>
-            </w:pPr>
-            <w:r>
-              <w:rPr>
-                <w:rFonts w:ascii="宋体" w:eastAsia="宋体" w:hAnsi="宋体" w:cs="宋体"/>
+                <w:rFonts w:ascii="宋体" w:hAnsi="宋体" w:eastAsia="宋体" w:cs="宋体"/>
+                <w:sz w:val="22"/>
+                <w:szCs w:val="22"/>
+              </w:rPr>
+            </w:pPr>
+            <w:r>
+              <w:rPr>
+                <w:rFonts w:ascii="宋体" w:hAnsi="宋体" w:eastAsia="宋体" w:cs="宋体"/>
                 <w:spacing w:val="-11"/>
                 <w:sz w:val="22"/>
                 <w:szCs w:val="22"/>
@@ -4413,14 +4399,14 @@
               <w:spacing w:before="140" w:line="299" w:lineRule="auto"/>
               <w:ind w:left="122" w:right="11" w:firstLine="9"/>
               <w:rPr>
-                <w:rFonts w:ascii="宋体" w:eastAsia="宋体" w:hAnsi="宋体" w:cs="宋体"/>
-                <w:sz w:val="22"/>
-                <w:szCs w:val="22"/>
-              </w:rPr>
-            </w:pPr>
-            <w:r>
-              <w:rPr>
-                <w:rFonts w:ascii="宋体" w:eastAsia="宋体" w:hAnsi="宋体" w:cs="宋体"/>
+                <w:rFonts w:ascii="宋体" w:hAnsi="宋体" w:eastAsia="宋体" w:cs="宋体"/>
+                <w:sz w:val="22"/>
+                <w:szCs w:val="22"/>
+              </w:rPr>
+            </w:pPr>
+            <w:r>
+              <w:rPr>
+                <w:rFonts w:ascii="宋体" w:hAnsi="宋体" w:eastAsia="宋体" w:cs="宋体"/>
                 <w:spacing w:val="9"/>
                 <w:sz w:val="22"/>
                 <w:szCs w:val="22"/>
@@ -4429,7 +4415,7 @@
             </w:r>
             <w:r>
               <w:rPr>
-                <w:rFonts w:ascii="宋体" w:eastAsia="宋体" w:hAnsi="宋体" w:cs="宋体"/>
+                <w:rFonts w:ascii="宋体" w:hAnsi="宋体" w:eastAsia="宋体" w:cs="宋体"/>
                 <w:sz w:val="22"/>
                 <w:szCs w:val="22"/>
               </w:rPr>
@@ -4437,7 +4423,7 @@
             </w:r>
             <w:r>
               <w:rPr>
-                <w:rFonts w:ascii="宋体" w:eastAsia="宋体" w:hAnsi="宋体" w:cs="宋体"/>
+                <w:rFonts w:ascii="宋体" w:hAnsi="宋体" w:eastAsia="宋体" w:cs="宋体"/>
                 <w:spacing w:val="9"/>
                 <w:sz w:val="22"/>
                 <w:szCs w:val="22"/>
@@ -4446,7 +4432,7 @@
             </w:r>
             <w:r>
               <w:rPr>
-                <w:rFonts w:ascii="宋体" w:eastAsia="宋体" w:hAnsi="宋体" w:cs="宋体"/>
+                <w:rFonts w:ascii="宋体" w:hAnsi="宋体" w:eastAsia="宋体" w:cs="宋体"/>
                 <w:spacing w:val="7"/>
                 <w:sz w:val="22"/>
                 <w:szCs w:val="22"/>
@@ -4464,14 +4450,14 @@
               <w:spacing w:before="138" w:line="220" w:lineRule="auto"/>
               <w:ind w:left="122"/>
               <w:rPr>
-                <w:rFonts w:ascii="宋体" w:eastAsia="宋体" w:hAnsi="宋体" w:cs="宋体"/>
-                <w:sz w:val="22"/>
-                <w:szCs w:val="22"/>
-              </w:rPr>
-            </w:pPr>
-            <w:r>
-              <w:rPr>
-                <w:rFonts w:ascii="宋体" w:eastAsia="宋体" w:hAnsi="宋体" w:cs="宋体"/>
+                <w:rFonts w:ascii="宋体" w:hAnsi="宋体" w:eastAsia="宋体" w:cs="宋体"/>
+                <w:sz w:val="22"/>
+                <w:szCs w:val="22"/>
+              </w:rPr>
+            </w:pPr>
+            <w:r>
+              <w:rPr>
+                <w:rFonts w:ascii="宋体" w:hAnsi="宋体" w:eastAsia="宋体" w:cs="宋体"/>
                 <w:spacing w:val="-3"/>
                 <w:sz w:val="22"/>
                 <w:szCs w:val="22"/>
@@ -4483,9 +4469,14 @@
       </w:tr>
       <w:tr>
         <w:tblPrEx>
-          <w:tblW w:w="13952" w:type="dxa"/>
-          <w:tblInd w:w="2" w:type="dxa"/>
-          <w:tblLayout w:type="fixed"/>
+          <w:tblBorders>
+            <w:top w:val="single" w:color="000000" w:sz="2" w:space="0"/>
+            <w:left w:val="single" w:color="000000" w:sz="2" w:space="0"/>
+            <w:bottom w:val="single" w:color="000000" w:sz="2" w:space="0"/>
+            <w:right w:val="single" w:color="000000" w:sz="2" w:space="0"/>
+            <w:insideH w:val="single" w:color="000000" w:sz="2" w:space="0"/>
+            <w:insideV w:val="single" w:color="000000" w:sz="2" w:space="0"/>
+          </w:tblBorders>
           <w:tblCellMar>
             <w:top w:w="0" w:type="dxa"/>
             <w:left w:w="0" w:type="dxa"/>
@@ -4494,20 +4485,16 @@
           </w:tblCellMar>
         </w:tblPrEx>
         <w:trPr>
-          <w:trHeight w:val="443"/>
+          <w:trHeight w:val="443" w:hRule="atLeast"/>
         </w:trPr>
         <w:tc>
           <w:tcPr>
             <w:tcW w:w="832" w:type="dxa"/>
-            <w:vMerge/>
-            <w:tcBorders>
-              <w:top w:val="nil"/>
-              <w:bottom w:val="nil"/>
-            </w:tcBorders>
-          </w:tcPr>
-          <w:p>
-            <w:pPr>
-              <w:pStyle w:val="TableText"/>
+            <w:vMerge w:val="continue"/>
+          </w:tcPr>
+          <w:p>
+            <w:pPr>
+              <w:pStyle w:val="6"/>
             </w:pPr>
           </w:p>
         </w:tc>
@@ -4520,14 +4507,14 @@
               <w:spacing w:before="139" w:line="220" w:lineRule="auto"/>
               <w:ind w:left="139"/>
               <w:rPr>
-                <w:rFonts w:ascii="宋体" w:eastAsia="宋体" w:hAnsi="宋体" w:cs="宋体"/>
-                <w:sz w:val="22"/>
-                <w:szCs w:val="22"/>
-              </w:rPr>
-            </w:pPr>
-            <w:r>
-              <w:rPr>
-                <w:rFonts w:ascii="宋体" w:eastAsia="宋体" w:hAnsi="宋体" w:cs="宋体"/>
+                <w:rFonts w:ascii="宋体" w:hAnsi="宋体" w:eastAsia="宋体" w:cs="宋体"/>
+                <w:sz w:val="22"/>
+                <w:szCs w:val="22"/>
+              </w:rPr>
+            </w:pPr>
+            <w:r>
+              <w:rPr>
+                <w:rFonts w:ascii="宋体" w:hAnsi="宋体" w:eastAsia="宋体" w:cs="宋体"/>
                 <w:spacing w:val="-7"/>
                 <w:sz w:val="22"/>
                 <w:szCs w:val="22"/>
@@ -4545,14 +4532,14 @@
               <w:spacing w:before="141" w:line="238" w:lineRule="auto"/>
               <w:ind w:left="145"/>
               <w:rPr>
-                <w:rFonts w:ascii="宋体" w:eastAsia="宋体" w:hAnsi="宋体" w:cs="宋体"/>
-                <w:sz w:val="22"/>
-                <w:szCs w:val="22"/>
-              </w:rPr>
-            </w:pPr>
-            <w:r>
-              <w:rPr>
-                <w:rFonts w:ascii="宋体" w:eastAsia="宋体" w:hAnsi="宋体" w:cs="宋体"/>
+                <w:rFonts w:ascii="宋体" w:hAnsi="宋体" w:eastAsia="宋体" w:cs="宋体"/>
+                <w:sz w:val="22"/>
+                <w:szCs w:val="22"/>
+              </w:rPr>
+            </w:pPr>
+            <w:r>
+              <w:rPr>
+                <w:rFonts w:ascii="宋体" w:hAnsi="宋体" w:eastAsia="宋体" w:cs="宋体"/>
                 <w:spacing w:val="24"/>
                 <w:sz w:val="22"/>
                 <w:szCs w:val="22"/>
@@ -4570,14 +4557,14 @@
               <w:spacing w:before="141" w:line="220" w:lineRule="auto"/>
               <w:ind w:left="124"/>
               <w:rPr>
-                <w:rFonts w:ascii="宋体" w:eastAsia="宋体" w:hAnsi="宋体" w:cs="宋体"/>
-                <w:sz w:val="22"/>
-                <w:szCs w:val="22"/>
-              </w:rPr>
-            </w:pPr>
-            <w:r>
-              <w:rPr>
-                <w:rFonts w:ascii="宋体" w:eastAsia="宋体" w:hAnsi="宋体" w:cs="宋体"/>
+                <w:rFonts w:ascii="宋体" w:hAnsi="宋体" w:eastAsia="宋体" w:cs="宋体"/>
+                <w:sz w:val="22"/>
+                <w:szCs w:val="22"/>
+              </w:rPr>
+            </w:pPr>
+            <w:r>
+              <w:rPr>
+                <w:rFonts w:ascii="宋体" w:hAnsi="宋体" w:eastAsia="宋体" w:cs="宋体"/>
                 <w:spacing w:val="-11"/>
                 <w:sz w:val="22"/>
                 <w:szCs w:val="22"/>
@@ -4595,14 +4582,14 @@
               <w:spacing w:before="141" w:line="220" w:lineRule="auto"/>
               <w:ind w:left="131"/>
               <w:rPr>
-                <w:rFonts w:ascii="宋体" w:eastAsia="宋体" w:hAnsi="宋体" w:cs="宋体"/>
-                <w:sz w:val="22"/>
-                <w:szCs w:val="22"/>
-              </w:rPr>
-            </w:pPr>
-            <w:r>
-              <w:rPr>
-                <w:rFonts w:ascii="宋体" w:eastAsia="宋体" w:hAnsi="宋体" w:cs="宋体"/>
+                <w:rFonts w:ascii="宋体" w:hAnsi="宋体" w:eastAsia="宋体" w:cs="宋体"/>
+                <w:sz w:val="22"/>
+                <w:szCs w:val="22"/>
+              </w:rPr>
+            </w:pPr>
+            <w:r>
+              <w:rPr>
+                <w:rFonts w:ascii="宋体" w:hAnsi="宋体" w:eastAsia="宋体" w:cs="宋体"/>
                 <w:spacing w:val="7"/>
                 <w:sz w:val="22"/>
                 <w:szCs w:val="22"/>
@@ -4620,14 +4607,14 @@
               <w:spacing w:before="139" w:line="220" w:lineRule="auto"/>
               <w:ind w:left="122"/>
               <w:rPr>
-                <w:rFonts w:ascii="宋体" w:eastAsia="宋体" w:hAnsi="宋体" w:cs="宋体"/>
-                <w:sz w:val="22"/>
-                <w:szCs w:val="22"/>
-              </w:rPr>
-            </w:pPr>
-            <w:r>
-              <w:rPr>
-                <w:rFonts w:ascii="宋体" w:eastAsia="宋体" w:hAnsi="宋体" w:cs="宋体"/>
+                <w:rFonts w:ascii="宋体" w:hAnsi="宋体" w:eastAsia="宋体" w:cs="宋体"/>
+                <w:sz w:val="22"/>
+                <w:szCs w:val="22"/>
+              </w:rPr>
+            </w:pPr>
+            <w:r>
+              <w:rPr>
+                <w:rFonts w:ascii="宋体" w:hAnsi="宋体" w:eastAsia="宋体" w:cs="宋体"/>
                 <w:spacing w:val="-3"/>
                 <w:sz w:val="22"/>
                 <w:szCs w:val="22"/>
@@ -4639,9 +4626,14 @@
       </w:tr>
       <w:tr>
         <w:tblPrEx>
-          <w:tblW w:w="13952" w:type="dxa"/>
-          <w:tblInd w:w="2" w:type="dxa"/>
-          <w:tblLayout w:type="fixed"/>
+          <w:tblBorders>
+            <w:top w:val="single" w:color="000000" w:sz="2" w:space="0"/>
+            <w:left w:val="single" w:color="000000" w:sz="2" w:space="0"/>
+            <w:bottom w:val="single" w:color="000000" w:sz="2" w:space="0"/>
+            <w:right w:val="single" w:color="000000" w:sz="2" w:space="0"/>
+            <w:insideH w:val="single" w:color="000000" w:sz="2" w:space="0"/>
+            <w:insideV w:val="single" w:color="000000" w:sz="2" w:space="0"/>
+          </w:tblBorders>
           <w:tblCellMar>
             <w:top w:w="0" w:type="dxa"/>
             <w:left w:w="0" w:type="dxa"/>
@@ -4650,20 +4642,16 @@
           </w:tblCellMar>
         </w:tblPrEx>
         <w:trPr>
-          <w:trHeight w:val="683"/>
+          <w:trHeight w:val="683" w:hRule="atLeast"/>
         </w:trPr>
         <w:tc>
           <w:tcPr>
             <w:tcW w:w="832" w:type="dxa"/>
-            <w:vMerge/>
-            <w:tcBorders>
-              <w:top w:val="nil"/>
-              <w:bottom w:val="nil"/>
-            </w:tcBorders>
-          </w:tcPr>
-          <w:p>
-            <w:pPr>
-              <w:pStyle w:val="TableText"/>
+            <w:vMerge w:val="continue"/>
+          </w:tcPr>
+          <w:p>
+            <w:pPr>
+              <w:pStyle w:val="6"/>
             </w:pPr>
           </w:p>
         </w:tc>
@@ -4676,14 +4664,14 @@
               <w:spacing w:before="140" w:line="220" w:lineRule="auto"/>
               <w:ind w:left="114"/>
               <w:rPr>
-                <w:rFonts w:ascii="宋体" w:eastAsia="宋体" w:hAnsi="宋体" w:cs="宋体"/>
-                <w:sz w:val="22"/>
-                <w:szCs w:val="22"/>
-              </w:rPr>
-            </w:pPr>
-            <w:r>
-              <w:rPr>
-                <w:rFonts w:ascii="宋体" w:eastAsia="宋体" w:hAnsi="宋体" w:cs="宋体"/>
+                <w:rFonts w:ascii="宋体" w:hAnsi="宋体" w:eastAsia="宋体" w:cs="宋体"/>
+                <w:sz w:val="22"/>
+                <w:szCs w:val="22"/>
+              </w:rPr>
+            </w:pPr>
+            <w:r>
+              <w:rPr>
+                <w:rFonts w:ascii="宋体" w:hAnsi="宋体" w:eastAsia="宋体" w:cs="宋体"/>
                 <w:spacing w:val="-1"/>
                 <w:sz w:val="22"/>
                 <w:szCs w:val="22"/>
@@ -4701,14 +4689,14 @@
               <w:spacing w:before="142" w:line="238" w:lineRule="auto"/>
               <w:ind w:left="145"/>
               <w:rPr>
-                <w:rFonts w:ascii="宋体" w:eastAsia="宋体" w:hAnsi="宋体" w:cs="宋体"/>
-                <w:sz w:val="22"/>
-                <w:szCs w:val="22"/>
-              </w:rPr>
-            </w:pPr>
-            <w:r>
-              <w:rPr>
-                <w:rFonts w:ascii="宋体" w:eastAsia="宋体" w:hAnsi="宋体" w:cs="宋体"/>
+                <w:rFonts w:ascii="宋体" w:hAnsi="宋体" w:eastAsia="宋体" w:cs="宋体"/>
+                <w:sz w:val="22"/>
+                <w:szCs w:val="22"/>
+              </w:rPr>
+            </w:pPr>
+            <w:r>
+              <w:rPr>
+                <w:rFonts w:ascii="宋体" w:hAnsi="宋体" w:eastAsia="宋体" w:cs="宋体"/>
                 <w:spacing w:val="24"/>
                 <w:sz w:val="22"/>
                 <w:szCs w:val="22"/>
@@ -4726,14 +4714,14 @@
               <w:spacing w:before="142" w:line="220" w:lineRule="auto"/>
               <w:ind w:left="124"/>
               <w:rPr>
-                <w:rFonts w:ascii="宋体" w:eastAsia="宋体" w:hAnsi="宋体" w:cs="宋体"/>
-                <w:sz w:val="22"/>
-                <w:szCs w:val="22"/>
-              </w:rPr>
-            </w:pPr>
-            <w:r>
-              <w:rPr>
-                <w:rFonts w:ascii="宋体" w:eastAsia="宋体" w:hAnsi="宋体" w:cs="宋体"/>
+                <w:rFonts w:ascii="宋体" w:hAnsi="宋体" w:eastAsia="宋体" w:cs="宋体"/>
+                <w:sz w:val="22"/>
+                <w:szCs w:val="22"/>
+              </w:rPr>
+            </w:pPr>
+            <w:r>
+              <w:rPr>
+                <w:rFonts w:ascii="宋体" w:hAnsi="宋体" w:eastAsia="宋体" w:cs="宋体"/>
                 <w:spacing w:val="-12"/>
                 <w:sz w:val="22"/>
                 <w:szCs w:val="22"/>
@@ -4751,14 +4739,14 @@
               <w:spacing w:before="141" w:line="223" w:lineRule="auto"/>
               <w:ind w:left="122" w:right="244" w:firstLine="9"/>
               <w:rPr>
-                <w:rFonts w:ascii="宋体" w:eastAsia="宋体" w:hAnsi="宋体" w:cs="宋体"/>
-                <w:sz w:val="22"/>
-                <w:szCs w:val="22"/>
-              </w:rPr>
-            </w:pPr>
-            <w:r>
-              <w:rPr>
-                <w:rFonts w:ascii="宋体" w:eastAsia="宋体" w:hAnsi="宋体" w:cs="宋体"/>
+                <w:rFonts w:ascii="宋体" w:hAnsi="宋体" w:eastAsia="宋体" w:cs="宋体"/>
+                <w:sz w:val="22"/>
+                <w:szCs w:val="22"/>
+              </w:rPr>
+            </w:pPr>
+            <w:r>
+              <w:rPr>
+                <w:rFonts w:ascii="宋体" w:hAnsi="宋体" w:eastAsia="宋体" w:cs="宋体"/>
                 <w:spacing w:val="8"/>
                 <w:sz w:val="22"/>
                 <w:szCs w:val="22"/>
@@ -4767,7 +4755,7 @@
             </w:r>
             <w:r>
               <w:rPr>
-                <w:rFonts w:ascii="宋体" w:eastAsia="宋体" w:hAnsi="宋体" w:cs="宋体"/>
+                <w:rFonts w:ascii="宋体" w:hAnsi="宋体" w:eastAsia="宋体" w:cs="宋体"/>
                 <w:spacing w:val="5"/>
                 <w:sz w:val="22"/>
                 <w:szCs w:val="22"/>
@@ -4785,14 +4773,14 @@
               <w:spacing w:before="140" w:line="220" w:lineRule="auto"/>
               <w:ind w:left="122"/>
               <w:rPr>
-                <w:rFonts w:ascii="宋体" w:eastAsia="宋体" w:hAnsi="宋体" w:cs="宋体"/>
-                <w:sz w:val="22"/>
-                <w:szCs w:val="22"/>
-              </w:rPr>
-            </w:pPr>
-            <w:r>
-              <w:rPr>
-                <w:rFonts w:ascii="宋体" w:eastAsia="宋体" w:hAnsi="宋体" w:cs="宋体"/>
+                <w:rFonts w:ascii="宋体" w:hAnsi="宋体" w:eastAsia="宋体" w:cs="宋体"/>
+                <w:sz w:val="22"/>
+                <w:szCs w:val="22"/>
+              </w:rPr>
+            </w:pPr>
+            <w:r>
+              <w:rPr>
+                <w:rFonts w:ascii="宋体" w:hAnsi="宋体" w:eastAsia="宋体" w:cs="宋体"/>
                 <w:spacing w:val="-3"/>
                 <w:sz w:val="22"/>
                 <w:szCs w:val="22"/>
@@ -4804,9 +4792,14 @@
       </w:tr>
       <w:tr>
         <w:tblPrEx>
-          <w:tblW w:w="13952" w:type="dxa"/>
-          <w:tblInd w:w="2" w:type="dxa"/>
-          <w:tblLayout w:type="fixed"/>
+          <w:tblBorders>
+            <w:top w:val="single" w:color="000000" w:sz="2" w:space="0"/>
+            <w:left w:val="single" w:color="000000" w:sz="2" w:space="0"/>
+            <w:bottom w:val="single" w:color="000000" w:sz="2" w:space="0"/>
+            <w:right w:val="single" w:color="000000" w:sz="2" w:space="0"/>
+            <w:insideH w:val="single" w:color="000000" w:sz="2" w:space="0"/>
+            <w:insideV w:val="single" w:color="000000" w:sz="2" w:space="0"/>
+          </w:tblBorders>
           <w:tblCellMar>
             <w:top w:w="0" w:type="dxa"/>
             <w:left w:w="0" w:type="dxa"/>
@@ -4815,20 +4808,16 @@
           </w:tblCellMar>
         </w:tblPrEx>
         <w:trPr>
-          <w:trHeight w:val="627"/>
+          <w:trHeight w:val="627" w:hRule="atLeast"/>
         </w:trPr>
         <w:tc>
           <w:tcPr>
             <w:tcW w:w="832" w:type="dxa"/>
-            <w:vMerge/>
-            <w:tcBorders>
-              <w:top w:val="nil"/>
-              <w:bottom w:val="nil"/>
-            </w:tcBorders>
-          </w:tcPr>
-          <w:p>
-            <w:pPr>
-              <w:pStyle w:val="TableText"/>
+            <w:vMerge w:val="continue"/>
+          </w:tcPr>
+          <w:p>
+            <w:pPr>
+              <w:pStyle w:val="6"/>
             </w:pPr>
           </w:p>
         </w:tc>
@@ -4841,14 +4830,14 @@
               <w:spacing w:before="138" w:line="220" w:lineRule="auto"/>
               <w:ind w:left="114"/>
               <w:rPr>
-                <w:rFonts w:ascii="宋体" w:eastAsia="宋体" w:hAnsi="宋体" w:cs="宋体"/>
-                <w:sz w:val="22"/>
-                <w:szCs w:val="22"/>
-              </w:rPr>
-            </w:pPr>
-            <w:r>
-              <w:rPr>
-                <w:rFonts w:ascii="宋体" w:eastAsia="宋体" w:hAnsi="宋体" w:cs="宋体"/>
+                <w:rFonts w:ascii="宋体" w:hAnsi="宋体" w:eastAsia="宋体" w:cs="宋体"/>
+                <w:sz w:val="22"/>
+                <w:szCs w:val="22"/>
+              </w:rPr>
+            </w:pPr>
+            <w:r>
+              <w:rPr>
+                <w:rFonts w:ascii="宋体" w:hAnsi="宋体" w:eastAsia="宋体" w:cs="宋体"/>
                 <w:spacing w:val="-2"/>
                 <w:sz w:val="22"/>
                 <w:szCs w:val="22"/>
@@ -4866,14 +4855,14 @@
               <w:spacing w:before="143" w:line="238" w:lineRule="auto"/>
               <w:ind w:left="145"/>
               <w:rPr>
-                <w:rFonts w:ascii="宋体" w:eastAsia="宋体" w:hAnsi="宋体" w:cs="宋体"/>
-                <w:sz w:val="22"/>
-                <w:szCs w:val="22"/>
-              </w:rPr>
-            </w:pPr>
-            <w:r>
-              <w:rPr>
-                <w:rFonts w:ascii="宋体" w:eastAsia="宋体" w:hAnsi="宋体" w:cs="宋体"/>
+                <w:rFonts w:ascii="宋体" w:hAnsi="宋体" w:eastAsia="宋体" w:cs="宋体"/>
+                <w:sz w:val="22"/>
+                <w:szCs w:val="22"/>
+              </w:rPr>
+            </w:pPr>
+            <w:r>
+              <w:rPr>
+                <w:rFonts w:ascii="宋体" w:hAnsi="宋体" w:eastAsia="宋体" w:cs="宋体"/>
                 <w:spacing w:val="24"/>
                 <w:sz w:val="22"/>
                 <w:szCs w:val="22"/>
@@ -4891,14 +4880,14 @@
               <w:spacing w:before="143" w:line="220" w:lineRule="auto"/>
               <w:ind w:left="124"/>
               <w:rPr>
-                <w:rFonts w:ascii="宋体" w:eastAsia="宋体" w:hAnsi="宋体" w:cs="宋体"/>
-                <w:sz w:val="22"/>
-                <w:szCs w:val="22"/>
-              </w:rPr>
-            </w:pPr>
-            <w:r>
-              <w:rPr>
-                <w:rFonts w:ascii="宋体" w:eastAsia="宋体" w:hAnsi="宋体" w:cs="宋体"/>
+                <w:rFonts w:ascii="宋体" w:hAnsi="宋体" w:eastAsia="宋体" w:cs="宋体"/>
+                <w:sz w:val="22"/>
+                <w:szCs w:val="22"/>
+              </w:rPr>
+            </w:pPr>
+            <w:r>
+              <w:rPr>
+                <w:rFonts w:ascii="宋体" w:hAnsi="宋体" w:eastAsia="宋体" w:cs="宋体"/>
                 <w:spacing w:val="-11"/>
                 <w:sz w:val="22"/>
                 <w:szCs w:val="22"/>
@@ -4916,14 +4905,14 @@
               <w:spacing w:before="143" w:line="220" w:lineRule="auto"/>
               <w:ind w:left="137"/>
               <w:rPr>
-                <w:rFonts w:ascii="宋体" w:eastAsia="宋体" w:hAnsi="宋体" w:cs="宋体"/>
-                <w:sz w:val="22"/>
-                <w:szCs w:val="22"/>
-              </w:rPr>
-            </w:pPr>
-            <w:r>
-              <w:rPr>
-                <w:rFonts w:ascii="宋体" w:eastAsia="宋体" w:hAnsi="宋体" w:cs="宋体"/>
+                <w:rFonts w:ascii="宋体" w:hAnsi="宋体" w:eastAsia="宋体" w:cs="宋体"/>
+                <w:sz w:val="22"/>
+                <w:szCs w:val="22"/>
+              </w:rPr>
+            </w:pPr>
+            <w:r>
+              <w:rPr>
+                <w:rFonts w:ascii="宋体" w:hAnsi="宋体" w:eastAsia="宋体" w:cs="宋体"/>
                 <w:spacing w:val="6"/>
                 <w:sz w:val="22"/>
                 <w:szCs w:val="22"/>
@@ -4941,14 +4930,14 @@
               <w:spacing w:before="138" w:line="220" w:lineRule="auto"/>
               <w:ind w:left="122"/>
               <w:rPr>
-                <w:rFonts w:ascii="宋体" w:eastAsia="宋体" w:hAnsi="宋体" w:cs="宋体"/>
-                <w:sz w:val="22"/>
-                <w:szCs w:val="22"/>
-              </w:rPr>
-            </w:pPr>
-            <w:r>
-              <w:rPr>
-                <w:rFonts w:ascii="宋体" w:eastAsia="宋体" w:hAnsi="宋体" w:cs="宋体"/>
+                <w:rFonts w:ascii="宋体" w:hAnsi="宋体" w:eastAsia="宋体" w:cs="宋体"/>
+                <w:sz w:val="22"/>
+                <w:szCs w:val="22"/>
+              </w:rPr>
+            </w:pPr>
+            <w:r>
+              <w:rPr>
+                <w:rFonts w:ascii="宋体" w:hAnsi="宋体" w:eastAsia="宋体" w:cs="宋体"/>
                 <w:spacing w:val="-3"/>
                 <w:sz w:val="22"/>
                 <w:szCs w:val="22"/>
@@ -4960,9 +4949,14 @@
       </w:tr>
       <w:tr>
         <w:tblPrEx>
-          <w:tblW w:w="13952" w:type="dxa"/>
-          <w:tblInd w:w="2" w:type="dxa"/>
-          <w:tblLayout w:type="fixed"/>
+          <w:tblBorders>
+            <w:top w:val="single" w:color="000000" w:sz="2" w:space="0"/>
+            <w:left w:val="single" w:color="000000" w:sz="2" w:space="0"/>
+            <w:bottom w:val="single" w:color="000000" w:sz="2" w:space="0"/>
+            <w:right w:val="single" w:color="000000" w:sz="2" w:space="0"/>
+            <w:insideH w:val="single" w:color="000000" w:sz="2" w:space="0"/>
+            <w:insideV w:val="single" w:color="000000" w:sz="2" w:space="0"/>
+          </w:tblBorders>
           <w:tblCellMar>
             <w:top w:w="0" w:type="dxa"/>
             <w:left w:w="0" w:type="dxa"/>
@@ -4971,20 +4965,16 @@
           </w:tblCellMar>
         </w:tblPrEx>
         <w:trPr>
-          <w:trHeight w:val="629"/>
+          <w:trHeight w:val="629" w:hRule="atLeast"/>
         </w:trPr>
         <w:tc>
           <w:tcPr>
             <w:tcW w:w="832" w:type="dxa"/>
-            <w:vMerge/>
-            <w:tcBorders>
-              <w:top w:val="nil"/>
-              <w:bottom w:val="nil"/>
-            </w:tcBorders>
-          </w:tcPr>
-          <w:p>
-            <w:pPr>
-              <w:pStyle w:val="TableText"/>
+            <w:vMerge w:val="continue"/>
+          </w:tcPr>
+          <w:p>
+            <w:pPr>
+              <w:pStyle w:val="6"/>
             </w:pPr>
           </w:p>
         </w:tc>
@@ -4997,14 +4987,14 @@
               <w:spacing w:before="142" w:line="219" w:lineRule="auto"/>
               <w:ind w:left="118"/>
               <w:rPr>
-                <w:rFonts w:ascii="宋体" w:eastAsia="宋体" w:hAnsi="宋体" w:cs="宋体"/>
-                <w:sz w:val="22"/>
-                <w:szCs w:val="22"/>
-              </w:rPr>
-            </w:pPr>
-            <w:r>
-              <w:rPr>
-                <w:rFonts w:ascii="宋体" w:eastAsia="宋体" w:hAnsi="宋体" w:cs="宋体"/>
+                <w:rFonts w:ascii="宋体" w:hAnsi="宋体" w:eastAsia="宋体" w:cs="宋体"/>
+                <w:sz w:val="22"/>
+                <w:szCs w:val="22"/>
+              </w:rPr>
+            </w:pPr>
+            <w:r>
+              <w:rPr>
+                <w:rFonts w:ascii="宋体" w:hAnsi="宋体" w:eastAsia="宋体" w:cs="宋体"/>
                 <w:spacing w:val="-3"/>
                 <w:sz w:val="22"/>
                 <w:szCs w:val="22"/>
@@ -5022,14 +5012,14 @@
               <w:spacing w:before="142" w:line="238" w:lineRule="auto"/>
               <w:ind w:left="145"/>
               <w:rPr>
-                <w:rFonts w:ascii="宋体" w:eastAsia="宋体" w:hAnsi="宋体" w:cs="宋体"/>
-                <w:sz w:val="22"/>
-                <w:szCs w:val="22"/>
-              </w:rPr>
-            </w:pPr>
-            <w:r>
-              <w:rPr>
-                <w:rFonts w:ascii="宋体" w:eastAsia="宋体" w:hAnsi="宋体" w:cs="宋体"/>
+                <w:rFonts w:ascii="宋体" w:hAnsi="宋体" w:eastAsia="宋体" w:cs="宋体"/>
+                <w:sz w:val="22"/>
+                <w:szCs w:val="22"/>
+              </w:rPr>
+            </w:pPr>
+            <w:r>
+              <w:rPr>
+                <w:rFonts w:ascii="宋体" w:hAnsi="宋体" w:eastAsia="宋体" w:cs="宋体"/>
                 <w:spacing w:val="24"/>
                 <w:sz w:val="22"/>
                 <w:szCs w:val="22"/>
@@ -5047,14 +5037,14 @@
               <w:spacing w:before="144" w:line="220" w:lineRule="auto"/>
               <w:ind w:left="124"/>
               <w:rPr>
-                <w:rFonts w:ascii="宋体" w:eastAsia="宋体" w:hAnsi="宋体" w:cs="宋体"/>
-                <w:sz w:val="22"/>
-                <w:szCs w:val="22"/>
-              </w:rPr>
-            </w:pPr>
-            <w:r>
-              <w:rPr>
-                <w:rFonts w:ascii="宋体" w:eastAsia="宋体" w:hAnsi="宋体" w:cs="宋体"/>
+                <w:rFonts w:ascii="宋体" w:hAnsi="宋体" w:eastAsia="宋体" w:cs="宋体"/>
+                <w:sz w:val="22"/>
+                <w:szCs w:val="22"/>
+              </w:rPr>
+            </w:pPr>
+            <w:r>
+              <w:rPr>
+                <w:rFonts w:ascii="宋体" w:hAnsi="宋体" w:eastAsia="宋体" w:cs="宋体"/>
                 <w:spacing w:val="-11"/>
                 <w:sz w:val="22"/>
                 <w:szCs w:val="22"/>
@@ -5072,14 +5062,14 @@
               <w:spacing w:before="142" w:line="219" w:lineRule="auto"/>
               <w:ind w:left="137"/>
               <w:rPr>
-                <w:rFonts w:ascii="宋体" w:eastAsia="宋体" w:hAnsi="宋体" w:cs="宋体"/>
-                <w:sz w:val="22"/>
-                <w:szCs w:val="22"/>
-              </w:rPr>
-            </w:pPr>
-            <w:r>
-              <w:rPr>
-                <w:rFonts w:ascii="宋体" w:eastAsia="宋体" w:hAnsi="宋体" w:cs="宋体"/>
+                <w:rFonts w:ascii="宋体" w:hAnsi="宋体" w:eastAsia="宋体" w:cs="宋体"/>
+                <w:sz w:val="22"/>
+                <w:szCs w:val="22"/>
+              </w:rPr>
+            </w:pPr>
+            <w:r>
+              <w:rPr>
+                <w:rFonts w:ascii="宋体" w:hAnsi="宋体" w:eastAsia="宋体" w:cs="宋体"/>
                 <w:spacing w:val="6"/>
                 <w:sz w:val="22"/>
                 <w:szCs w:val="22"/>
@@ -5097,14 +5087,14 @@
               <w:spacing w:before="142" w:line="220" w:lineRule="auto"/>
               <w:ind w:left="122"/>
               <w:rPr>
-                <w:rFonts w:ascii="宋体" w:eastAsia="宋体" w:hAnsi="宋体" w:cs="宋体"/>
-                <w:sz w:val="22"/>
-                <w:szCs w:val="22"/>
-              </w:rPr>
-            </w:pPr>
-            <w:r>
-              <w:rPr>
-                <w:rFonts w:ascii="宋体" w:eastAsia="宋体" w:hAnsi="宋体" w:cs="宋体"/>
+                <w:rFonts w:ascii="宋体" w:hAnsi="宋体" w:eastAsia="宋体" w:cs="宋体"/>
+                <w:sz w:val="22"/>
+                <w:szCs w:val="22"/>
+              </w:rPr>
+            </w:pPr>
+            <w:r>
+              <w:rPr>
+                <w:rFonts w:ascii="宋体" w:hAnsi="宋体" w:eastAsia="宋体" w:cs="宋体"/>
                 <w:spacing w:val="-3"/>
                 <w:sz w:val="22"/>
                 <w:szCs w:val="22"/>
@@ -5116,9 +5106,14 @@
       </w:tr>
       <w:tr>
         <w:tblPrEx>
-          <w:tblW w:w="13952" w:type="dxa"/>
-          <w:tblInd w:w="2" w:type="dxa"/>
-          <w:tblLayout w:type="fixed"/>
+          <w:tblBorders>
+            <w:top w:val="single" w:color="000000" w:sz="2" w:space="0"/>
+            <w:left w:val="single" w:color="000000" w:sz="2" w:space="0"/>
+            <w:bottom w:val="single" w:color="000000" w:sz="2" w:space="0"/>
+            <w:right w:val="single" w:color="000000" w:sz="2" w:space="0"/>
+            <w:insideH w:val="single" w:color="000000" w:sz="2" w:space="0"/>
+            <w:insideV w:val="single" w:color="000000" w:sz="2" w:space="0"/>
+          </w:tblBorders>
           <w:tblCellMar>
             <w:top w:w="0" w:type="dxa"/>
             <w:left w:w="0" w:type="dxa"/>
@@ -5127,19 +5122,16 @@
           </w:tblCellMar>
         </w:tblPrEx>
         <w:trPr>
-          <w:trHeight w:val="632"/>
+          <w:trHeight w:val="632" w:hRule="atLeast"/>
         </w:trPr>
         <w:tc>
           <w:tcPr>
             <w:tcW w:w="832" w:type="dxa"/>
-            <w:vMerge/>
-            <w:tcBorders>
-              <w:top w:val="nil"/>
-            </w:tcBorders>
-          </w:tcPr>
-          <w:p>
-            <w:pPr>
-              <w:pStyle w:val="TableText"/>
+            <w:vMerge w:val="continue"/>
+          </w:tcPr>
+          <w:p>
+            <w:pPr>
+              <w:pStyle w:val="6"/>
             </w:pPr>
           </w:p>
         </w:tc>
@@ -5152,14 +5144,14 @@
               <w:spacing w:before="142" w:line="220" w:lineRule="auto"/>
               <w:ind w:left="115"/>
               <w:rPr>
-                <w:rFonts w:ascii="宋体" w:eastAsia="宋体" w:hAnsi="宋体" w:cs="宋体"/>
-                <w:sz w:val="22"/>
-                <w:szCs w:val="22"/>
-              </w:rPr>
-            </w:pPr>
-            <w:r>
-              <w:rPr>
-                <w:rFonts w:ascii="宋体" w:eastAsia="宋体" w:hAnsi="宋体" w:cs="宋体"/>
+                <w:rFonts w:ascii="宋体" w:hAnsi="宋体" w:eastAsia="宋体" w:cs="宋体"/>
+                <w:sz w:val="22"/>
+                <w:szCs w:val="22"/>
+              </w:rPr>
+            </w:pPr>
+            <w:r>
+              <w:rPr>
+                <w:rFonts w:ascii="宋体" w:hAnsi="宋体" w:eastAsia="宋体" w:cs="宋体"/>
                 <w:spacing w:val="-1"/>
                 <w:sz w:val="22"/>
                 <w:szCs w:val="22"/>
@@ -5177,14 +5169,14 @@
               <w:spacing w:before="144" w:line="220" w:lineRule="auto"/>
               <w:ind w:left="121"/>
               <w:rPr>
-                <w:rFonts w:ascii="宋体" w:eastAsia="宋体" w:hAnsi="宋体" w:cs="宋体"/>
-                <w:sz w:val="22"/>
-                <w:szCs w:val="22"/>
-              </w:rPr>
-            </w:pPr>
-            <w:r>
-              <w:rPr>
-                <w:rFonts w:ascii="宋体" w:eastAsia="宋体" w:hAnsi="宋体" w:cs="宋体"/>
+                <w:rFonts w:ascii="宋体" w:hAnsi="宋体" w:eastAsia="宋体" w:cs="宋体"/>
+                <w:sz w:val="22"/>
+                <w:szCs w:val="22"/>
+              </w:rPr>
+            </w:pPr>
+            <w:r>
+              <w:rPr>
+                <w:rFonts w:ascii="宋体" w:hAnsi="宋体" w:eastAsia="宋体" w:cs="宋体"/>
                 <w:spacing w:val="21"/>
                 <w:sz w:val="22"/>
                 <w:szCs w:val="22"/>
@@ -5193,7 +5185,7 @@
             </w:r>
             <w:r>
               <w:rPr>
-                <w:rFonts w:ascii="宋体" w:eastAsia="宋体" w:hAnsi="宋体" w:cs="宋体"/>
+                <w:rFonts w:ascii="宋体" w:hAnsi="宋体" w:eastAsia="宋体" w:cs="宋体"/>
                 <w:spacing w:val="49"/>
                 <w:sz w:val="22"/>
                 <w:szCs w:val="22"/>
@@ -5202,7 +5194,7 @@
             </w:r>
             <w:r>
               <w:rPr>
-                <w:rFonts w:ascii="宋体" w:eastAsia="宋体" w:hAnsi="宋体" w:cs="宋体"/>
+                <w:rFonts w:ascii="宋体" w:hAnsi="宋体" w:eastAsia="宋体" w:cs="宋体"/>
                 <w:spacing w:val="21"/>
                 <w:sz w:val="22"/>
                 <w:szCs w:val="22"/>
@@ -5220,14 +5212,14 @@
               <w:spacing w:before="144" w:line="220" w:lineRule="auto"/>
               <w:ind w:left="124"/>
               <w:rPr>
-                <w:rFonts w:ascii="宋体" w:eastAsia="宋体" w:hAnsi="宋体" w:cs="宋体"/>
-                <w:sz w:val="22"/>
-                <w:szCs w:val="22"/>
-              </w:rPr>
-            </w:pPr>
-            <w:r>
-              <w:rPr>
-                <w:rFonts w:ascii="宋体" w:eastAsia="宋体" w:hAnsi="宋体" w:cs="宋体"/>
+                <w:rFonts w:ascii="宋体" w:hAnsi="宋体" w:eastAsia="宋体" w:cs="宋体"/>
+                <w:sz w:val="22"/>
+                <w:szCs w:val="22"/>
+              </w:rPr>
+            </w:pPr>
+            <w:r>
+              <w:rPr>
+                <w:rFonts w:ascii="宋体" w:hAnsi="宋体" w:eastAsia="宋体" w:cs="宋体"/>
                 <w:spacing w:val="-11"/>
                 <w:sz w:val="22"/>
                 <w:szCs w:val="22"/>
@@ -5245,14 +5237,14 @@
               <w:spacing w:before="144" w:line="220" w:lineRule="auto"/>
               <w:ind w:left="122"/>
               <w:rPr>
-                <w:rFonts w:ascii="宋体" w:eastAsia="宋体" w:hAnsi="宋体" w:cs="宋体"/>
-                <w:sz w:val="22"/>
-                <w:szCs w:val="22"/>
-              </w:rPr>
-            </w:pPr>
-            <w:r>
-              <w:rPr>
-                <w:rFonts w:ascii="宋体" w:eastAsia="宋体" w:hAnsi="宋体" w:cs="宋体"/>
+                <w:rFonts w:ascii="宋体" w:hAnsi="宋体" w:eastAsia="宋体" w:cs="宋体"/>
+                <w:sz w:val="22"/>
+                <w:szCs w:val="22"/>
+              </w:rPr>
+            </w:pPr>
+            <w:r>
+              <w:rPr>
+                <w:rFonts w:ascii="宋体" w:hAnsi="宋体" w:eastAsia="宋体" w:cs="宋体"/>
                 <w:spacing w:val="9"/>
                 <w:sz w:val="22"/>
                 <w:szCs w:val="22"/>
@@ -5270,19 +5262,387 @@
               <w:spacing w:before="142" w:line="220" w:lineRule="auto"/>
               <w:ind w:left="122"/>
               <w:rPr>
-                <w:rFonts w:ascii="宋体" w:eastAsia="宋体" w:hAnsi="宋体" w:cs="宋体"/>
-                <w:sz w:val="22"/>
-                <w:szCs w:val="22"/>
-              </w:rPr>
-            </w:pPr>
-            <w:r>
-              <w:rPr>
-                <w:rFonts w:ascii="宋体" w:eastAsia="宋体" w:hAnsi="宋体" w:cs="宋体"/>
+                <w:rFonts w:ascii="宋体" w:hAnsi="宋体" w:eastAsia="宋体" w:cs="宋体"/>
+                <w:sz w:val="22"/>
+                <w:szCs w:val="22"/>
+              </w:rPr>
+            </w:pPr>
+            <w:r>
+              <w:rPr>
+                <w:rFonts w:ascii="宋体" w:hAnsi="宋体" w:eastAsia="宋体" w:cs="宋体"/>
                 <w:spacing w:val="-3"/>
                 <w:sz w:val="22"/>
                 <w:szCs w:val="22"/>
               </w:rPr>
               <w:t>运维部</w:t>
+            </w:r>
+          </w:p>
+        </w:tc>
+      </w:tr>
+      <w:tr>
+        <w:tblPrEx>
+          <w:tblBorders>
+            <w:top w:val="single" w:color="000000" w:sz="2" w:space="0"/>
+            <w:left w:val="single" w:color="000000" w:sz="2" w:space="0"/>
+            <w:bottom w:val="single" w:color="000000" w:sz="2" w:space="0"/>
+            <w:right w:val="single" w:color="000000" w:sz="2" w:space="0"/>
+            <w:insideH w:val="single" w:color="000000" w:sz="2" w:space="0"/>
+            <w:insideV w:val="single" w:color="000000" w:sz="2" w:space="0"/>
+          </w:tblBorders>
+          <w:tblCellMar>
+            <w:top w:w="0" w:type="dxa"/>
+            <w:left w:w="0" w:type="dxa"/>
+            <w:bottom w:w="0" w:type="dxa"/>
+            <w:right w:w="0" w:type="dxa"/>
+          </w:tblCellMar>
+        </w:tblPrEx>
+        <w:trPr>
+          <w:trHeight w:val="632" w:hRule="atLeast"/>
+        </w:trPr>
+        <w:tc>
+          <w:tcPr>
+            <w:tcW w:w="832" w:type="dxa"/>
+            <w:vMerge w:val="restart"/>
+          </w:tcPr>
+          <w:p>
+            <w:pPr>
+              <w:pStyle w:val="6"/>
+              <w:rPr>
+                <w:rFonts w:hint="eastAsia" w:eastAsia="宋体"/>
+                <w:lang w:val="en-US" w:eastAsia="zh-CN"/>
+              </w:rPr>
+            </w:pPr>
+            <w:r>
+              <w:rPr>
+                <w:rFonts w:hint="eastAsia" w:eastAsia="宋体"/>
+                <w:lang w:val="en-US" w:eastAsia="zh-CN"/>
+              </w:rPr>
+              <w:t>质量</w:t>
+            </w:r>
+          </w:p>
+        </w:tc>
+        <w:tc>
+          <w:tcPr>
+            <w:tcW w:w="3278" w:type="dxa"/>
+          </w:tcPr>
+          <w:p>
+            <w:pPr>
+              <w:spacing w:before="142" w:line="220" w:lineRule="auto"/>
+              <w:ind w:left="115"/>
+              <w:rPr>
+                <w:rFonts w:hint="eastAsia" w:ascii="宋体" w:hAnsi="宋体" w:eastAsia="宋体" w:cs="宋体"/>
+                <w:spacing w:val="-1"/>
+                <w:sz w:val="22"/>
+                <w:szCs w:val="22"/>
+                <w:lang w:val="en-US" w:eastAsia="zh-CN"/>
+              </w:rPr>
+            </w:pPr>
+            <w:r>
+              <w:rPr>
+                <w:rFonts w:hint="eastAsia" w:ascii="宋体" w:hAnsi="宋体" w:eastAsia="宋体" w:cs="宋体"/>
+                <w:spacing w:val="-1"/>
+                <w:sz w:val="22"/>
+                <w:szCs w:val="22"/>
+                <w:lang w:val="en-US" w:eastAsia="zh-CN"/>
+              </w:rPr>
+              <w:t>内审</w:t>
+            </w:r>
+          </w:p>
+        </w:tc>
+        <w:tc>
+          <w:tcPr>
+            <w:tcW w:w="2125" w:type="dxa"/>
+          </w:tcPr>
+          <w:p>
+            <w:pPr>
+              <w:spacing w:before="144" w:line="220" w:lineRule="auto"/>
+              <w:ind w:left="121"/>
+              <w:rPr>
+                <w:rFonts w:hint="default" w:ascii="宋体" w:hAnsi="宋体" w:eastAsia="宋体" w:cs="宋体"/>
+                <w:spacing w:val="21"/>
+                <w:sz w:val="22"/>
+                <w:szCs w:val="22"/>
+                <w:lang w:val="en-US" w:eastAsia="zh-CN"/>
+              </w:rPr>
+            </w:pPr>
+            <w:r>
+              <w:rPr>
+                <w:rFonts w:ascii="宋体" w:hAnsi="宋体" w:eastAsia="宋体" w:cs="宋体"/>
+                <w:spacing w:val="24"/>
+                <w:sz w:val="22"/>
+                <w:szCs w:val="22"/>
+              </w:rPr>
+              <w:t>≥</w:t>
+            </w:r>
+            <w:r>
+              <w:rPr>
+                <w:rFonts w:hint="eastAsia" w:ascii="宋体" w:hAnsi="宋体" w:eastAsia="宋体" w:cs="宋体"/>
+                <w:spacing w:val="24"/>
+                <w:sz w:val="22"/>
+                <w:szCs w:val="22"/>
+                <w:lang w:val="en-US" w:eastAsia="zh-CN"/>
+              </w:rPr>
+              <w:t>1次</w:t>
+            </w:r>
+          </w:p>
+        </w:tc>
+        <w:tc>
+          <w:tcPr>
+            <w:tcW w:w="1417" w:type="dxa"/>
+          </w:tcPr>
+          <w:p>
+            <w:pPr>
+              <w:spacing w:before="144" w:line="220" w:lineRule="auto"/>
+              <w:ind w:left="124"/>
+              <w:rPr>
+                <w:rFonts w:hint="default" w:ascii="宋体" w:hAnsi="宋体" w:eastAsia="宋体" w:cs="宋体"/>
+                <w:spacing w:val="-11"/>
+                <w:sz w:val="22"/>
+                <w:szCs w:val="22"/>
+                <w:lang w:val="en-US" w:eastAsia="zh-CN"/>
+              </w:rPr>
+            </w:pPr>
+            <w:r>
+              <w:rPr>
+                <w:rFonts w:hint="eastAsia" w:ascii="宋体" w:hAnsi="宋体" w:eastAsia="宋体" w:cs="宋体"/>
+                <w:spacing w:val="-11"/>
+                <w:sz w:val="22"/>
+                <w:szCs w:val="22"/>
+                <w:lang w:val="en-US" w:eastAsia="zh-CN"/>
+              </w:rPr>
+              <w:t>次/年</w:t>
+            </w:r>
+          </w:p>
+        </w:tc>
+        <w:tc>
+          <w:tcPr>
+            <w:tcW w:w="4390" w:type="dxa"/>
+          </w:tcPr>
+          <w:p>
+            <w:pPr>
+              <w:spacing w:before="144" w:line="220" w:lineRule="auto"/>
+              <w:rPr>
+                <w:rFonts w:hint="default" w:ascii="宋体" w:hAnsi="宋体" w:eastAsia="宋体" w:cs="宋体"/>
+                <w:spacing w:val="9"/>
+                <w:sz w:val="22"/>
+                <w:szCs w:val="22"/>
+                <w:lang w:val="en-US" w:eastAsia="zh-CN"/>
+              </w:rPr>
+            </w:pPr>
+            <w:r>
+              <w:rPr>
+                <w:rFonts w:hint="eastAsia" w:ascii="宋体" w:hAnsi="宋体" w:eastAsia="宋体" w:cs="宋体"/>
+                <w:spacing w:val="9"/>
+                <w:sz w:val="22"/>
+                <w:szCs w:val="22"/>
+                <w:lang w:val="en-US" w:eastAsia="zh-CN"/>
+              </w:rPr>
+              <w:t>内部审核次数</w:t>
+            </w:r>
+          </w:p>
+        </w:tc>
+        <w:tc>
+          <w:tcPr>
+            <w:tcW w:w="1910" w:type="dxa"/>
+          </w:tcPr>
+          <w:p>
+            <w:pPr>
+              <w:spacing w:before="142" w:line="220" w:lineRule="auto"/>
+              <w:ind w:left="122"/>
+              <w:rPr>
+                <w:rFonts w:hint="eastAsia" w:ascii="宋体" w:hAnsi="宋体" w:eastAsia="宋体" w:cs="宋体"/>
+                <w:spacing w:val="-3"/>
+                <w:sz w:val="22"/>
+                <w:szCs w:val="22"/>
+                <w:lang w:val="en-US" w:eastAsia="zh-CN"/>
+              </w:rPr>
+            </w:pPr>
+            <w:r>
+              <w:rPr>
+                <w:rFonts w:hint="eastAsia" w:ascii="宋体" w:hAnsi="宋体" w:eastAsia="宋体" w:cs="宋体"/>
+                <w:spacing w:val="-3"/>
+                <w:sz w:val="22"/>
+                <w:szCs w:val="22"/>
+                <w:lang w:val="en-US" w:eastAsia="zh-CN"/>
+              </w:rPr>
+              <w:t>质量部</w:t>
+            </w:r>
+          </w:p>
+        </w:tc>
+      </w:tr>
+      <w:tr>
+        <w:tblPrEx>
+          <w:tblBorders>
+            <w:top w:val="single" w:color="000000" w:sz="2" w:space="0"/>
+            <w:left w:val="single" w:color="000000" w:sz="2" w:space="0"/>
+            <w:bottom w:val="single" w:color="000000" w:sz="2" w:space="0"/>
+            <w:right w:val="single" w:color="000000" w:sz="2" w:space="0"/>
+            <w:insideH w:val="single" w:color="000000" w:sz="2" w:space="0"/>
+            <w:insideV w:val="single" w:color="000000" w:sz="2" w:space="0"/>
+          </w:tblBorders>
+          <w:tblCellMar>
+            <w:top w:w="0" w:type="dxa"/>
+            <w:left w:w="0" w:type="dxa"/>
+            <w:bottom w:w="0" w:type="dxa"/>
+            <w:right w:w="0" w:type="dxa"/>
+          </w:tblCellMar>
+        </w:tblPrEx>
+        <w:trPr>
+          <w:trHeight w:val="632" w:hRule="atLeast"/>
+        </w:trPr>
+        <w:tc>
+          <w:tcPr>
+            <w:tcW w:w="832" w:type="dxa"/>
+            <w:vMerge w:val="continue"/>
+          </w:tcPr>
+          <w:p>
+            <w:pPr>
+              <w:pStyle w:val="6"/>
+              <w:rPr>
+                <w:rFonts w:hint="eastAsia" w:eastAsia="宋体"/>
+                <w:lang w:val="en-US" w:eastAsia="zh-CN"/>
+              </w:rPr>
+            </w:pPr>
+          </w:p>
+        </w:tc>
+        <w:tc>
+          <w:tcPr>
+            <w:tcW w:w="3278" w:type="dxa"/>
+          </w:tcPr>
+          <w:p>
+            <w:pPr>
+              <w:spacing w:before="142" w:line="220" w:lineRule="auto"/>
+              <w:ind w:left="115"/>
+              <w:rPr>
+                <w:rFonts w:hint="default" w:ascii="宋体" w:hAnsi="宋体" w:eastAsia="宋体" w:cs="宋体"/>
+                <w:spacing w:val="-1"/>
+                <w:sz w:val="22"/>
+                <w:szCs w:val="22"/>
+                <w:lang w:val="en-US" w:eastAsia="zh-CN"/>
+              </w:rPr>
+            </w:pPr>
+            <w:r>
+              <w:rPr>
+                <w:rFonts w:hint="eastAsia" w:ascii="宋体" w:hAnsi="宋体" w:eastAsia="宋体" w:cs="宋体"/>
+                <w:spacing w:val="-1"/>
+                <w:sz w:val="22"/>
+                <w:szCs w:val="22"/>
+                <w:lang w:val="en-US" w:eastAsia="zh-CN"/>
+              </w:rPr>
+              <w:t>管评</w:t>
+            </w:r>
+          </w:p>
+        </w:tc>
+        <w:tc>
+          <w:tcPr>
+            <w:tcW w:w="2125" w:type="dxa"/>
+          </w:tcPr>
+          <w:p>
+            <w:pPr>
+              <w:spacing w:before="144" w:line="220" w:lineRule="auto"/>
+              <w:ind w:left="121"/>
+              <w:rPr>
+                <w:rFonts w:hint="default" w:ascii="宋体" w:hAnsi="宋体" w:eastAsia="宋体" w:cs="宋体"/>
+                <w:spacing w:val="21"/>
+                <w:sz w:val="22"/>
+                <w:szCs w:val="22"/>
+                <w:lang w:val="en-US" w:eastAsia="zh-CN"/>
+              </w:rPr>
+            </w:pPr>
+            <w:r>
+              <w:rPr>
+                <w:rFonts w:hint="eastAsia" w:ascii="宋体" w:hAnsi="宋体" w:eastAsia="宋体" w:cs="宋体"/>
+                <w:spacing w:val="21"/>
+                <w:sz w:val="22"/>
+                <w:szCs w:val="22"/>
+                <w:lang w:val="en-US" w:eastAsia="zh-CN"/>
+              </w:rPr>
+              <w:t>1次</w:t>
+            </w:r>
+          </w:p>
+        </w:tc>
+        <w:tc>
+          <w:tcPr>
+            <w:tcW w:w="1417" w:type="dxa"/>
+          </w:tcPr>
+          <w:p>
+            <w:pPr>
+              <w:spacing w:before="144" w:line="220" w:lineRule="auto"/>
+              <w:ind w:left="124"/>
+              <w:rPr>
+                <w:rFonts w:ascii="宋体" w:hAnsi="宋体" w:eastAsia="宋体" w:cs="宋体"/>
+                <w:spacing w:val="-11"/>
+                <w:sz w:val="22"/>
+                <w:szCs w:val="22"/>
+              </w:rPr>
+            </w:pPr>
+            <w:r>
+              <w:rPr>
+                <w:rFonts w:hint="eastAsia" w:ascii="宋体" w:hAnsi="宋体" w:eastAsia="宋体" w:cs="宋体"/>
+                <w:spacing w:val="-11"/>
+                <w:sz w:val="22"/>
+                <w:szCs w:val="22"/>
+                <w:lang w:val="en-US" w:eastAsia="zh-CN"/>
+              </w:rPr>
+              <w:t>次/年</w:t>
+            </w:r>
+          </w:p>
+        </w:tc>
+        <w:tc>
+          <w:tcPr>
+            <w:tcW w:w="4390" w:type="dxa"/>
+          </w:tcPr>
+          <w:p>
+            <w:pPr>
+              <w:spacing w:before="144" w:line="220" w:lineRule="auto"/>
+              <w:ind w:left="122"/>
+              <w:rPr>
+                <w:rFonts w:hint="default" w:ascii="宋体" w:hAnsi="宋体" w:eastAsia="宋体" w:cs="宋体"/>
+                <w:spacing w:val="9"/>
+                <w:sz w:val="22"/>
+                <w:szCs w:val="22"/>
+                <w:lang w:val="en-US" w:eastAsia="zh-CN"/>
+              </w:rPr>
+            </w:pPr>
+            <w:r>
+              <w:rPr>
+                <w:rFonts w:hint="eastAsia" w:ascii="宋体" w:hAnsi="宋体" w:eastAsia="宋体" w:cs="宋体"/>
+                <w:spacing w:val="9"/>
+                <w:sz w:val="22"/>
+                <w:szCs w:val="22"/>
+                <w:lang w:val="en-US" w:eastAsia="zh-CN"/>
+              </w:rPr>
+              <w:t>管理评审次数</w:t>
+            </w:r>
+            <w:bookmarkStart w:id="0" w:name="_GoBack"/>
+            <w:bookmarkEnd w:id="0"/>
+          </w:p>
+        </w:tc>
+        <w:tc>
+          <w:tcPr>
+            <w:tcW w:w="1910" w:type="dxa"/>
+          </w:tcPr>
+          <w:p>
+            <w:pPr>
+              <w:spacing w:before="142" w:line="220" w:lineRule="auto"/>
+              <w:ind w:left="122"/>
+              <w:rPr>
+                <w:rFonts w:hint="eastAsia" w:ascii="宋体" w:hAnsi="宋体" w:eastAsia="宋体" w:cs="宋体"/>
+                <w:spacing w:val="-3"/>
+                <w:sz w:val="22"/>
+                <w:szCs w:val="22"/>
+                <w:lang w:val="en-US" w:eastAsia="zh-CN"/>
+              </w:rPr>
+            </w:pPr>
+            <w:r>
+              <w:rPr>
+                <w:rFonts w:hint="eastAsia" w:ascii="宋体" w:hAnsi="宋体" w:eastAsia="宋体" w:cs="宋体"/>
+                <w:spacing w:val="-3"/>
+                <w:sz w:val="22"/>
+                <w:szCs w:val="22"/>
+                <w:lang w:val="en-US" w:eastAsia="zh-CN"/>
+              </w:rPr>
+              <w:t>质量部</w:t>
             </w:r>
           </w:p>
         </w:tc>
@@ -5290,281 +5650,333 @@
     </w:tbl>
     <w:p>
       <w:pPr>
-        <w:pStyle w:val="BodyText"/>
+        <w:pStyle w:val="2"/>
       </w:pPr>
     </w:p>
     <w:sectPr>
       <w:pgSz w:w="16840" w:h="11910"/>
       <w:pgMar w:top="881" w:right="1550" w:bottom="0" w:left="1332" w:header="0" w:footer="0" w:gutter="0"/>
-      <w:cols w:num="1" w:space="720"/>
+      <w:cols w:space="720" w:num="1"/>
     </w:sectPr>
   </w:body>
 </w:document>
 </file>
 
+<file path=word/endnotes.xml><?xml version="1.0" encoding="utf-8"?>
+<w:endnotes xmlns:wpc="http://schemas.microsoft.com/office/word/2010/wordprocessingCanvas" xmlns:mc="http://schemas.openxmlformats.org/markup-compatibility/2006" xmlns:o="urn:schemas-microsoft-com:office:office" xmlns:r="http://schemas.openxmlformats.org/officeDocument/2006/relationships" xmlns:m="http://schemas.openxmlformats.org/officeDocument/2006/math" xmlns:v="urn:schemas-microsoft-com:vml" xmlns:wp14="http://schemas.microsoft.com/office/word/2010/wordprocessingDrawing" xmlns:wp="http://schemas.openxmlformats.org/drawingml/2006/wordprocessingDrawing" xmlns:w="http://schemas.openxmlformats.org/wordprocessingml/2006/main" xmlns:w14="http://schemas.microsoft.com/office/word/2010/wordml" xmlns:w15="http://schemas.microsoft.com/office/word/2012/wordml" xmlns:w10="urn:schemas-microsoft-com:office:word" xmlns:wpg="http://schemas.microsoft.com/office/word/2010/wordprocessingGroup" xmlns:wpi="http://schemas.microsoft.com/office/word/2010/wordprocessingInk" xmlns:wne="http://schemas.microsoft.com/office/word/2006/wordml" xmlns:wps="http://schemas.microsoft.com/office/word/2010/wordprocessingShape" xmlns:wpsCustomData="http://www.wps.cn/officeDocument/2013/wpsCustomData" mc:Ignorable="w14 w15 wp14">
+  <w:endnote w:type="separator" w:id="0">
+    <w:p>
+      <w:pPr>
+        <w:spacing w:line="240" w:lineRule="auto"/>
+      </w:pPr>
+      <w:r>
+        <w:separator/>
+      </w:r>
+    </w:p>
+  </w:endnote>
+  <w:endnote w:type="continuationSeparator" w:id="1">
+    <w:p>
+      <w:pPr>
+        <w:spacing w:line="240" w:lineRule="auto"/>
+      </w:pPr>
+      <w:r>
+        <w:continuationSeparator/>
+      </w:r>
+    </w:p>
+  </w:endnote>
+</w:endnotes>
+</file>
+
+<file path=word/footnotes.xml><?xml version="1.0" encoding="utf-8"?>
+<w:footnotes xmlns:wpc="http://schemas.microsoft.com/office/word/2010/wordprocessingCanvas" xmlns:mc="http://schemas.openxmlformats.org/markup-compatibility/2006" xmlns:o="urn:schemas-microsoft-com:office:office" xmlns:r="http://schemas.openxmlformats.org/officeDocument/2006/relationships" xmlns:m="http://schemas.openxmlformats.org/officeDocument/2006/math" xmlns:v="urn:schemas-microsoft-com:vml" xmlns:wp14="http://schemas.microsoft.com/office/word/2010/wordprocessingDrawing" xmlns:wp="http://schemas.openxmlformats.org/drawingml/2006/wordprocessingDrawing" xmlns:w="http://schemas.openxmlformats.org/wordprocessingml/2006/main" xmlns:w14="http://schemas.microsoft.com/office/word/2010/wordml" xmlns:w15="http://schemas.microsoft.com/office/word/2012/wordml" xmlns:w10="urn:schemas-microsoft-com:office:word" xmlns:wpg="http://schemas.microsoft.com/office/word/2010/wordprocessingGroup" xmlns:wpi="http://schemas.microsoft.com/office/word/2010/wordprocessingInk" xmlns:wne="http://schemas.microsoft.com/office/word/2006/wordml" xmlns:wps="http://schemas.microsoft.com/office/word/2010/wordprocessingShape" xmlns:wpsCustomData="http://www.wps.cn/officeDocument/2013/wpsCustomData" mc:Ignorable="w14 w15 wp14">
+  <w:footnote w:type="separator" w:id="0">
+    <w:p>
+      <w:pPr>
+        <w:spacing w:before="0" w:after="0" w:line="240" w:lineRule="auto"/>
+      </w:pPr>
+      <w:r>
+        <w:separator/>
+      </w:r>
+    </w:p>
+  </w:footnote>
+  <w:footnote w:type="continuationSeparator" w:id="1">
+    <w:p>
+      <w:pPr>
+        <w:spacing w:before="0" w:after="0" w:line="240" w:lineRule="auto"/>
+      </w:pPr>
+      <w:r>
+        <w:continuationSeparator/>
+      </w:r>
+    </w:p>
+  </w:footnote>
+</w:footnotes>
+</file>
+
 <file path=word/styles.xml><?xml version="1.0" encoding="utf-8"?>
-<w:styles xmlns:mc="http://schemas.openxmlformats.org/markup-compatibility/2006" xmlns:r="http://schemas.openxmlformats.org/officeDocument/2006/relationships" xmlns:w="http://schemas.openxmlformats.org/wordprocessingml/2006/main" xmlns:w14="http://schemas.microsoft.com/office/word/2010/wordml" xmlns:w15="http://schemas.microsoft.com/office/word/2012/wordml" mc:Ignorable="w14 w15">
+<w:styles xmlns:mc="http://schemas.openxmlformats.org/markup-compatibility/2006" xmlns:o="urn:schemas-microsoft-com:office:office" xmlns:r="http://schemas.openxmlformats.org/officeDocument/2006/relationships" xmlns:m="http://schemas.openxmlformats.org/officeDocument/2006/math" xmlns:v="urn:schemas-microsoft-com:vml" xmlns:w="http://schemas.openxmlformats.org/wordprocessingml/2006/main" xmlns:w14="http://schemas.microsoft.com/office/word/2010/wordml" xmlns:w10="urn:schemas-microsoft-com:office:word" xmlns:sl="http://schemas.openxmlformats.org/schemaLibrary/2006/main" xmlns:wpsCustomData="http://www.wps.cn/officeDocument/2013/wpsCustomData" mc:Ignorable="w14">
   <w:docDefaults>
     <w:rPrDefault>
       <w:rPr>
-        <w:rFonts w:ascii="Arial" w:eastAsia="Arial" w:hAnsi="Arial" w:cs="Arial"/>
+        <w:rFonts w:ascii="Arial" w:hAnsi="Arial" w:eastAsia="Arial" w:cs="Arial"/>
       </w:rPr>
     </w:rPrDefault>
     <w:pPrDefault/>
   </w:docDefaults>
-  <w:latentStyles w:defLockedState="0" w:defUIPriority="99" w:defSemiHidden="1" w:defUnhideWhenUsed="1" w:defQFormat="0" w:count="260">
-    <w:lsdException w:name="Normal" w:uiPriority="0" w:unhideWhenUsed="0" w:qFormat="1"/>
-    <w:lsdException w:name="heading 1" w:semiHidden="0" w:uiPriority="9" w:unhideWhenUsed="0" w:qFormat="1"/>
-    <w:lsdException w:name="heading 2" w:uiPriority="9" w:qFormat="1"/>
-    <w:lsdException w:name="heading 3" w:uiPriority="9" w:qFormat="1"/>
-    <w:lsdException w:name="heading 4" w:uiPriority="9" w:qFormat="1"/>
-    <w:lsdException w:name="heading 5" w:uiPriority="9" w:qFormat="1"/>
-    <w:lsdException w:name="heading 6" w:uiPriority="9" w:qFormat="1"/>
-    <w:lsdException w:name="heading 7" w:uiPriority="9" w:qFormat="1"/>
-    <w:lsdException w:name="heading 8" w:uiPriority="9" w:qFormat="1"/>
-    <w:lsdException w:name="heading 9" w:uiPriority="9" w:qFormat="1"/>
-    <w:lsdException w:name="index 1"/>
-    <w:lsdException w:name="index 2"/>
-    <w:lsdException w:name="index 3"/>
-    <w:lsdException w:name="index 4"/>
-    <w:lsdException w:name="index 5"/>
-    <w:lsdException w:name="index 6"/>
-    <w:lsdException w:name="index 7"/>
-    <w:lsdException w:name="index 8"/>
-    <w:lsdException w:name="index 9"/>
-    <w:lsdException w:name="toc 1" w:uiPriority="39"/>
-    <w:lsdException w:name="toc 2" w:uiPriority="39"/>
-    <w:lsdException w:name="toc 3" w:uiPriority="39"/>
-    <w:lsdException w:name="toc 4" w:uiPriority="39"/>
-    <w:lsdException w:name="toc 5" w:uiPriority="39"/>
-    <w:lsdException w:name="toc 6" w:uiPriority="39"/>
-    <w:lsdException w:name="toc 7" w:uiPriority="39"/>
-    <w:lsdException w:name="toc 8" w:uiPriority="39"/>
-    <w:lsdException w:name="toc 9" w:uiPriority="39"/>
-    <w:lsdException w:name="Normal Indent"/>
-    <w:lsdException w:name="footnote text"/>
-    <w:lsdException w:name="annotation text"/>
-    <w:lsdException w:name="header"/>
-    <w:lsdException w:name="footer"/>
-    <w:lsdException w:name="index heading"/>
-    <w:lsdException w:name="caption" w:uiPriority="35" w:qFormat="1"/>
-    <w:lsdException w:name="table of figures"/>
-    <w:lsdException w:name="envelope address"/>
-    <w:lsdException w:name="envelope return"/>
-    <w:lsdException w:name="footnote reference"/>
-    <w:lsdException w:name="annotation reference"/>
-    <w:lsdException w:name="line number"/>
-    <w:lsdException w:name="page number"/>
-    <w:lsdException w:name="endnote reference"/>
-    <w:lsdException w:name="endnote text"/>
-    <w:lsdException w:name="table of authorities"/>
-    <w:lsdException w:name="macro"/>
-    <w:lsdException w:name="toa heading"/>
-    <w:lsdException w:name="List"/>
-    <w:lsdException w:name="List Bullet"/>
-    <w:lsdException w:name="List Number"/>
-    <w:lsdException w:name="List 2"/>
-    <w:lsdException w:name="List 3"/>
-    <w:lsdException w:name="List 4"/>
-    <w:lsdException w:name="List 5"/>
-    <w:lsdException w:name="List Bullet 2"/>
-    <w:lsdException w:name="List Bullet 3"/>
-    <w:lsdException w:name="List Bullet 4"/>
-    <w:lsdException w:name="List Bullet 5"/>
-    <w:lsdException w:name="List Number 2"/>
-    <w:lsdException w:name="List Number 3"/>
-    <w:lsdException w:name="List Number 4"/>
-    <w:lsdException w:name="List Number 5"/>
-    <w:lsdException w:name="Title" w:semiHidden="0" w:uiPriority="10" w:unhideWhenUsed="0" w:qFormat="1"/>
-    <w:lsdException w:name="Closing"/>
-    <w:lsdException w:name="Signature"/>
-    <w:lsdException w:name="Default Paragraph Font" w:uiPriority="1"/>
-    <w:lsdException w:name="Body Text" w:uiPriority="0" w:unhideWhenUsed="0" w:qFormat="1"/>
-    <w:lsdException w:name="Body Text Indent"/>
-    <w:lsdException w:name="List Continue"/>
-    <w:lsdException w:name="List Continue 2"/>
-    <w:lsdException w:name="List Continue 3"/>
-    <w:lsdException w:name="List Continue 4"/>
-    <w:lsdException w:name="List Continue 5"/>
-    <w:lsdException w:name="Message Header"/>
-    <w:lsdException w:name="Subtitle" w:semiHidden="0" w:uiPriority="11" w:unhideWhenUsed="0" w:qFormat="1"/>
-    <w:lsdException w:name="Salutation"/>
-    <w:lsdException w:name="Date"/>
-    <w:lsdException w:name="Body Text First Indent"/>
-    <w:lsdException w:name="Body Text First Indent 2"/>
-    <w:lsdException w:name="Body Text 2"/>
-    <w:lsdException w:name="Body Text 3"/>
-    <w:lsdException w:name="Body Text Indent 2"/>
-    <w:lsdException w:name="Body Text Indent 3"/>
-    <w:lsdException w:name="Block Text"/>
-    <w:lsdException w:name="Hyperlink"/>
-    <w:lsdException w:name="FollowedHyperlink"/>
-    <w:lsdException w:name="Strong" w:semiHidden="0" w:uiPriority="22" w:unhideWhenUsed="0" w:qFormat="1"/>
-    <w:lsdException w:name="Emphasis" w:semiHidden="0" w:uiPriority="20" w:unhideWhenUsed="0" w:qFormat="1"/>
-    <w:lsdException w:name="Document Map"/>
-    <w:lsdException w:name="Plain Text"/>
-    <w:lsdException w:name="E-mail Signature"/>
-    <w:lsdException w:name="Normal (Web)"/>
-    <w:lsdException w:name="HTML Acronym"/>
-    <w:lsdException w:name="HTML Address"/>
-    <w:lsdException w:name="HTML Cite"/>
-    <w:lsdException w:name="HTML Code"/>
-    <w:lsdException w:name="HTML Definition"/>
-    <w:lsdException w:name="HTML Keyboard"/>
-    <w:lsdException w:name="HTML Preformatted"/>
-    <w:lsdException w:name="HTML Sample"/>
-    <w:lsdException w:name="HTML Typewriter"/>
-    <w:lsdException w:name="HTML Variable"/>
-    <w:lsdException w:name="Normal Table"/>
-    <w:lsdException w:name="annotation subject"/>
-    <w:lsdException w:name="Table Simple 1"/>
-    <w:lsdException w:name="Table Simple 2"/>
-    <w:lsdException w:name="Table Simple 3"/>
-    <w:lsdException w:name="Table Classic 1"/>
-    <w:lsdException w:name="Table Classic 2"/>
-    <w:lsdException w:name="Table Classic 3"/>
-    <w:lsdException w:name="Table Classic 4"/>
-    <w:lsdException w:name="Table Colorful 1"/>
-    <w:lsdException w:name="Table Colorful 2"/>
-    <w:lsdException w:name="Table Colorful 3"/>
-    <w:lsdException w:name="Table Columns 1"/>
-    <w:lsdException w:name="Table Columns 2"/>
-    <w:lsdException w:name="Table Columns 3"/>
-    <w:lsdException w:name="Table Columns 4"/>
-    <w:lsdException w:name="Table Columns 5"/>
-    <w:lsdException w:name="Table Grid 1"/>
-    <w:lsdException w:name="Table Grid 2"/>
-    <w:lsdException w:name="Table Grid 3"/>
-    <w:lsdException w:name="Table Grid 4"/>
-    <w:lsdException w:name="Table Grid 5"/>
-    <w:lsdException w:name="Table Grid 6"/>
-    <w:lsdException w:name="Table Grid 7"/>
-    <w:lsdException w:name="Table Grid 8"/>
-    <w:lsdException w:name="Table List 1"/>
-    <w:lsdException w:name="Table List 2"/>
-    <w:lsdException w:name="Table List 3"/>
-    <w:lsdException w:name="Table List 4"/>
-    <w:lsdException w:name="Table List 5"/>
-    <w:lsdException w:name="Table List 6"/>
-    <w:lsdException w:name="Table List 7"/>
-    <w:lsdException w:name="Table List 8"/>
-    <w:lsdException w:name="Table 3D effects 1"/>
-    <w:lsdException w:name="Table 3D effects 2"/>
-    <w:lsdException w:name="Table 3D effects 3"/>
-    <w:lsdException w:name="Table Contemporary"/>
-    <w:lsdException w:name="Table Elegant"/>
-    <w:lsdException w:name="Table Professional"/>
-    <w:lsdException w:name="Table Subtle 1"/>
-    <w:lsdException w:name="Table Subtle 2"/>
-    <w:lsdException w:name="Table Web 1"/>
-    <w:lsdException w:name="Table Web 2"/>
-    <w:lsdException w:name="Table Web 3"/>
-    <w:lsdException w:name="Balloon Text"/>
-    <w:lsdException w:name="Table Grid" w:semiHidden="0" w:uiPriority="59" w:unhideWhenUsed="0"/>
-    <w:lsdException w:name="Table Theme"/>
-    <w:lsdException w:name="Light Shading" w:semiHidden="0" w:uiPriority="60" w:unhideWhenUsed="0"/>
-    <w:lsdException w:name="Light List" w:semiHidden="0" w:uiPriority="61" w:unhideWhenUsed="0"/>
-    <w:lsdException w:name="Light Grid" w:semiHidden="0" w:uiPriority="62" w:unhideWhenUsed="0"/>
-    <w:lsdException w:name="Medium Shading 1" w:semiHidden="0" w:uiPriority="63" w:unhideWhenUsed="0"/>
-    <w:lsdException w:name="Medium Shading 2" w:semiHidden="0" w:uiPriority="64" w:unhideWhenUsed="0"/>
-    <w:lsdException w:name="Medium List 1" w:semiHidden="0" w:uiPriority="65" w:unhideWhenUsed="0"/>
-    <w:lsdException w:name="Medium List 2" w:semiHidden="0" w:uiPriority="66" w:unhideWhenUsed="0"/>
-    <w:lsdException w:name="Medium Grid 1" w:semiHidden="0" w:uiPriority="67" w:unhideWhenUsed="0"/>
-    <w:lsdException w:name="Medium Grid 2" w:semiHidden="0" w:uiPriority="68" w:unhideWhenUsed="0"/>
-    <w:lsdException w:name="Medium Grid 3" w:semiHidden="0" w:uiPriority="69" w:unhideWhenUsed="0"/>
-    <w:lsdException w:name="Dark List" w:semiHidden="0" w:uiPriority="70" w:unhideWhenUsed="0"/>
-    <w:lsdException w:name="Colorful Shading" w:semiHidden="0" w:uiPriority="71" w:unhideWhenUsed="0"/>
-    <w:lsdException w:name="Colorful List" w:semiHidden="0" w:uiPriority="72" w:unhideWhenUsed="0"/>
-    <w:lsdException w:name="Colorful Grid" w:semiHidden="0" w:uiPriority="73" w:unhideWhenUsed="0"/>
-    <w:lsdException w:name="Light Shading Accent 1" w:semiHidden="0" w:uiPriority="60" w:unhideWhenUsed="0"/>
-    <w:lsdException w:name="Light List Accent 1" w:semiHidden="0" w:uiPriority="61" w:unhideWhenUsed="0"/>
-    <w:lsdException w:name="Light Grid Accent 1" w:semiHidden="0" w:uiPriority="62" w:unhideWhenUsed="0"/>
-    <w:lsdException w:name="Medium Shading 1 Accent 1" w:semiHidden="0" w:uiPriority="63" w:unhideWhenUsed="0"/>
-    <w:lsdException w:name="Medium Shading 2 Accent 1" w:semiHidden="0" w:uiPriority="64" w:unhideWhenUsed="0"/>
-    <w:lsdException w:name="Medium List 1 Accent 1" w:semiHidden="0" w:uiPriority="65" w:unhideWhenUsed="0"/>
-    <w:lsdException w:name="Medium List 2 Accent 1" w:semiHidden="0" w:uiPriority="66" w:unhideWhenUsed="0"/>
-    <w:lsdException w:name="Medium Grid 1 Accent 1" w:semiHidden="0" w:uiPriority="67" w:unhideWhenUsed="0"/>
-    <w:lsdException w:name="Medium Grid 2 Accent 1" w:semiHidden="0" w:uiPriority="68" w:unhideWhenUsed="0"/>
-    <w:lsdException w:name="Medium Grid 3 Accent 1" w:semiHidden="0" w:uiPriority="69" w:unhideWhenUsed="0"/>
-    <w:lsdException w:name="Dark List Accent 1" w:semiHidden="0" w:uiPriority="70" w:unhideWhenUsed="0"/>
-    <w:lsdException w:name="Colorful Shading Accent 1" w:semiHidden="0" w:uiPriority="71" w:unhideWhenUsed="0"/>
-    <w:lsdException w:name="Colorful List Accent 1" w:semiHidden="0" w:uiPriority="72" w:unhideWhenUsed="0"/>
-    <w:lsdException w:name="Colorful Grid Accent 1" w:semiHidden="0" w:uiPriority="73" w:unhideWhenUsed="0"/>
-    <w:lsdException w:name="Light Shading Accent 2" w:semiHidden="0" w:uiPriority="60" w:unhideWhenUsed="0"/>
-    <w:lsdException w:name="Light List Accent 2" w:semiHidden="0" w:uiPriority="61" w:unhideWhenUsed="0"/>
-    <w:lsdException w:name="Light Grid Accent 2" w:semiHidden="0" w:uiPriority="62" w:unhideWhenUsed="0"/>
-    <w:lsdException w:name="Medium Shading 1 Accent 2" w:semiHidden="0" w:uiPriority="63" w:unhideWhenUsed="0"/>
-    <w:lsdException w:name="Medium Shading 2 Accent 2" w:semiHidden="0" w:uiPriority="64" w:unhideWhenUsed="0"/>
-    <w:lsdException w:name="Medium List 1 Accent 2" w:semiHidden="0" w:uiPriority="65" w:unhideWhenUsed="0"/>
-    <w:lsdException w:name="Medium List 2 Accent 2" w:semiHidden="0" w:uiPriority="66" w:unhideWhenUsed="0"/>
-    <w:lsdException w:name="Medium Grid 1 Accent 2" w:semiHidden="0" w:uiPriority="67" w:unhideWhenUsed="0"/>
-    <w:lsdException w:name="Medium Grid 2 Accent 2" w:semiHidden="0" w:uiPriority="68" w:unhideWhenUsed="0"/>
-    <w:lsdException w:name="Medium Grid 3 Accent 2" w:semiHidden="0" w:uiPriority="69" w:unhideWhenUsed="0"/>
-    <w:lsdException w:name="Dark List Accent 2" w:semiHidden="0" w:uiPriority="70" w:unhideWhenUsed="0"/>
-    <w:lsdException w:name="Colorful Shading Accent 2" w:semiHidden="0" w:uiPriority="71" w:unhideWhenUsed="0"/>
-    <w:lsdException w:name="Colorful List Accent 2" w:semiHidden="0" w:uiPriority="72" w:unhideWhenUsed="0"/>
-    <w:lsdException w:name="Colorful Grid Accent 2" w:semiHidden="0" w:uiPriority="73" w:unhideWhenUsed="0"/>
-    <w:lsdException w:name="Light Shading Accent 3" w:semiHidden="0" w:uiPriority="60" w:unhideWhenUsed="0"/>
-    <w:lsdException w:name="Light List Accent 3" w:semiHidden="0" w:uiPriority="61" w:unhideWhenUsed="0"/>
-    <w:lsdException w:name="Light Grid Accent 3" w:semiHidden="0" w:uiPriority="62" w:unhideWhenUsed="0"/>
-    <w:lsdException w:name="Medium Shading 1 Accent 3" w:semiHidden="0" w:uiPriority="63" w:unhideWhenUsed="0"/>
-    <w:lsdException w:name="Medium Shading 2 Accent 3" w:semiHidden="0" w:uiPriority="64" w:unhideWhenUsed="0"/>
-    <w:lsdException w:name="Medium List 1 Accent 3" w:semiHidden="0" w:uiPriority="65" w:unhideWhenUsed="0"/>
-    <w:lsdException w:name="Medium List 2 Accent 3" w:semiHidden="0" w:uiPriority="66" w:unhideWhenUsed="0"/>
-    <w:lsdException w:name="Medium Grid 1 Accent 3" w:semiHidden="0" w:uiPriority="67" w:unhideWhenUsed="0"/>
-    <w:lsdException w:name="Medium Grid 2 Accent 3" w:semiHidden="0" w:uiPriority="68" w:unhideWhenUsed="0"/>
-    <w:lsdException w:name="Medium Grid 3 Accent 3" w:semiHidden="0" w:uiPriority="69" w:unhideWhenUsed="0"/>
-    <w:lsdException w:name="Dark List Accent 3" w:semiHidden="0" w:uiPriority="70" w:unhideWhenUsed="0"/>
-    <w:lsdException w:name="Colorful Shading Accent 3" w:semiHidden="0" w:uiPriority="71" w:unhideWhenUsed="0"/>
-    <w:lsdException w:name="Colorful List Accent 3" w:semiHidden="0" w:uiPriority="72" w:unhideWhenUsed="0"/>
-    <w:lsdException w:name="Colorful Grid Accent 3" w:semiHidden="0" w:uiPriority="73" w:unhideWhenUsed="0"/>
-    <w:lsdException w:name="Light Shading Accent 4" w:semiHidden="0" w:uiPriority="60" w:unhideWhenUsed="0"/>
-    <w:lsdException w:name="Light List Accent 4" w:semiHidden="0" w:uiPriority="61" w:unhideWhenUsed="0"/>
-    <w:lsdException w:name="Light Grid Accent 4" w:semiHidden="0" w:uiPriority="62" w:unhideWhenUsed="0"/>
-    <w:lsdException w:name="Medium Shading 1 Accent 4" w:semiHidden="0" w:uiPriority="63" w:unhideWhenUsed="0"/>
-    <w:lsdException w:name="Medium Shading 2 Accent 4" w:semiHidden="0" w:uiPriority="64" w:unhideWhenUsed="0"/>
-    <w:lsdException w:name="Medium List 1 Accent 4" w:semiHidden="0" w:uiPriority="65" w:unhideWhenUsed="0"/>
-    <w:lsdException w:name="Medium List 2 Accent 4" w:semiHidden="0" w:uiPriority="66" w:unhideWhenUsed="0"/>
-    <w:lsdException w:name="Medium Grid 1 Accent 4" w:semiHidden="0" w:uiPriority="67" w:unhideWhenUsed="0"/>
-    <w:lsdException w:name="Medium Grid 2 Accent 4" w:semiHidden="0" w:uiPriority="68" w:unhideWhenUsed="0"/>
-    <w:lsdException w:name="Medium Grid 3 Accent 4" w:semiHidden="0" w:uiPriority="69" w:unhideWhenUsed="0"/>
-    <w:lsdException w:name="Dark List Accent 4" w:semiHidden="0" w:uiPriority="70" w:unhideWhenUsed="0"/>
-    <w:lsdException w:name="Colorful Shading Accent 4" w:semiHidden="0" w:uiPriority="71" w:unhideWhenUsed="0"/>
-    <w:lsdException w:name="Colorful List Accent 4" w:semiHidden="0" w:uiPriority="72" w:unhideWhenUsed="0"/>
-    <w:lsdException w:name="Colorful Grid Accent 4" w:semiHidden="0" w:uiPriority="73" w:unhideWhenUsed="0"/>
-    <w:lsdException w:name="Light Shading Accent 5" w:semiHidden="0" w:uiPriority="60" w:unhideWhenUsed="0"/>
-    <w:lsdException w:name="Light List Accent 5" w:semiHidden="0" w:uiPriority="61" w:unhideWhenUsed="0"/>
-    <w:lsdException w:name="Light Grid Accent 5" w:semiHidden="0" w:uiPriority="62" w:unhideWhenUsed="0"/>
-    <w:lsdException w:name="Medium Shading 1 Accent 5" w:semiHidden="0" w:uiPriority="63" w:unhideWhenUsed="0"/>
-    <w:lsdException w:name="Medium Shading 2 Accent 5" w:semiHidden="0" w:uiPriority="64" w:unhideWhenUsed="0"/>
-    <w:lsdException w:name="Medium List 1 Accent 5" w:semiHidden="0" w:uiPriority="65" w:unhideWhenUsed="0"/>
-    <w:lsdException w:name="Medium List 2 Accent 5" w:semiHidden="0" w:uiPriority="66" w:unhideWhenUsed="0"/>
-    <w:lsdException w:name="Medium Grid 1 Accent 5" w:semiHidden="0" w:uiPriority="67" w:unhideWhenUsed="0"/>
-    <w:lsdException w:name="Medium Grid 2 Accent 5" w:semiHidden="0" w:uiPriority="68" w:unhideWhenUsed="0"/>
-    <w:lsdException w:name="Medium Grid 3 Accent 5" w:semiHidden="0" w:uiPriority="69" w:unhideWhenUsed="0"/>
-    <w:lsdException w:name="Dark List Accent 5" w:semiHidden="0" w:uiPriority="70" w:unhideWhenUsed="0"/>
-    <w:lsdException w:name="Colorful Shading Accent 5" w:semiHidden="0" w:uiPriority="71" w:unhideWhenUsed="0"/>
-    <w:lsdException w:name="Colorful List Accent 5" w:semiHidden="0" w:uiPriority="72" w:unhideWhenUsed="0"/>
-    <w:lsdException w:name="Colorful Grid Accent 5" w:semiHidden="0" w:uiPriority="73" w:unhideWhenUsed="0"/>
-    <w:lsdException w:name="Light Shading Accent 6" w:semiHidden="0" w:uiPriority="60" w:unhideWhenUsed="0"/>
-    <w:lsdException w:name="Light List Accent 6" w:semiHidden="0" w:uiPriority="61" w:unhideWhenUsed="0"/>
-    <w:lsdException w:name="Light Grid Accent 6" w:semiHidden="0" w:uiPriority="62" w:unhideWhenUsed="0"/>
-    <w:lsdException w:name="Medium Shading 1 Accent 6" w:semiHidden="0" w:uiPriority="63" w:unhideWhenUsed="0"/>
-    <w:lsdException w:name="Medium Shading 2 Accent 6" w:semiHidden="0" w:uiPriority="64" w:unhideWhenUsed="0"/>
-    <w:lsdException w:name="Medium List 1 Accent 6" w:semiHidden="0" w:uiPriority="65" w:unhideWhenUsed="0"/>
-    <w:lsdException w:name="Medium List 2 Accent 6" w:semiHidden="0" w:uiPriority="66" w:unhideWhenUsed="0"/>
-    <w:lsdException w:name="Medium Grid 1 Accent 6" w:semiHidden="0" w:uiPriority="67" w:unhideWhenUsed="0"/>
-    <w:lsdException w:name="Medium Grid 2 Accent 6" w:semiHidden="0" w:uiPriority="68" w:unhideWhenUsed="0"/>
-    <w:lsdException w:name="Medium Grid 3 Accent 6" w:semiHidden="0" w:uiPriority="69" w:unhideWhenUsed="0"/>
-    <w:lsdException w:name="Dark List Accent 6" w:semiHidden="0" w:uiPriority="70" w:unhideWhenUsed="0"/>
-    <w:lsdException w:name="Colorful Shading Accent 6" w:semiHidden="0" w:uiPriority="71" w:unhideWhenUsed="0"/>
-    <w:lsdException w:name="Colorful List Accent 6" w:semiHidden="0" w:uiPriority="72" w:unhideWhenUsed="0"/>
-    <w:lsdException w:name="Colorful Grid Accent 6" w:semiHidden="0" w:uiPriority="73" w:unhideWhenUsed="0"/>
+  <w:latentStyles w:count="260" w:defQFormat="0" w:defUnhideWhenUsed="1" w:defSemiHidden="1" w:defUIPriority="99" w:defLockedState="0">
+    <w:lsdException w:qFormat="1" w:unhideWhenUsed="0" w:uiPriority="0" w:name="Normal"/>
+    <w:lsdException w:qFormat="1" w:unhideWhenUsed="0" w:uiPriority="9" w:semiHidden="0" w:name="heading 1"/>
+    <w:lsdException w:qFormat="1" w:uiPriority="9" w:name="heading 2"/>
+    <w:lsdException w:qFormat="1" w:uiPriority="9" w:name="heading 3"/>
+    <w:lsdException w:qFormat="1" w:uiPriority="9" w:name="heading 4"/>
+    <w:lsdException w:qFormat="1" w:uiPriority="9" w:name="heading 5"/>
+    <w:lsdException w:qFormat="1" w:uiPriority="9" w:name="heading 6"/>
+    <w:lsdException w:qFormat="1" w:uiPriority="9" w:name="heading 7"/>
+    <w:lsdException w:qFormat="1" w:uiPriority="9" w:name="heading 8"/>
+    <w:lsdException w:qFormat="1" w:uiPriority="9" w:name="heading 9"/>
+    <w:lsdException w:uiPriority="99" w:name="index 1"/>
+    <w:lsdException w:uiPriority="99" w:name="index 2"/>
+    <w:lsdException w:uiPriority="99" w:name="index 3"/>
+    <w:lsdException w:uiPriority="99" w:name="index 4"/>
+    <w:lsdException w:uiPriority="99" w:name="index 5"/>
+    <w:lsdException w:uiPriority="99" w:name="index 6"/>
+    <w:lsdException w:uiPriority="99" w:name="index 7"/>
+    <w:lsdException w:uiPriority="99" w:name="index 8"/>
+    <w:lsdException w:uiPriority="99" w:name="index 9"/>
+    <w:lsdException w:uiPriority="39" w:name="toc 1"/>
+    <w:lsdException w:uiPriority="39" w:name="toc 2"/>
+    <w:lsdException w:uiPriority="39" w:name="toc 3"/>
+    <w:lsdException w:uiPriority="39" w:name="toc 4"/>
+    <w:lsdException w:uiPriority="39" w:name="toc 5"/>
+    <w:lsdException w:uiPriority="39" w:name="toc 6"/>
+    <w:lsdException w:uiPriority="39" w:name="toc 7"/>
+    <w:lsdException w:uiPriority="39" w:name="toc 8"/>
+    <w:lsdException w:uiPriority="39" w:name="toc 9"/>
+    <w:lsdException w:uiPriority="99" w:name="Normal Indent"/>
+    <w:lsdException w:uiPriority="99" w:name="footnote text"/>
+    <w:lsdException w:uiPriority="99" w:name="annotation text"/>
+    <w:lsdException w:uiPriority="99" w:name="header"/>
+    <w:lsdException w:uiPriority="99" w:name="footer"/>
+    <w:lsdException w:uiPriority="99" w:name="index heading"/>
+    <w:lsdException w:qFormat="1" w:uiPriority="35" w:name="caption"/>
+    <w:lsdException w:uiPriority="99" w:name="table of figures"/>
+    <w:lsdException w:uiPriority="99" w:name="envelope address"/>
+    <w:lsdException w:uiPriority="99" w:name="envelope return"/>
+    <w:lsdException w:uiPriority="99" w:name="footnote reference"/>
+    <w:lsdException w:uiPriority="99" w:name="annotation reference"/>
+    <w:lsdException w:uiPriority="99" w:name="line number"/>
+    <w:lsdException w:uiPriority="99" w:name="page number"/>
+    <w:lsdException w:uiPriority="99" w:name="endnote reference"/>
+    <w:lsdException w:uiPriority="99" w:name="endnote text"/>
+    <w:lsdException w:uiPriority="99" w:name="table of authorities"/>
+    <w:lsdException w:uiPriority="99" w:name="macro"/>
+    <w:lsdException w:uiPriority="99" w:name="toa heading"/>
+    <w:lsdException w:uiPriority="99" w:name="List"/>
+    <w:lsdException w:uiPriority="99" w:name="List Bullet"/>
+    <w:lsdException w:uiPriority="99" w:name="List Number"/>
+    <w:lsdException w:uiPriority="99" w:name="List 2"/>
+    <w:lsdException w:uiPriority="99" w:name="List 3"/>
+    <w:lsdException w:uiPriority="99" w:name="List 4"/>
+    <w:lsdException w:uiPriority="99" w:name="List 5"/>
+    <w:lsdException w:uiPriority="99" w:name="List Bullet 2"/>
+    <w:lsdException w:uiPriority="99" w:name="List Bullet 3"/>
+    <w:lsdException w:uiPriority="99" w:name="List Bullet 4"/>
+    <w:lsdException w:uiPriority="99" w:name="List Bullet 5"/>
+    <w:lsdException w:uiPriority="99" w:name="List Number 2"/>
+    <w:lsdException w:uiPriority="99" w:name="List Number 3"/>
+    <w:lsdException w:uiPriority="99" w:name="List Number 4"/>
+    <w:lsdException w:uiPriority="99" w:name="List Number 5"/>
+    <w:lsdException w:qFormat="1" w:unhideWhenUsed="0" w:uiPriority="10" w:semiHidden="0" w:name="Title"/>
+    <w:lsdException w:uiPriority="99" w:name="Closing"/>
+    <w:lsdException w:uiPriority="99" w:name="Signature"/>
+    <w:lsdException w:uiPriority="1" w:name="Default Paragraph Font"/>
+    <w:lsdException w:qFormat="1" w:unhideWhenUsed="0" w:uiPriority="0" w:name="Body Text"/>
+    <w:lsdException w:uiPriority="99" w:name="Body Text Indent"/>
+    <w:lsdException w:uiPriority="99" w:name="List Continue"/>
+    <w:lsdException w:uiPriority="99" w:name="List Continue 2"/>
+    <w:lsdException w:uiPriority="99" w:name="List Continue 3"/>
+    <w:lsdException w:uiPriority="99" w:name="List Continue 4"/>
+    <w:lsdException w:uiPriority="99" w:name="List Continue 5"/>
+    <w:lsdException w:uiPriority="99" w:name="Message Header"/>
+    <w:lsdException w:qFormat="1" w:unhideWhenUsed="0" w:uiPriority="11" w:semiHidden="0" w:name="Subtitle"/>
+    <w:lsdException w:uiPriority="99" w:name="Salutation"/>
+    <w:lsdException w:uiPriority="99" w:name="Date"/>
+    <w:lsdException w:uiPriority="99" w:name="Body Text First Indent"/>
+    <w:lsdException w:uiPriority="99" w:name="Body Text First Indent 2"/>
+    <w:lsdException w:uiPriority="99" w:name="Note Heading"/>
+    <w:lsdException w:uiPriority="99" w:name="Body Text 2"/>
+    <w:lsdException w:uiPriority="99" w:name="Body Text 3"/>
+    <w:lsdException w:uiPriority="99" w:name="Body Text Indent 2"/>
+    <w:lsdException w:uiPriority="99" w:name="Body Text Indent 3"/>
+    <w:lsdException w:uiPriority="99" w:name="Block Text"/>
+    <w:lsdException w:uiPriority="99" w:name="Hyperlink"/>
+    <w:lsdException w:uiPriority="99" w:name="FollowedHyperlink"/>
+    <w:lsdException w:qFormat="1" w:unhideWhenUsed="0" w:uiPriority="22" w:semiHidden="0" w:name="Strong"/>
+    <w:lsdException w:qFormat="1" w:unhideWhenUsed="0" w:uiPriority="20" w:semiHidden="0" w:name="Emphasis"/>
+    <w:lsdException w:uiPriority="99" w:name="Document Map"/>
+    <w:lsdException w:uiPriority="99" w:name="Plain Text"/>
+    <w:lsdException w:uiPriority="99" w:name="E-mail Signature"/>
+    <w:lsdException w:uiPriority="99" w:name="Normal (Web)"/>
+    <w:lsdException w:uiPriority="99" w:name="HTML Acronym"/>
+    <w:lsdException w:uiPriority="99" w:name="HTML Address"/>
+    <w:lsdException w:uiPriority="99" w:name="HTML Cite"/>
+    <w:lsdException w:uiPriority="99" w:name="HTML Code"/>
+    <w:lsdException w:uiPriority="99" w:name="HTML Definition"/>
+    <w:lsdException w:uiPriority="99" w:name="HTML Keyboard"/>
+    <w:lsdException w:uiPriority="99" w:name="HTML Preformatted"/>
+    <w:lsdException w:uiPriority="99" w:name="HTML Sample"/>
+    <w:lsdException w:uiPriority="99" w:name="HTML Typewriter"/>
+    <w:lsdException w:uiPriority="99" w:name="HTML Variable"/>
+    <w:lsdException w:uiPriority="99" w:name="Normal Table"/>
+    <w:lsdException w:uiPriority="99" w:name="annotation subject"/>
+    <w:lsdException w:uiPriority="99" w:name="Table Simple 1"/>
+    <w:lsdException w:uiPriority="99" w:name="Table Simple 2"/>
+    <w:lsdException w:uiPriority="99" w:name="Table Simple 3"/>
+    <w:lsdException w:uiPriority="99" w:name="Table Classic 1"/>
+    <w:lsdException w:uiPriority="99" w:name="Table Classic 2"/>
+    <w:lsdException w:uiPriority="99" w:name="Table Classic 3"/>
+    <w:lsdException w:uiPriority="99" w:name="Table Classic 4"/>
+    <w:lsdException w:uiPriority="99" w:name="Table Colorful 1"/>
+    <w:lsdException w:uiPriority="99" w:name="Table Colorful 2"/>
+    <w:lsdException w:uiPriority="99" w:name="Table Colorful 3"/>
+    <w:lsdException w:uiPriority="99" w:name="Table Columns 1"/>
+    <w:lsdException w:uiPriority="99" w:name="Table Columns 2"/>
+    <w:lsdException w:uiPriority="99" w:name="Table Columns 3"/>
+    <w:lsdException w:uiPriority="99" w:name="Table Columns 4"/>
+    <w:lsdException w:uiPriority="99" w:name="Table Columns 5"/>
+    <w:lsdException w:uiPriority="99" w:name="Table Grid 1"/>
+    <w:lsdException w:uiPriority="99" w:name="Table Grid 2"/>
+    <w:lsdException w:uiPriority="99" w:name="Table Grid 3"/>
+    <w:lsdException w:uiPriority="99" w:name="Table Grid 4"/>
+    <w:lsdException w:uiPriority="99" w:name="Table Grid 5"/>
+    <w:lsdException w:uiPriority="99" w:name="Table Grid 6"/>
+    <w:lsdException w:uiPriority="99" w:name="Table Grid 7"/>
+    <w:lsdException w:uiPriority="99" w:name="Table Grid 8"/>
+    <w:lsdException w:uiPriority="99" w:name="Table List 1"/>
+    <w:lsdException w:uiPriority="99" w:name="Table List 2"/>
+    <w:lsdException w:uiPriority="99" w:name="Table List 3"/>
+    <w:lsdException w:uiPriority="99" w:name="Table List 4"/>
+    <w:lsdException w:uiPriority="99" w:name="Table List 5"/>
+    <w:lsdException w:uiPriority="99" w:name="Table List 6"/>
+    <w:lsdException w:uiPriority="99" w:name="Table List 7"/>
+    <w:lsdException w:uiPriority="99" w:name="Table List 8"/>
+    <w:lsdException w:uiPriority="99" w:name="Table 3D effects 1"/>
+    <w:lsdException w:uiPriority="99" w:name="Table 3D effects 2"/>
+    <w:lsdException w:uiPriority="99" w:name="Table 3D effects 3"/>
+    <w:lsdException w:uiPriority="99" w:name="Table Contemporary"/>
+    <w:lsdException w:uiPriority="99" w:name="Table Elegant"/>
+    <w:lsdException w:uiPriority="99" w:name="Table Professional"/>
+    <w:lsdException w:uiPriority="99" w:name="Table Subtle 1"/>
+    <w:lsdException w:uiPriority="99" w:name="Table Subtle 2"/>
+    <w:lsdException w:uiPriority="99" w:name="Table Web 1"/>
+    <w:lsdException w:uiPriority="99" w:name="Table Web 2"/>
+    <w:lsdException w:uiPriority="99" w:name="Table Web 3"/>
+    <w:lsdException w:uiPriority="99" w:name="Balloon Text"/>
+    <w:lsdException w:unhideWhenUsed="0" w:uiPriority="59" w:semiHidden="0" w:name="Table Grid"/>
+    <w:lsdException w:uiPriority="99" w:name="Table Theme"/>
+    <w:lsdException w:unhideWhenUsed="0" w:uiPriority="60" w:semiHidden="0" w:name="Light Shading"/>
+    <w:lsdException w:unhideWhenUsed="0" w:uiPriority="61" w:semiHidden="0" w:name="Light List"/>
+    <w:lsdException w:unhideWhenUsed="0" w:uiPriority="62" w:semiHidden="0" w:name="Light Grid"/>
+    <w:lsdException w:unhideWhenUsed="0" w:uiPriority="63" w:semiHidden="0" w:name="Medium Shading 1"/>
+    <w:lsdException w:unhideWhenUsed="0" w:uiPriority="64" w:semiHidden="0" w:name="Medium Shading 2"/>
+    <w:lsdException w:unhideWhenUsed="0" w:uiPriority="65" w:semiHidden="0" w:name="Medium List 1"/>
+    <w:lsdException w:unhideWhenUsed="0" w:uiPriority="66" w:semiHidden="0" w:name="Medium List 2"/>
+    <w:lsdException w:unhideWhenUsed="0" w:uiPriority="67" w:semiHidden="0" w:name="Medium Grid 1"/>
+    <w:lsdException w:unhideWhenUsed="0" w:uiPriority="68" w:semiHidden="0" w:name="Medium Grid 2"/>
+    <w:lsdException w:unhideWhenUsed="0" w:uiPriority="69" w:semiHidden="0" w:name="Medium Grid 3"/>
+    <w:lsdException w:unhideWhenUsed="0" w:uiPriority="70" w:semiHidden="0" w:name="Dark List"/>
+    <w:lsdException w:unhideWhenUsed="0" w:uiPriority="71" w:semiHidden="0" w:name="Colorful Shading"/>
+    <w:lsdException w:unhideWhenUsed="0" w:uiPriority="72" w:semiHidden="0" w:name="Colorful List"/>
+    <w:lsdException w:unhideWhenUsed="0" w:uiPriority="73" w:semiHidden="0" w:name="Colorful Grid"/>
+    <w:lsdException w:unhideWhenUsed="0" w:uiPriority="60" w:semiHidden="0" w:name="Light Shading Accent 1"/>
+    <w:lsdException w:unhideWhenUsed="0" w:uiPriority="61" w:semiHidden="0" w:name="Light List Accent 1"/>
+    <w:lsdException w:unhideWhenUsed="0" w:uiPriority="62" w:semiHidden="0" w:name="Light Grid Accent 1"/>
+    <w:lsdException w:unhideWhenUsed="0" w:uiPriority="63" w:semiHidden="0" w:name="Medium Shading 1 Accent 1"/>
+    <w:lsdException w:unhideWhenUsed="0" w:uiPriority="64" w:semiHidden="0" w:name="Medium Shading 2 Accent 1"/>
+    <w:lsdException w:unhideWhenUsed="0" w:uiPriority="65" w:semiHidden="0" w:name="Medium List 1 Accent 1"/>
+    <w:lsdException w:unhideWhenUsed="0" w:uiPriority="66" w:semiHidden="0" w:name="Medium List 2 Accent 1"/>
+    <w:lsdException w:unhideWhenUsed="0" w:uiPriority="67" w:semiHidden="0" w:name="Medium Grid 1 Accent 1"/>
+    <w:lsdException w:unhideWhenUsed="0" w:uiPriority="68" w:semiHidden="0" w:name="Medium Grid 2 Accent 1"/>
+    <w:lsdException w:unhideWhenUsed="0" w:uiPriority="69" w:semiHidden="0" w:name="Medium Grid 3 Accent 1"/>
+    <w:lsdException w:unhideWhenUsed="0" w:uiPriority="70" w:semiHidden="0" w:name="Dark List Accent 1"/>
+    <w:lsdException w:unhideWhenUsed="0" w:uiPriority="71" w:semiHidden="0" w:name="Colorful Shading Accent 1"/>
+    <w:lsdException w:unhideWhenUsed="0" w:uiPriority="72" w:semiHidden="0" w:name="Colorful List Accent 1"/>
+    <w:lsdException w:unhideWhenUsed="0" w:uiPriority="73" w:semiHidden="0" w:name="Colorful Grid Accent 1"/>
+    <w:lsdException w:unhideWhenUsed="0" w:uiPriority="60" w:semiHidden="0" w:name="Light Shading Accent 2"/>
+    <w:lsdException w:unhideWhenUsed="0" w:uiPriority="61" w:semiHidden="0" w:name="Light List Accent 2"/>
+    <w:lsdException w:unhideWhenUsed="0" w:uiPriority="62" w:semiHidden="0" w:name="Light Grid Accent 2"/>
+    <w:lsdException w:unhideWhenUsed="0" w:uiPriority="63" w:semiHidden="0" w:name="Medium Shading 1 Accent 2"/>
+    <w:lsdException w:unhideWhenUsed="0" w:uiPriority="64" w:semiHidden="0" w:name="Medium Shading 2 Accent 2"/>
+    <w:lsdException w:unhideWhenUsed="0" w:uiPriority="65" w:semiHidden="0" w:name="Medium List 1 Accent 2"/>
+    <w:lsdException w:unhideWhenUsed="0" w:uiPriority="66" w:semiHidden="0" w:name="Medium List 2 Accent 2"/>
+    <w:lsdException w:unhideWhenUsed="0" w:uiPriority="67" w:semiHidden="0" w:name="Medium Grid 1 Accent 2"/>
+    <w:lsdException w:unhideWhenUsed="0" w:uiPriority="68" w:semiHidden="0" w:name="Medium Grid 2 Accent 2"/>
+    <w:lsdException w:unhideWhenUsed="0" w:uiPriority="69" w:semiHidden="0" w:name="Medium Grid 3 Accent 2"/>
+    <w:lsdException w:unhideWhenUsed="0" w:uiPriority="70" w:semiHidden="0" w:name="Dark List Accent 2"/>
+    <w:lsdException w:unhideWhenUsed="0" w:uiPriority="71" w:semiHidden="0" w:name="Colorful Shading Accent 2"/>
+    <w:lsdException w:unhideWhenUsed="0" w:uiPriority="72" w:semiHidden="0" w:name="Colorful List Accent 2"/>
+    <w:lsdException w:unhideWhenUsed="0" w:uiPriority="73" w:semiHidden="0" w:name="Colorful Grid Accent 2"/>
+    <w:lsdException w:unhideWhenUsed="0" w:uiPriority="60" w:semiHidden="0" w:name="Light Shading Accent 3"/>
+    <w:lsdException w:unhideWhenUsed="0" w:uiPriority="61" w:semiHidden="0" w:name="Light List Accent 3"/>
+    <w:lsdException w:unhideWhenUsed="0" w:uiPriority="62" w:semiHidden="0" w:name="Light Grid Accent 3"/>
+    <w:lsdException w:unhideWhenUsed="0" w:uiPriority="63" w:semiHidden="0" w:name="Medium Shading 1 Accent 3"/>
+    <w:lsdException w:unhideWhenUsed="0" w:uiPriority="64" w:semiHidden="0" w:name="Medium Shading 2 Accent 3"/>
+    <w:lsdException w:unhideWhenUsed="0" w:uiPriority="65" w:semiHidden="0" w:name="Medium List 1 Accent 3"/>
+    <w:lsdException w:unhideWhenUsed="0" w:uiPriority="66" w:semiHidden="0" w:name="Medium List 2 Accent 3"/>
+    <w:lsdException w:unhideWhenUsed="0" w:uiPriority="67" w:semiHidden="0" w:name="Medium Grid 1 Accent 3"/>
+    <w:lsdException w:unhideWhenUsed="0" w:uiPriority="68" w:semiHidden="0" w:name="Medium Grid 2 Accent 3"/>
+    <w:lsdException w:unhideWhenUsed="0" w:uiPriority="69" w:semiHidden="0" w:name="Medium Grid 3 Accent 3"/>
+    <w:lsdException w:unhideWhenUsed="0" w:uiPriority="70" w:semiHidden="0" w:name="Dark List Accent 3"/>
+    <w:lsdException w:unhideWhenUsed="0" w:uiPriority="71" w:semiHidden="0" w:name="Colorful Shading Accent 3"/>
+    <w:lsdException w:unhideWhenUsed="0" w:uiPriority="72" w:semiHidden="0" w:name="Colorful List Accent 3"/>
+    <w:lsdException w:unhideWhenUsed="0" w:uiPriority="73" w:semiHidden="0" w:name="Colorful Grid Accent 3"/>
+    <w:lsdException w:unhideWhenUsed="0" w:uiPriority="60" w:semiHidden="0" w:name="Light Shading Accent 4"/>
+    <w:lsdException w:unhideWhenUsed="0" w:uiPriority="61" w:semiHidden="0" w:name="Light List Accent 4"/>
+    <w:lsdException w:unhideWhenUsed="0" w:uiPriority="62" w:semiHidden="0" w:name="Light Grid Accent 4"/>
+    <w:lsdException w:unhideWhenUsed="0" w:uiPriority="63" w:semiHidden="0" w:name="Medium Shading 1 Accent 4"/>
+    <w:lsdException w:unhideWhenUsed="0" w:uiPriority="64" w:semiHidden="0" w:name="Medium Shading 2 Accent 4"/>
+    <w:lsdException w:unhideWhenUsed="0" w:uiPriority="65" w:semiHidden="0" w:name="Medium List 1 Accent 4"/>
+    <w:lsdException w:unhideWhenUsed="0" w:uiPriority="66" w:semiHidden="0" w:name="Medium List 2 Accent 4"/>
+    <w:lsdException w:unhideWhenUsed="0" w:uiPriority="67" w:semiHidden="0" w:name="Medium Grid 1 Accent 4"/>
+    <w:lsdException w:unhideWhenUsed="0" w:uiPriority="68" w:semiHidden="0" w:name="Medium Grid 2 Accent 4"/>
+    <w:lsdException w:unhideWhenUsed="0" w:uiPriority="69" w:semiHidden="0" w:name="Medium Grid 3 Accent 4"/>
+    <w:lsdException w:unhideWhenUsed="0" w:uiPriority="70" w:semiHidden="0" w:name="Dark List Accent 4"/>
+    <w:lsdException w:unhideWhenUsed="0" w:uiPriority="71" w:semiHidden="0" w:name="Colorful Shading Accent 4"/>
+    <w:lsdException w:unhideWhenUsed="0" w:uiPriority="72" w:semiHidden="0" w:name="Colorful List Accent 4"/>
+    <w:lsdException w:unhideWhenUsed="0" w:uiPriority="73" w:semiHidden="0" w:name="Colorful Grid Accent 4"/>
+    <w:lsdException w:unhideWhenUsed="0" w:uiPriority="60" w:semiHidden="0" w:name="Light Shading Accent 5"/>
+    <w:lsdException w:unhideWhenUsed="0" w:uiPriority="61" w:semiHidden="0" w:name="Light List Accent 5"/>
+    <w:lsdException w:unhideWhenUsed="0" w:uiPriority="62" w:semiHidden="0" w:name="Light Grid Accent 5"/>
+    <w:lsdException w:unhideWhenUsed="0" w:uiPriority="63" w:semiHidden="0" w:name="Medium Shading 1 Accent 5"/>
+    <w:lsdException w:unhideWhenUsed="0" w:uiPriority="64" w:semiHidden="0" w:name="Medium Shading 2 Accent 5"/>
+    <w:lsdException w:unhideWhenUsed="0" w:uiPriority="65" w:semiHidden="0" w:name="Medium List 1 Accent 5"/>
+    <w:lsdException w:unhideWhenUsed="0" w:uiPriority="66" w:semiHidden="0" w:name="Medium List 2 Accent 5"/>
+    <w:lsdException w:unhideWhenUsed="0" w:uiPriority="67" w:semiHidden="0" w:name="Medium Grid 1 Accent 5"/>
+    <w:lsdException w:unhideWhenUsed="0" w:uiPriority="68" w:semiHidden="0" w:name="Medium Grid 2 Accent 5"/>
+    <w:lsdException w:unhideWhenUsed="0" w:uiPriority="69" w:semiHidden="0" w:name="Medium Grid 3 Accent 5"/>
+    <w:lsdException w:unhideWhenUsed="0" w:uiPriority="70" w:semiHidden="0" w:name="Dark List Accent 5"/>
+    <w:lsdException w:unhideWhenUsed="0" w:uiPriority="71" w:semiHidden="0" w:name="Colorful Shading Accent 5"/>
+    <w:lsdException w:unhideWhenUsed="0" w:uiPriority="72" w:semiHidden="0" w:name="Colorful List Accent 5"/>
+    <w:lsdException w:unhideWhenUsed="0" w:uiPriority="73" w:semiHidden="0" w:name="Colorful Grid Accent 5"/>
+    <w:lsdException w:unhideWhenUsed="0" w:uiPriority="60" w:semiHidden="0" w:name="Light Shading Accent 6"/>
+    <w:lsdException w:unhideWhenUsed="0" w:uiPriority="61" w:semiHidden="0" w:name="Light List Accent 6"/>
+    <w:lsdException w:unhideWhenUsed="0" w:uiPriority="62" w:semiHidden="0" w:name="Light Grid Accent 6"/>
+    <w:lsdException w:unhideWhenUsed="0" w:uiPriority="63" w:semiHidden="0" w:name="Medium Shading 1 Accent 6"/>
+    <w:lsdException w:unhideWhenUsed="0" w:uiPriority="64" w:semiHidden="0" w:name="Medium Shading 2 Accent 6"/>
+    <w:lsdException w:unhideWhenUsed="0" w:uiPriority="65" w:semiHidden="0" w:name="Medium List 1 Accent 6"/>
+    <w:lsdException w:unhideWhenUsed="0" w:uiPriority="66" w:semiHidden="0" w:name="Medium List 2 Accent 6"/>
+    <w:lsdException w:unhideWhenUsed="0" w:uiPriority="67" w:semiHidden="0" w:name="Medium Grid 1 Accent 6"/>
+    <w:lsdException w:unhideWhenUsed="0" w:uiPriority="68" w:semiHidden="0" w:name="Medium Grid 2 Accent 6"/>
+    <w:lsdException w:unhideWhenUsed="0" w:uiPriority="69" w:semiHidden="0" w:name="Medium Grid 3 Accent 6"/>
+    <w:lsdException w:unhideWhenUsed="0" w:uiPriority="70" w:semiHidden="0" w:name="Dark List Accent 6"/>
+    <w:lsdException w:unhideWhenUsed="0" w:uiPriority="71" w:semiHidden="0" w:name="Colorful Shading Accent 6"/>
+    <w:lsdException w:unhideWhenUsed="0" w:uiPriority="72" w:semiHidden="0" w:name="Colorful List Accent 6"/>
+    <w:lsdException w:unhideWhenUsed="0" w:uiPriority="73" w:semiHidden="0" w:name="Colorful Grid Accent 6"/>
   </w:latentStyles>
-  <w:style w:type="paragraph" w:default="1" w:styleId="Normal">
+  <w:style w:type="paragraph" w:default="1" w:styleId="1">
     <w:name w:val="Normal"/>
     <w:semiHidden/>
     <w:qFormat/>
+    <w:uiPriority w:val="0"/>
     <w:pPr>
       <w:kinsoku w:val="0"/>
       <w:autoSpaceDE w:val="0"/>
@@ -5576,7 +5988,7 @@
       <w:textAlignment w:val="baseline"/>
     </w:pPr>
     <w:rPr>
-      <w:rFonts w:ascii="Arial" w:eastAsia="Arial" w:hAnsi="Arial" w:cs="Arial"/>
+      <w:rFonts w:ascii="Arial" w:hAnsi="Arial" w:eastAsia="Arial" w:cs="Arial"/>
       <w:snapToGrid w:val="0"/>
       <w:color w:val="000000"/>
       <w:kern w:val="0"/>
@@ -5585,17 +5997,17 @@
       <w:lang w:val="en-US" w:eastAsia="en-US" w:bidi="ar-SA"/>
     </w:rPr>
   </w:style>
-  <w:style w:type="character" w:default="1" w:styleId="DefaultParagraphFont">
+  <w:style w:type="character" w:default="1" w:styleId="4">
     <w:name w:val="Default Paragraph Font"/>
-    <w:uiPriority w:val="1"/>
     <w:semiHidden/>
     <w:unhideWhenUsed/>
+    <w:uiPriority w:val="1"/>
   </w:style>
-  <w:style w:type="table" w:default="1" w:styleId="TableNormal">
+  <w:style w:type="table" w:default="1" w:styleId="3">
     <w:name w:val="Normal Table"/>
-    <w:uiPriority w:val="99"/>
     <w:semiHidden/>
     <w:unhideWhenUsed/>
+    <w:uiPriority w:val="99"/>
     <w:tblPr>
       <w:tblCellMar>
         <w:top w:w="0" w:type="dxa"/>
@@ -5605,23 +6017,25 @@
       </w:tblCellMar>
     </w:tblPr>
   </w:style>
-  <w:style w:type="paragraph" w:styleId="BodyText">
+  <w:style w:type="paragraph" w:styleId="2">
     <w:name w:val="Body Text"/>
-    <w:basedOn w:val="Normal"/>
+    <w:basedOn w:val="1"/>
     <w:semiHidden/>
     <w:qFormat/>
+    <w:uiPriority w:val="0"/>
     <w:rPr>
-      <w:rFonts w:ascii="Arial" w:eastAsia="Arial" w:hAnsi="Arial" w:cs="Arial"/>
+      <w:rFonts w:ascii="Arial" w:hAnsi="Arial" w:eastAsia="Arial" w:cs="Arial"/>
       <w:sz w:val="21"/>
       <w:szCs w:val="21"/>
       <w:lang w:val="en-US" w:eastAsia="en-US" w:bidi="ar-SA"/>
     </w:rPr>
   </w:style>
-  <w:style w:type="table" w:customStyle="1" w:styleId="TableNormal0">
+  <w:style w:type="table" w:customStyle="1" w:styleId="5">
     <w:name w:val="Table Normal_0"/>
     <w:semiHidden/>
     <w:unhideWhenUsed/>
     <w:qFormat/>
+    <w:uiPriority w:val="0"/>
     <w:tblPr>
       <w:tblCellMar>
         <w:top w:w="0" w:type="dxa"/>
@@ -5631,13 +6045,14 @@
       </w:tblCellMar>
     </w:tblPr>
   </w:style>
-  <w:style w:type="paragraph" w:customStyle="1" w:styleId="TableText">
+  <w:style w:type="paragraph" w:customStyle="1" w:styleId="6">
     <w:name w:val="Table Text"/>
-    <w:basedOn w:val="Normal"/>
+    <w:basedOn w:val="1"/>
     <w:semiHidden/>
     <w:qFormat/>
+    <w:uiPriority w:val="0"/>
     <w:rPr>
-      <w:rFonts w:ascii="Arial" w:eastAsia="Arial" w:hAnsi="Arial" w:cs="Arial"/>
+      <w:rFonts w:ascii="Arial" w:hAnsi="Arial" w:eastAsia="Arial" w:cs="Arial"/>
       <w:sz w:val="21"/>
       <w:szCs w:val="21"/>
       <w:lang w:val="en-US" w:eastAsia="en-US" w:bidi="ar-SA"/>
